--- a/煤科投稿/煤科论文4.29.docx
+++ b/煤科投稿/煤科论文4.29.docx
@@ -94,13 +94,19 @@
         <w:t>摘要：</w:t>
       </w:r>
       <w:r>
-        <w:t>针对传统采区规划中工作面布置主要依赖工程经验、覆岩扰动风险多以后置校核方式参与设计、方案反复调整成本较高等问题，提出一种多场景覆岩扰动约束下采区规划方法。该方法将地表沉陷、含水层扰动和上行开采等风险因素前置引入采区规划过程，围绕采区地质建模、覆岩扰动评价和工作面布置方案筛选，构建有效布置域、煤层厚度连续参数场、综合覆岩扰动指数（</w:t>
+        <w:t>针对传统采区规划中工作面布置主要依赖工程经验、覆岩扰动风险多以后置校核方式参与设计、方案反复调整成本较高等问题，提出一种多场景覆岩扰动约束下采区规划方法。该方法将地表沉陷、含水层扰动和上行开采等风险因素前置引入采区规划过程，围绕采区地质建模、覆岩扰动评价和工作面布置方案筛选，构建有效布置域、煤层厚度连续参数场和综合覆岩扰动指数（</w:t>
       </w:r>
       <w:r>
         <w:t>ODI</w:t>
       </w:r>
       <w:r>
-        <w:t>）和多目标评价方法。以敏东研究区为例，构建</w:t>
+        <w:t>）；在此基础上，采用规则枚举、工程约束过滤和指标统计相结合的方式生成工作面候选方案，并从工程效率、资源回收和扰动控制</w:t>
+      </w:r>
+      <w:r>
+        <w:t>3</w:t>
+      </w:r>
+      <w:r>
+        <w:t>个方面开展多目标比选。以敏东研究区为例，构建</w:t>
       </w:r>
       <w:r>
         <w:t>80×56</w:t>
@@ -244,13 +250,25 @@
         <w:t>0.6353</w:t>
       </w:r>
       <w:r>
-        <w:t>。结果表明，资源覆盖与扰动控制之间存在明显权衡，统一</w:t>
+        <w:t>。阈值与权重敏感性分析表明，单一阈值下的超阈值比例不能稳定代表方案扰动水平，低扰动方案应结合</w:t>
       </w:r>
       <w:r>
         <w:t>ODI</w:t>
       </w:r>
       <w:r>
-        <w:t>约束能够将多场景覆岩扰动结果转化为工作面布置方案的风险统计指标，为采区规划阶段风险前置控制、方案筛选和多目标比选提供参考</w:t>
+        <w:t>均值、</w:t>
+      </w:r>
+      <w:r>
+        <w:t>90%</w:t>
+      </w:r>
+      <w:r>
+        <w:t>分位数和风险综合得分共同判定。结果表明，资源覆盖与扰动控制之间存在明显权衡，统一</w:t>
+      </w:r>
+      <w:r>
+        <w:t>ODI</w:t>
+      </w:r>
+      <w:r>
+        <w:t>约束能够将多场景覆岩扰动结果转化为工作面布置方案的风险统计指标，可为采区规划阶段风险前置控制、方案筛选和多目标比选提供参考</w:t>
       </w:r>
       <w:r>
         <w:t>。</w:t>
@@ -397,15 +415,11 @@
         <w:t xml:space="preserve">Abstract: </w:t>
       </w:r>
       <w:r>
-        <w:t xml:space="preserve">Traditional mining district planning mainly relies on engineering experience for working-face layout, while overburden disturbance risks are often checked after the layout scheme has been formed. This may lead to repeated adjustment of working-face boundaries, coal pillar widths, or mining directions when the scheme conflicts with high-disturbance areas. To address this problem, a mining district planning method under multi-scenario overburden disturbance constraints is proposed. Surface subsidence, aquifer disturbance, and upward mining risks are introduced as pre-constraints in the planning process. The proposed method consists of three key parts: geological modeling of the mining district, multi-scenario overburden disturbance evaluation, and working-face layout generation and screening. An effective layout domain, continuous parameter fields, an integrated overburden disturbance index (ODI), and a multi-objective scheme evaluation method are established. A systematic calculation workflow, including data input, geological modeling, disturbance evaluation, scheme generation, scheme evaluation, and result output, is further developed. A case study in the </w:t>
-      </w:r>
-      <w:proofErr w:type="spellStart"/>
-      <w:r>
-        <w:t>Mindong</w:t>
-      </w:r>
-      <w:proofErr w:type="spellEnd"/>
-      <w:r>
-        <w:t xml:space="preserve"> study area was conducted. An integrated ODI field with 80×56 grids was constructed, with a mean ODI of 0.4669, a 90th percentile of 0.7474, and an exceedance ratio of 15.89% for ODI values greater than 0.70, indicating that high-disturbance sensitive zones exist within the study area. Under the same boundary, parameter fields, and ODI field, the coverage ratios of Scheme A, Scheme B, and Scheme C were 89.34%, 98.52%, and 80.67%, respectively. Their mean ODI values were 0.4463, 0.4552, and 0.4416, and their 90th percentile values were 0.6407, 0.6462, and 0.6353, respectively. The results show that there is an evident trade-off between resource coverage and disturbance control. The unified ODI constraint can transform multi-scenario overburden disturbance results into scheme-level risk statistics, providing a reference for risk pre-control, working-face layout screening, and multi-objective comparison in mining district planning</w:t>
+        <w:t xml:space="preserve">Traditional mining district planning mainly relies on engineering experience for working-face layout, while overburden disturbance risks are often checked after the layout scheme has been formed. This may lead to repeated adjustment of working-face boundaries, coal pillar widths, or mining directions when the scheme conflicts with high-disturbance areas. To address this problem, a mining district planning method under multi-scenario overburden disturbance constraints is proposed. Surface subsidence, aquifer disturbance, and upward mining risks are introduced as pre-constraints in the planning process. An effective layout domain, a continuous coal-thickness parameter field, and an integrated overburden disturbance index (ODI) are established. On this basis, working-face candidate schemes are generated by combining rule-based enumeration, engineering-constraint filtering, and indicator statistics, and are then compared from the perspectives of engineering efficiency, resource recovery, and disturbance control. A case study was conducted in the Mindong study area. An integrated ODI field with 80×56 grids was constructed, with a mean ODI of 0.4669, a 90th percentile of 0.7474, and an exceedance ratio of 15.89% for ODI values greater than 0.70, indicating that high-disturbance sensitive zones exist within the study area. Under the same boundary, parameter field, and ODI field, the coverage ratios of Scheme A, Scheme B, and Scheme C were 89.34%, 98.52%, and 80.67%, respectively. Their mean ODI values were 0.4463, 0.4552, and 0.4416, and their 90th percentile values were 0.6407, 0.6462, and 0.6353, respectively. Threshold and weight sensitivity analyses show that the exceedance ratio under a single threshold cannot stably represent the disturbance level of a layout scheme. A low-disturbance scheme should be identified by jointly considering the mean ODI, the 90th percentile, and the comprehensive risk score. The results indicate an evident trade-off between resource coverage and disturbance control. The unified ODI constraint can transform multi-scenario overburden disturbance results into scheme-level </w:t>
+      </w:r>
+      <w:r>
+        <w:lastRenderedPageBreak/>
+        <w:t>risk statistics, providing a reference for risk pre-control, working-face layout screening, and multi-objective comparison in mining district planning</w:t>
       </w:r>
       <w:r>
         <w:t>.</w:t>
@@ -483,7 +497,6 @@
         <w:pStyle w:val="11"/>
       </w:pPr>
       <w:r>
-        <w:lastRenderedPageBreak/>
         <w:t xml:space="preserve">0 </w:t>
       </w:r>
       <w:r>
@@ -562,7 +575,13 @@
         <w:rPr>
           <w:rFonts w:hint="eastAsia"/>
         </w:rPr>
-        <w:t>但从采矿工程应用角度看，现有研究仍存在不足。首先，采区规划所依赖的钻孔、煤厚、岩性和边界等资料多以离散点、剖面或局部属性形式存在，难以直接转化为工作面布置可调用的空间底图。其次，地表沉陷、含水层扰动和上行开采等风险场景的控制对象和评价口径不同，若分别作为独立约束参与规划，容易造成方案评价尺度不统一。再次，已有采区布置优化研究多侧重几何可行性、资源覆盖或单目标排序，对风险图层如何转化为方案级统计指标，并进一步参与工作面数量、宽度、煤柱留设、推进方向和扰动避让之间的综合权衡，讨论仍不充分</w:t>
+        <w:t>但从采矿工程应用角度看，现有研究仍存在不足。首先，采区规划所依赖的钻孔、煤厚、岩性和边界等资料多以离散点、剖面或局部属性形式存在，难以直接转化为工作面布置可调用的空间底图。其次，地表沉陷、含水层扰动和上行开采等风险场景的控制对象和评价口径不同，若分别作为独立约束参与规划，容易造成方案评价尺度不统一。再次，已有采区布置优化研究多侧重几何可行性、资源覆盖或单目标排序，对风险图层如何转化为方案级统计指标，并进一步参与工作面数量、宽度、煤柱留设、推进方向和扰动避让之间</w:t>
+      </w:r>
+      <w:r>
+        <w:rPr>
+          <w:rFonts w:hint="eastAsia"/>
+        </w:rPr>
+        <w:t>的综合权衡，讨论仍不充分</w:t>
       </w:r>
       <w:r>
         <w:rPr>
@@ -599,13 +618,7 @@
         <w:rPr>
           <w:rFonts w:hint="eastAsia"/>
         </w:rPr>
-        <w:t>个问题：一是采区地质信息的空间化表达，即如何将边界、钻孔和煤层属性转化为工作</w:t>
-      </w:r>
-      <w:r>
-        <w:rPr>
-          <w:rFonts w:hint="eastAsia"/>
-        </w:rPr>
-        <w:t>面布置可调用的有效布置域和连续参数场；二是多场景覆岩扰动的统一评价，即如何将地表沉陷、含水层扰动和上行开采等不同风险转化为规划阶段可使用的扰动约束；三是工作面布置方案的生成与筛选，即如何在满足煤柱、工作面宽度、推进方向和几何可实施性等采矿约束的基础上，形成可比较的候选方案，并从工程效率、资源回收和扰动控制等方面进行优选。</w:t>
+        <w:t>个问题：一是采区地质信息的空间化表达，即如何将边界、钻孔和煤层属性转化为工作面布置可调用的有效布置域和连续参数场；二是多场景覆岩扰动的统一评价，即如何将地表沉陷、含水层扰动和上行开采等不同风险转化为规划阶段可使用的扰动约束；三是工作面布置方案的生成与筛选，即如何在满足煤柱、工作面宽度、推进方向和几何可实施性等采矿约束的基础上，形成可比较的候选方案，并从工程效率、资源回收和扰动控制等方面进行优选。</w:t>
       </w:r>
     </w:p>
     <w:p>
@@ -625,6 +638,9 @@
       <w:r>
         <w:t>。</w:t>
       </w:r>
+      <w:r>
+        <w:t>本文重点在于建立覆岩扰动风险进入采区规划的工程计算流程和方案评价口径，而非构建面向所有矿井条件的通用智能优化算法。</w:t>
+      </w:r>
     </w:p>
     <w:p>
       <w:pPr>
@@ -654,6 +670,7 @@
         <w:pStyle w:val="12"/>
       </w:pPr>
       <w:r>
+        <w:lastRenderedPageBreak/>
         <w:t xml:space="preserve">1.1 </w:t>
       </w:r>
       <w:r>
@@ -700,14 +717,13 @@
         <w:rPr>
           <w:rFonts w:hint="eastAsia"/>
         </w:rPr>
-        <w:t>针对上述问题，本文将地表沉陷、含水层扰动和上行开采等覆岩扰动风险前置到采区规划阶段，</w:t>
-      </w:r>
-      <w:r>
-        <w:rPr>
-          <w:rFonts w:hint="eastAsia"/>
-        </w:rPr>
-        <w:lastRenderedPageBreak/>
-        <w:t>构建多场景覆岩扰动约束下的采区规划模式。该模式的基本思路是：在工作面布置方案生成之前，先将采区边界、钻孔样点和设计参数转化为有效布置域与连续参数场，再将多场景覆岩扰动评价结果统一组织为综合扰动约束，最后在该约束下生成和筛选工作面布置方案。</w:t>
+        <w:t>针对上述问题，本文将地表沉陷、含水层扰动和上行开采等覆岩扰动风险前置到采区规划阶段，构建多场景覆岩扰动约束下的采区规划模式。该</w:t>
+      </w:r>
+      <w:r>
+        <w:rPr>
+          <w:rFonts w:hint="eastAsia"/>
+        </w:rPr>
+        <w:t>模式的基本思路是：在工作面布置方案生成之前，先将采区边界、钻孔样点和设计参数转化为有效布置域与连续参数场，再将多场景覆岩扰动评价结果统一组织为综合扰动约束，最后在该约束下生成和筛选工作面布置方案。</w:t>
       </w:r>
     </w:p>
     <w:p>
@@ -722,10 +738,7 @@
         <w:t>3</w:t>
       </w:r>
       <w:r>
-        <w:t>个方面：一是覆岩扰动由后置校</w:t>
-      </w:r>
-      <w:r>
-        <w:t>核转为前置约束，使高扰动敏感区在方案生成阶段即可被识别；二是钻孔、煤厚、边界和煤柱等信息被组织到同一空间基础上，为工作面布置提供连续参数支撑；三是不同方案通过工程效率、资源回收和扰动控制指标进行比较，使规划偏好能够转化为可量化的方案差异</w:t>
+        <w:t>个方面：一是覆岩扰动由后置校核转为前置约束，使高扰动敏感区在方案生成阶段即可被识别；二是钻孔、煤厚、边界和煤柱等信息被组织到同一空间基础上，为工作面布置提供连续参数支撑；三是不同方案通过工程效率、资源回收和扰动控制指标进行比较，使规划偏好能够转化为可量化的方案差异</w:t>
       </w:r>
       <w:r>
         <w:rPr>
@@ -784,7 +797,7 @@
           <w:noProof/>
         </w:rPr>
         <w:drawing>
-          <wp:inline distT="0" distB="0" distL="0" distR="0" wp14:anchorId="24F9AE72" wp14:editId="754F2BA8">
+          <wp:inline distT="0" distB="0" distL="0" distR="0" wp14:anchorId="24F9AE72" wp14:editId="6EC165BC">
             <wp:extent cx="5778000" cy="3181833"/>
             <wp:effectExtent l="0" t="0" r="0" b="0"/>
             <wp:docPr id="3" name="图片 2"/>
@@ -943,37 +956,45 @@
     </w:p>
     <w:p>
       <w:pPr>
+        <w:pStyle w:val="12"/>
+      </w:pPr>
+      <w:r>
+        <w:t xml:space="preserve">1.3 </w:t>
+      </w:r>
+      <w:r>
+        <w:t>多场景约束采区规划需解决的关键问题</w:t>
+      </w:r>
+    </w:p>
+    <w:p>
+      <w:pPr>
         <w:pStyle w:val="100"/>
         <w:ind w:firstLine="420"/>
       </w:pPr>
       <w:r>
-        <w:rPr>
-          <w:rFonts w:hint="eastAsia"/>
-        </w:rPr>
-        <w:t>多场景约束下采区规划具有</w:t>
-      </w:r>
-      <w:r>
-        <w:rPr>
-          <w:rFonts w:hint="eastAsia"/>
-        </w:rPr>
+        <w:t>多场景覆岩扰动约束下的采区规划，不是简单地在传统布置方案后增加一个风险校核环节，而是需要将地质信息、扰动风险和工作面布置过程前置耦合。对采区规划而言，首先要明确工作</w:t>
+      </w:r>
+      <w:r>
+        <w:t>面能够布置在哪里，其次要判断不同区域的覆岩扰动风险强弱，最后还要在资源回收、工程效率和扰动控制之间进行方案取舍。因此，该类规划需要围绕采区地质信息空间化、多场景覆岩扰动统一评价和工作面布置方案筛选</w:t>
+      </w:r>
+      <w:r>
         <w:t>3</w:t>
       </w:r>
       <w:r>
-        <w:rPr>
-          <w:rFonts w:hint="eastAsia"/>
-        </w:rPr>
-        <w:t>个特点。第一，风险控制前置。覆岩扰动不再只是工作面布置完成后的校核指标，而是在方案生成阶段参与布置约束。第二，规划对象空间化。钻孔、煤厚、边界和煤柱等信息被组织到同一空间框架中，为工作面布置提供连续参数基础。第三，方案比较指标化。不同布置方案不再仅依据覆盖面积或经验判断优劣，而是通过工程效率、资源回收和扰动控制等指标进行综合比较。</w:t>
-      </w:r>
-    </w:p>
-    <w:p>
-      <w:pPr>
-        <w:pStyle w:val="12"/>
-      </w:pPr>
-      <w:r>
-        <w:t xml:space="preserve">1.3 </w:t>
-      </w:r>
-      <w:r>
-        <w:t>多场景约束采区规划需解决的关键问题</w:t>
+        <w:t>个问题展开</w:t>
+      </w:r>
+      <w:r>
+        <w:t>。</w:t>
+      </w:r>
+    </w:p>
+    <w:p>
+      <w:pPr>
+        <w:pStyle w:val="130"/>
+      </w:pPr>
+      <w:r>
+        <w:t xml:space="preserve">1.3.1 </w:t>
+      </w:r>
+      <w:r>
+        <w:t>采区地质信息空间化表达</w:t>
       </w:r>
     </w:p>
     <w:p>
@@ -982,30 +1003,14 @@
         <w:ind w:firstLine="420"/>
       </w:pPr>
       <w:r>
-        <w:t>多场景覆岩扰动约束下的采区规划，不是简单地在传统布置方案后增加一个风险校核环节，</w:t>
-      </w:r>
-      <w:r>
-        <w:t>而是需要将地质信息、扰动风险和工作面布置过程前置耦合。对采区规划而言，首先要明确工作面能够布置在哪里，其次要判断不同区域的覆岩扰动风险强弱，最后还要在资源回收、工程效率和扰动控制之间进行方案取舍。因此，该类规划需要围绕采区地质信息空间化、多场景覆岩扰动统一评价和工作面布置方案筛选</w:t>
-      </w:r>
-      <w:r>
-        <w:t>3</w:t>
-      </w:r>
-      <w:r>
-        <w:t>个问题展开</w:t>
+        <w:t>采区规划首先依赖可靠的地质基础。钻孔样点、煤层厚度、岩性分布、采区边界和煤柱参数等资料虽然能够反映采区地质与工程约束条件，但其数据形式并不统一。其中，钻孔和煤层属性多表现为离散点，边界和煤柱约束则表现为空间几何条件。若这些信息仅作为设计背景或局部参数</w:t>
+      </w:r>
+      <w:r>
+        <w:lastRenderedPageBreak/>
+        <w:t>使用，难以直接支撑工作面布置和方案统计</w:t>
       </w:r>
       <w:r>
         <w:t>。</w:t>
-      </w:r>
-    </w:p>
-    <w:p>
-      <w:pPr>
-        <w:pStyle w:val="130"/>
-      </w:pPr>
-      <w:r>
-        <w:t xml:space="preserve">1.3.1 </w:t>
-      </w:r>
-      <w:r>
-        <w:t>采区地质信息空间化表达</w:t>
       </w:r>
     </w:p>
     <w:p>
@@ -1014,10 +1019,21 @@
         <w:ind w:firstLine="420"/>
       </w:pPr>
       <w:r>
-        <w:t>采区规划首先依赖可靠的地质基础。钻孔样点、煤层厚度、岩性分布、采区边界和煤柱参数等资料虽然能够反映采区地质与工程约束条件，但其数据形式并不统一。其中，钻孔和煤层属性多表现为离散点，边界和煤柱约束则表现为空间几何条件。若这些信息仅作为设计背景或局部参数使用，难以直接支撑工作面布置和方案统计</w:t>
+        <w:t>因此，需要将离散地质资料和边界约束转化为采区规划可调用的空间对象。有效布置域用于明确工作面可布置范围，连续参数场用于表达煤层厚度等资源属性的空间变化。通过这一处理，采区规划可以由依赖经验判断的平面布置，转向基于空间数据的工作面方案生成</w:t>
       </w:r>
       <w:r>
         <w:t>。</w:t>
+      </w:r>
+    </w:p>
+    <w:p>
+      <w:pPr>
+        <w:pStyle w:val="130"/>
+      </w:pPr>
+      <w:r>
+        <w:t xml:space="preserve">1.3.2 </w:t>
+      </w:r>
+      <w:r>
+        <w:t>多场景覆岩扰动统一评价</w:t>
       </w:r>
     </w:p>
     <w:p>
@@ -1026,25 +1042,13 @@
         <w:ind w:firstLine="420"/>
       </w:pPr>
       <w:r>
-        <w:t>因此，需要将离散地质资料和边界约束转化为采区规划可调用的空间对象。有效布置域用于明确工作面可布置范围，连续参数场用于表达煤层厚度等资源属性的空间变化。通过这一处理，</w:t>
-      </w:r>
-      <w:r>
-        <w:lastRenderedPageBreak/>
-        <w:t>采区规划可以由依赖经验判断的平面布置，转向基于空间数据的工作面方案生成</w:t>
-      </w:r>
-      <w:r>
+        <w:t>覆岩扰动风险在采区规划中具有明显的多场景特征。地表沉陷反映覆岩整体移动及地表变形影响，含水层扰动与导水裂隙带发育高度、隔水层厚度和含水层敏感性有关，上行开采则更关注上覆岩层再扰动条件下的结构稳定性和安全边界。由于不同风险场景的控制对象和评价指标不同，若分别作为独立约束进入规划，容易造成同一工作面方案在不同场景下评价结果难以统一</w:t>
+      </w:r>
+      <w:r>
+        <w:rPr>
+          <w:rFonts w:hint="eastAsia"/>
+        </w:rPr>
         <w:t>。</w:t>
-      </w:r>
-    </w:p>
-    <w:p>
-      <w:pPr>
-        <w:pStyle w:val="130"/>
-      </w:pPr>
-      <w:r>
-        <w:t xml:space="preserve">1.3.2 </w:t>
-      </w:r>
-      <w:r>
-        <w:t>多场景覆岩扰动统一评价</w:t>
       </w:r>
     </w:p>
     <w:p>
@@ -1053,13 +1057,27 @@
         <w:ind w:firstLine="420"/>
       </w:pPr>
       <w:r>
-        <w:t>覆岩扰动风险在采区规划中具有明显的多场景特征。地表沉陷反映覆岩整体移动及地表变形影响，含水层扰动与导水裂隙带发育高度、隔水层厚度和含水层敏感性有关，上行开采则更关注上覆岩层再扰动条件下的结构稳定性和安全边界。由于不同风险场景的控制对象和评价指标不同，若分别作为独立约束进入规划，容易造成同一工作面方案在不同场景下评价结果难以统一</w:t>
-      </w:r>
-      <w:r>
-        <w:rPr>
-          <w:rFonts w:hint="eastAsia"/>
-        </w:rPr>
+        <w:t>因此，需要建立面向采区规划的综合扰动表达方式，将不同风险场景转换为同一空间尺度下的扰动约束。综合</w:t>
+      </w:r>
+      <w:r>
+        <w:t>ODI</w:t>
+      </w:r>
+      <w:r>
+        <w:t>场的作用在于为工作面布置提供风险底图，使高扰动敏感区能够在方案生成阶段被识别和避让</w:t>
+      </w:r>
+      <w:r>
         <w:t>。</w:t>
+      </w:r>
+    </w:p>
+    <w:p>
+      <w:pPr>
+        <w:pStyle w:val="130"/>
+      </w:pPr>
+      <w:r>
+        <w:t xml:space="preserve">1.3.3 </w:t>
+      </w:r>
+      <w:r>
+        <w:t>工作面布置方案生成与多目标筛选</w:t>
       </w:r>
     </w:p>
     <w:p>
@@ -1068,27 +1086,13 @@
         <w:ind w:firstLine="420"/>
       </w:pPr>
       <w:r>
-        <w:t>因此，需要建立面向采区规划的综合扰动表达方式，将不同风险场景转换为同一空间尺度下的扰动约束。综合</w:t>
-      </w:r>
-      <w:r>
-        <w:t>ODI</w:t>
-      </w:r>
-      <w:r>
-        <w:t>场的作用在于为工作面布置提供风险底图，使高扰动敏感区能够在方案生成阶段被识别和避让</w:t>
-      </w:r>
-      <w:r>
+        <w:t>在地质模型和扰动约束确定后，采区规划仍需解决工作面如何布置、方案如何筛选的问题。工作面数量、宽度、推进方向、煤柱留设和推进长度共同决定采区布置形态，也影响资源回收、巷道组织和覆岩扰动暴露程度。若单纯追求覆盖率，可能增加工作面与高扰动区的接触；若过度避让风险，又可能降低资源回收水平和生产组织效率</w:t>
+      </w:r>
+      <w:r>
+        <w:rPr>
+          <w:rFonts w:hint="eastAsia"/>
+        </w:rPr>
         <w:t>。</w:t>
-      </w:r>
-    </w:p>
-    <w:p>
-      <w:pPr>
-        <w:pStyle w:val="130"/>
-      </w:pPr>
-      <w:r>
-        <w:t xml:space="preserve">1.3.3 </w:t>
-      </w:r>
-      <w:r>
-        <w:t>工作面布置方案生成与多目标筛选</w:t>
       </w:r>
     </w:p>
     <w:p>
@@ -1097,13 +1101,30 @@
         <w:ind w:firstLine="420"/>
       </w:pPr>
       <w:r>
-        <w:t>在地质模型和扰动约束确定后，采区规划仍需解决工作面如何布置、方案如何筛选的问题。工作面数量、宽度、推进方向、煤柱留设和推进长度共同决定采区布置形态，也影响资源回收、巷道组织和覆岩扰动暴露程度。若单纯追求覆盖率，可能增加工作面与高扰动区的接触；若过度避让风险，又可能降低资源回收水平和生产组织效率</w:t>
+        <w:t>因此，多场景约束下的采区规划应在满足基本采矿约束的前提下，生成具有工程可实施性的候选方案，并从工程效率、资源回收和扰动控制</w:t>
+      </w:r>
+      <w:r>
+        <w:t>3</w:t>
+      </w:r>
+      <w:r>
+        <w:t>个方面进行筛选。这样可以把不同规划偏好下的方案差异转化为可比较的指标结果</w:t>
       </w:r>
       <w:r>
         <w:rPr>
           <w:rFonts w:hint="eastAsia"/>
         </w:rPr>
         <w:t>。</w:t>
+      </w:r>
+    </w:p>
+    <w:p>
+      <w:pPr>
+        <w:pStyle w:val="11"/>
+      </w:pPr>
+      <w:r>
+        <w:t xml:space="preserve">2 </w:t>
+      </w:r>
+      <w:r>
+        <w:t>多场景约束采区规划关键方法</w:t>
       </w:r>
     </w:p>
     <w:p>
@@ -1112,13 +1133,19 @@
         <w:ind w:firstLine="420"/>
       </w:pPr>
       <w:r>
-        <w:t>因此，多场景约束下的采区规划应在满足基本采矿约束的前提下，生成具有工程可实施性的候选方案，并从工程效率、资源回收和扰动控制</w:t>
-      </w:r>
-      <w:r>
-        <w:t>3</w:t>
-      </w:r>
-      <w:r>
-        <w:t>个方面进行筛选。这样可以把不同规划偏好下的方案差异转化为可比较的指标结果</w:t>
+        <w:t>在多场景约束采区规划中，地质信息、覆岩扰动风险和工作面布置方案需要在同一空间基础上进行组织。本文首先构建有效布置域和煤层厚度连续参数场，形成工作面布置的基础底图；然后建立综合</w:t>
+      </w:r>
+      <w:r>
+        <w:t>ODI</w:t>
+      </w:r>
+      <w:r>
+        <w:t>场，将不同覆岩扰动风险转化为规划约束；最后在有效布置域和</w:t>
+      </w:r>
+      <w:r>
+        <w:t>ODI</w:t>
+      </w:r>
+      <w:r>
+        <w:t>场共同约束下生成工作面方案，并从工程效率、资源回收和扰动控制方面进行筛选</w:t>
       </w:r>
       <w:r>
         <w:rPr>
@@ -1129,13 +1156,13 @@
     </w:p>
     <w:p>
       <w:pPr>
-        <w:pStyle w:val="11"/>
-      </w:pPr>
-      <w:r>
-        <w:t xml:space="preserve">2 </w:t>
-      </w:r>
-      <w:r>
-        <w:t>多场景约束采区规划关键方法</w:t>
+        <w:pStyle w:val="12"/>
+      </w:pPr>
+      <w:r>
+        <w:t xml:space="preserve">2.1 </w:t>
+      </w:r>
+      <w:r>
+        <w:t>采区地质建模与有效布置域构建</w:t>
       </w:r>
     </w:p>
     <w:p>
@@ -1144,36 +1171,10 @@
         <w:ind w:firstLine="420"/>
       </w:pPr>
       <w:r>
-        <w:t>在多场景约束采区规划中，地质信息、覆岩扰动风险和工作面布置方案需要在同一空间基础上进行组织。本文首先构建有效布置域和煤层厚度连续参数场，形成工作面布置的基础底图；然后建立综合</w:t>
-      </w:r>
-      <w:r>
-        <w:t>ODI</w:t>
-      </w:r>
-      <w:r>
-        <w:t>场，将不同覆岩扰动风险转化为规划约束；最后在有效布置域和</w:t>
-      </w:r>
-      <w:r>
-        <w:t>ODI</w:t>
-      </w:r>
-      <w:r>
-        <w:t>场共同约束下生成工作面方案，并从工程效率、资源回收和扰动控制方面进行筛选</w:t>
-      </w:r>
-      <w:r>
-        <w:rPr>
-          <w:rFonts w:hint="eastAsia"/>
-        </w:rPr>
-        <w:t>。</w:t>
-      </w:r>
-    </w:p>
-    <w:p>
-      <w:pPr>
-        <w:pStyle w:val="12"/>
-      </w:pPr>
-      <w:r>
-        <w:t xml:space="preserve">2.1 </w:t>
-      </w:r>
-      <w:r>
-        <w:t>采区地质建模与有效布置域构建</w:t>
+        <w:rPr>
+          <w:rFonts w:hint="eastAsia"/>
+        </w:rPr>
+        <w:t>采区地质建模是工作面布置方案生成的基础。传统采区规划中，采区边界、钻孔、煤层厚度、煤柱参数和局部保护对象往往分别作为图纸、表格或设计经验参与规划，缺少统一的空间表达方式。为使这些信息能够直接进入工作面布置过程，需要将原始边界和离散钻孔资料转化为有效布置域和连续参数场。</w:t>
       </w:r>
     </w:p>
     <w:p>
@@ -1182,16 +1183,24 @@
         <w:ind w:firstLine="420"/>
       </w:pPr>
       <w:r>
-        <w:rPr>
-          <w:rFonts w:hint="eastAsia"/>
-        </w:rPr>
-        <w:t>采区地质建模是工作面布置方案生成的基础。传统采区规划中，采区边界、钻孔、煤层厚度、煤柱参数和局部保护对象往往分别作为图纸、表格或设计经验参与规划，缺少统一的空间表达方式。为使这些信息能够直接进入工作面布置过程，需</w:t>
-      </w:r>
-      <w:r>
-        <w:rPr>
-          <w:rFonts w:hint="eastAsia"/>
-        </w:rPr>
-        <w:t>要将原始边界和离散钻孔资料转化为有效布置域和连续参数场。</w:t>
+        <w:t>有效布置域用于限定工作面可布置范围，连续参数场用于表达煤层厚度等资源属性的空间变化，二者共同构成采区规划的基础空间底图</w:t>
+      </w:r>
+      <w:r>
+        <w:rPr>
+          <w:rFonts w:hint="eastAsia"/>
+        </w:rPr>
+        <w:t>。</w:t>
+      </w:r>
+    </w:p>
+    <w:p>
+      <w:pPr>
+        <w:pStyle w:val="130"/>
+      </w:pPr>
+      <w:r>
+        <w:t xml:space="preserve">2.1.1 </w:t>
+      </w:r>
+      <w:r>
+        <w:t>有效布置域构建</w:t>
       </w:r>
     </w:p>
     <w:p>
@@ -1200,24 +1209,7 @@
         <w:ind w:firstLine="420"/>
       </w:pPr>
       <w:r>
-        <w:t>有效布置域用于限定工作面可布置范围，连续参数场用于表达煤层厚度等资源属性的空间变化，二者共同构成采区规划的基础空间底图</w:t>
-      </w:r>
-      <w:r>
-        <w:rPr>
-          <w:rFonts w:hint="eastAsia"/>
-        </w:rPr>
-        <w:t>。</w:t>
-      </w:r>
-    </w:p>
-    <w:p>
-      <w:pPr>
-        <w:pStyle w:val="130"/>
-      </w:pPr>
-      <w:r>
-        <w:t xml:space="preserve">2.1.1 </w:t>
-      </w:r>
-      <w:r>
-        <w:t>有效布置域构建</w:t>
+        <w:t>原始采区边界通常不能直接作为工作面布置边界。实际设计中，边界煤柱、区段煤柱、保护对象、构造影响区和局部不可采区域均会压缩可布置空间。若直接依据原始边界进行工作面划分，容易出现越界布置、煤柱不足或局部几何形态不满足工程实施要求等问题。</w:t>
       </w:r>
     </w:p>
     <w:p>
@@ -1226,7 +1218,13 @@
         <w:ind w:firstLine="420"/>
       </w:pPr>
       <w:r>
-        <w:t>原始采区边界通常不能直接作为工作面布置边界。实际设计中，边界煤柱、区段煤柱、保护对象、构造影响区和局部不可采区域均会压缩可布置空间。若直接依据原始边界进行工作面划分，容易出现越界布置、煤柱不足或局部几何形态不满足工程实施要求等问题。</w:t>
+        <w:t>因此，本文在原始采区边界基础上叠加边界煤柱、区段煤柱和局部保护约束，通过边界内缩、局部裁剪和几何合法性检查，构建有效布置域。</w:t>
+      </w:r>
+      <w:r>
+        <w:t>在实际矿井中，工作面布置还会受到断层、陷落柱、采空区、地表保护对象和局部禁采区等复杂空间约束影响。上述对象可根据其控制范围和保护距离转化为多边形约束区，并通过空间裁剪或差集运算从原始采区边界中剔除。由此得到的有效布置域不仅考虑边界煤柱和区段煤柱，也可进一步叠加断层保护煤柱、构造避让区和局部不可采区域等约束。本文案例主要考虑边界煤柱和区段煤柱约束，复杂构造约束可按相同方式扩展进入有效布置域构建过程</w:t>
+      </w:r>
+      <w:r>
+        <w:t>。</w:t>
       </w:r>
     </w:p>
     <w:p>
@@ -1235,7 +1233,7 @@
         <w:ind w:firstLine="420"/>
       </w:pPr>
       <w:r>
-        <w:t>因此，本文在原始采区边界基础上叠加边界煤柱、区段煤柱和局部保护约束，通过边界内缩、局部裁剪和几何合法性检查，构建有效布置域。设原始采区边界为</w:t>
+        <w:t>设原始采区边界为</w:t>
       </w:r>
       <w:r>
         <w:t xml:space="preserve"> </w:t>
@@ -1617,7 +1615,11 @@
         <w:ind w:firstLine="420"/>
       </w:pPr>
       <w:r>
-        <w:t>钻孔资料是采区规划中反映煤层赋存条件的重要基础，但钻孔样点具有离散性，难以直接用于工作面覆盖范围统计和资源条件评价。若仅依据少量钻孔点或剖面判断煤厚变化，容易忽略采区内部资源属性的空间差异。因此，需要将钻孔样点转化为连续参数场，使煤层厚度等属性能够以空间变量形式参与方案评价。</w:t>
+        <w:t>钻孔资料是采区规划中反映煤层赋存条件的</w:t>
+      </w:r>
+      <w:r>
+        <w:lastRenderedPageBreak/>
+        <w:t>重要基础，但钻孔样点具有离散性，难以直接用于工作面覆盖范围统计和资源条件评价。若仅依据少量钻孔点或剖面判断煤厚变化，容易忽略采区内部资源属性的空间差异。因此，需要将钻孔样点转化为连续参数场，使煤层厚度等属性能够以空间变量形式参与方案评价。</w:t>
       </w:r>
     </w:p>
     <w:p>
@@ -2249,74 +2251,28 @@
         <w:ind w:firstLine="420"/>
       </w:pPr>
       <w:r>
-        <w:t>其中，</w:t>
-      </w:r>
-      <m:oMath>
-        <m:sSub>
-          <m:sSubPr>
-            <m:ctrlPr>
-              <w:rPr>
-                <w:rFonts w:ascii="Cambria Math" w:hAnsi="Cambria Math"/>
-              </w:rPr>
-            </m:ctrlPr>
-          </m:sSubPr>
-          <m:e>
-            <m:r>
-              <w:rPr>
-                <w:rFonts w:ascii="Cambria Math" w:hAnsi="Cambria Math"/>
-              </w:rPr>
-              <m:t>λ</m:t>
-            </m:r>
-          </m:e>
-          <m:sub>
-            <m:r>
-              <w:rPr>
-                <w:rFonts w:ascii="Cambria Math" w:hAnsi="Cambria Math"/>
-              </w:rPr>
-              <m:t>i</m:t>
-            </m:r>
-          </m:sub>
-        </m:sSub>
-        <m:r>
-          <w:rPr>
-            <w:rFonts w:ascii="Cambria Math" w:hAnsi="Cambria Math"/>
-          </w:rPr>
-          <m:t>(x)</m:t>
-        </m:r>
-      </m:oMath>
-      <w:r>
-        <w:t xml:space="preserve"> </w:t>
-      </w:r>
-      <w:r>
-        <w:t>为第</w:t>
-      </w:r>
-      <w:r>
-        <w:t xml:space="preserve"> </w:t>
-      </w:r>
-      <m:oMath>
-        <m:r>
-          <w:rPr>
-            <w:rFonts w:ascii="Cambria Math" w:hAnsi="Cambria Math"/>
-          </w:rPr>
-          <m:t>i</m:t>
-        </m:r>
-      </m:oMath>
-      <w:r>
-        <w:t>个钻孔样点对位置</w:t>
-      </w:r>
-      <w:r>
-        <w:t xml:space="preserve"> </w:t>
-      </w:r>
-      <m:oMath>
-        <m:r>
-          <w:rPr>
-            <w:rFonts w:ascii="Cambria Math" w:hAnsi="Cambria Math"/>
-          </w:rPr>
-          <m:t>x</m:t>
-        </m:r>
-      </m:oMath>
-      <w:r>
-        <w:t>的空间权重。本文采用反距离加权法构建煤层厚度连续参数场，其权重为</w:t>
+        <w:t>本文采用反距离加权法主要考虑其参数设置简单、计算效率较高，适合在候选方案快速生成和多轮比选中构建基础煤层厚度场。需要指出的是，</w:t>
+      </w:r>
+      <w:r>
+        <w:t>IDW</w:t>
+      </w:r>
+      <w:r>
+        <w:t>方法未显式考虑空间自相关结构，在钻孔分布不均或地质构造复杂区域可能产生局部平滑或</w:t>
+      </w:r>
+      <w:r>
+        <w:t>“</w:t>
+      </w:r>
+      <w:r>
+        <w:t>牛眼</w:t>
+      </w:r>
+      <w:r>
+        <w:t>”</w:t>
+      </w:r>
+      <w:r>
+        <w:t>效应。对于断层发育、褶曲明显或钻孔</w:t>
+      </w:r>
+      <w:r>
+        <w:t>控制程度较高的矿区，后续可引入普通克里金、协同克里金或构造约束插值方法，提高连续参数场构建精度。本文重点在于说明煤层厚度等地质属性如何进入工作面布置方案评价，因此未将不同插值方法的精度对比作为研究重点</w:t>
       </w:r>
       <w:r>
         <w:t>。</w:t>
@@ -2345,10 +2301,7 @@
         <w:ind w:firstLine="420"/>
       </w:pPr>
       <w:r>
-        <w:t>采区规划中的覆岩扰动风险并非单一来源。地表沉陷主要反映覆岩整体移动及地表变形影响，含水层扰动主要受导水裂隙带发育高度、隔水层厚度和含水层敏感性控制，上行开采则更关注上覆岩层再扰动条件下的结构稳定性和安全边界。上述风险均与采动覆岩响应有关，但控制对象、</w:t>
-      </w:r>
-      <w:r>
-        <w:t>评价指标和判据口径并不相同。</w:t>
+        <w:t>采区规划中的覆岩扰动风险并非单一来源。地表沉陷主要反映覆岩整体移动及地表变形影响，含水层扰动主要受导水裂隙带发育高度、隔水层厚度和含水层敏感性控制，上行开采则更关注上覆岩层再扰动条件下的结构稳定性和安全边界。上述风险均与采动覆岩响应有关，但控制对象、评价指标和判据口径并不相同。</w:t>
       </w:r>
     </w:p>
     <w:p>
@@ -2593,34 +2546,62 @@
         <w:ind w:firstLine="420"/>
       </w:pPr>
       <w:r>
-        <w:t>在</w:t>
-      </w:r>
-      <w:r>
-        <w:fldChar w:fldCharType="begin"/>
-      </w:r>
-      <w:r>
-        <w:instrText xml:space="preserve"> REF _Ref227925743 \h </w:instrText>
-      </w:r>
-      <w:r>
-        <w:fldChar w:fldCharType="separate"/>
-      </w:r>
-      <w:r>
-        <w:rPr>
-          <w:rFonts w:hint="eastAsia"/>
-        </w:rPr>
         <w:t>图</w:t>
       </w:r>
       <w:r>
-        <w:rPr>
-          <w:noProof/>
-        </w:rPr>
         <w:t>2</w:t>
       </w:r>
       <w:r>
-        <w:fldChar w:fldCharType="end"/>
-      </w:r>
-      <w:r>
-        <w:t>所示关系中，不同扰动分量并非替代专项安全评价，而是作为采区规划阶段的统一风险输入。设规划域为</w:t>
+        <w:t>中，地质因素主要包括煤层厚度、埋深、岩性组合、隔水层条件和含水层赋存特征等，开采因素主要包括工作面宽度、采高、推进方向、煤柱留设和开采顺序等；响应指标主要包括位移、应力和裂隙发育等覆岩响应特征。在采区规划应用中，上述底层因素和响应指标并不直接作为工</w:t>
+      </w:r>
+      <w:r>
+        <w:t>作面方案筛选指标，而是通过地表沉陷扰动、含水层扰动和上行开采扰动</w:t>
+      </w:r>
+      <w:r>
+        <w:t>3</w:t>
+      </w:r>
+      <w:r>
+        <w:t>类场景化分量进入综合</w:t>
+      </w:r>
+      <w:r>
+        <w:t>ODI</w:t>
+      </w:r>
+      <w:r>
+        <w:t>场。</w:t>
+      </w:r>
+    </w:p>
+    <w:p>
+      <w:pPr>
+        <w:pStyle w:val="100"/>
+        <w:ind w:firstLine="420"/>
+      </w:pPr>
+      <w:r>
+        <w:t>需要说明的是，本文所用</w:t>
+      </w:r>
+      <w:r>
+        <w:t>ODI</w:t>
+      </w:r>
+      <w:r>
+        <w:t>来源于覆岩扰动量化指标体系。该体系以地质条件和开采条件为影响因素，以位移、应力和裂隙发育为响应指</w:t>
+      </w:r>
+      <w:r>
+        <w:lastRenderedPageBreak/>
+        <w:t>标，并通过敏感性分析和综合贡献度计算建立权重体系，使</w:t>
+      </w:r>
+      <w:r>
+        <w:t>ODI</w:t>
+      </w:r>
+      <w:r>
+        <w:t>具有明确的物理基础和多场景适应能力。考虑到本文重点为采区规划应用，不展开底层响应指标的完整计算过程，仅保留面向地表沉陷、含水层扰动和上行开采场景的归一化分量及其权重组织形式。</w:t>
+      </w:r>
+    </w:p>
+    <w:p>
+      <w:pPr>
+        <w:pStyle w:val="100"/>
+        <w:ind w:firstLine="420"/>
+      </w:pPr>
+      <w:r>
+        <w:t>设规划域为</w:t>
       </w:r>
       <w:r>
         <w:t xml:space="preserve"> </w:t>
@@ -3298,7 +3279,7 @@
         </m:d>
       </m:oMath>
       <w:r>
-        <w:t>，数值越大表示综合覆岩扰动越强。需要说明的是，</w:t>
+        <w:t>，数值越大表示综合覆岩扰动越强。</w:t>
       </w:r>
       <w:r>
         <w:t>ODI</w:t>
@@ -3313,16 +3294,103 @@
         <w:ind w:firstLine="420"/>
       </w:pPr>
       <w:r>
-        <w:t>本文所用</w:t>
-      </w:r>
-      <w:r>
-        <w:t>ODI</w:t>
-      </w:r>
-      <w:r>
-        <w:t>来源于覆岩扰动量化指标体系，</w:t>
-      </w:r>
-      <w:r>
-        <w:t>其底层指标包括地质因素、开采因素以及位移、应力和裂隙发育等响应指标。考虑到本文重点为采区规划应用，不再展开底层指标敏感性和权重计算过程，仅保留面向地表沉陷、含水层扰动和上行开采场景的归一化分量及其权重组织形式。</w:t>
+        <w:t>权重</w:t>
+      </w:r>
+      <w:r>
+        <w:t xml:space="preserve"> </w:t>
+      </w:r>
+      <m:oMath>
+        <m:sSub>
+          <m:sSubPr>
+            <m:ctrlPr>
+              <w:rPr>
+                <w:rFonts w:ascii="Cambria Math" w:hAnsi="Cambria Math"/>
+              </w:rPr>
+            </m:ctrlPr>
+          </m:sSubPr>
+          <m:e>
+            <m:r>
+              <w:rPr>
+                <w:rFonts w:ascii="Cambria Math" w:hAnsi="Cambria Math"/>
+              </w:rPr>
+              <m:t>w</m:t>
+            </m:r>
+          </m:e>
+          <m:sub>
+            <m:r>
+              <w:rPr>
+                <w:rFonts w:ascii="Cambria Math" w:hAnsi="Cambria Math"/>
+              </w:rPr>
+              <m:t>s</m:t>
+            </m:r>
+          </m:sub>
+        </m:sSub>
+      </m:oMath>
+      <w:r>
+        <w:t>、</w:t>
+      </w:r>
+      <m:oMath>
+        <m:sSub>
+          <m:sSubPr>
+            <m:ctrlPr>
+              <w:rPr>
+                <w:rFonts w:ascii="Cambria Math" w:hAnsi="Cambria Math"/>
+              </w:rPr>
+            </m:ctrlPr>
+          </m:sSubPr>
+          <m:e>
+            <m:r>
+              <w:rPr>
+                <w:rFonts w:ascii="Cambria Math" w:hAnsi="Cambria Math"/>
+              </w:rPr>
+              <m:t>w</m:t>
+            </m:r>
+          </m:e>
+          <m:sub>
+            <m:r>
+              <w:rPr>
+                <w:rFonts w:ascii="Cambria Math" w:hAnsi="Cambria Math"/>
+              </w:rPr>
+              <m:t>a</m:t>
+            </m:r>
+          </m:sub>
+        </m:sSub>
+      </m:oMath>
+      <w:r>
+        <w:t>、</w:t>
+      </w:r>
+      <m:oMath>
+        <m:sSub>
+          <m:sSubPr>
+            <m:ctrlPr>
+              <w:rPr>
+                <w:rFonts w:ascii="Cambria Math" w:hAnsi="Cambria Math"/>
+              </w:rPr>
+            </m:ctrlPr>
+          </m:sSubPr>
+          <m:e>
+            <m:r>
+              <w:rPr>
+                <w:rFonts w:ascii="Cambria Math" w:hAnsi="Cambria Math"/>
+              </w:rPr>
+              <m:t>w</m:t>
+            </m:r>
+          </m:e>
+          <m:sub>
+            <m:r>
+              <w:rPr>
+                <w:rFonts w:ascii="Cambria Math" w:hAnsi="Cambria Math"/>
+              </w:rPr>
+              <m:t>u</m:t>
+            </m:r>
+          </m:sub>
+        </m:sSub>
+      </m:oMath>
+      <w:r>
+        <w:t xml:space="preserve"> </w:t>
+      </w:r>
+      <w:r>
+        <w:t>反映不同扰动场景在采区规划中的相对重要性。其取值不应作为跨矿区通用常量，而应结合矿区主控风险、保护对象类型、水文地质条件和开采技术条件确定。一般可表示为：</w:t>
       </w:r>
     </w:p>
     <w:p>
@@ -3330,6 +3398,316 @@
         <w:pStyle w:val="100"/>
         <w:ind w:firstLine="420"/>
       </w:pPr>
+      <m:oMathPara>
+        <m:oMath>
+          <m:sSub>
+            <m:sSubPr>
+              <m:ctrlPr>
+                <w:rPr>
+                  <w:rFonts w:ascii="Cambria Math" w:hAnsi="Cambria Math"/>
+                </w:rPr>
+              </m:ctrlPr>
+            </m:sSubPr>
+            <m:e>
+              <m:r>
+                <w:rPr>
+                  <w:rFonts w:ascii="Cambria Math" w:hAnsi="Cambria Math"/>
+                </w:rPr>
+                <m:t>w</m:t>
+              </m:r>
+            </m:e>
+            <m:sub>
+              <m:r>
+                <w:rPr>
+                  <w:rFonts w:ascii="Cambria Math" w:hAnsi="Cambria Math"/>
+                </w:rPr>
+                <m:t>k</m:t>
+              </m:r>
+            </m:sub>
+          </m:sSub>
+          <m:r>
+            <w:rPr>
+              <w:rFonts w:ascii="Cambria Math" w:hAnsi="Cambria Math"/>
+            </w:rPr>
+            <m:t>=</m:t>
+          </m:r>
+          <m:f>
+            <m:fPr>
+              <m:ctrlPr>
+                <w:rPr>
+                  <w:rFonts w:ascii="Cambria Math" w:hAnsi="Cambria Math"/>
+                </w:rPr>
+              </m:ctrlPr>
+            </m:fPr>
+            <m:num>
+              <m:sSub>
+                <m:sSubPr>
+                  <m:ctrlPr>
+                    <w:rPr>
+                      <w:rFonts w:ascii="Cambria Math" w:hAnsi="Cambria Math"/>
+                    </w:rPr>
+                  </m:ctrlPr>
+                </m:sSubPr>
+                <m:e>
+                  <m:r>
+                    <w:rPr>
+                      <w:rFonts w:ascii="Cambria Math" w:hAnsi="Cambria Math"/>
+                    </w:rPr>
+                    <m:t>I</m:t>
+                  </m:r>
+                </m:e>
+                <m:sub>
+                  <m:r>
+                    <w:rPr>
+                      <w:rFonts w:ascii="Cambria Math" w:hAnsi="Cambria Math"/>
+                    </w:rPr>
+                    <m:t>k</m:t>
+                  </m:r>
+                </m:sub>
+              </m:sSub>
+            </m:num>
+            <m:den>
+              <m:nary>
+                <m:naryPr>
+                  <m:chr m:val="∑"/>
+                  <m:limLoc m:val="undOvr"/>
+                  <m:grow m:val="1"/>
+                  <m:ctrlPr>
+                    <w:rPr>
+                      <w:rFonts w:ascii="Cambria Math" w:hAnsi="Cambria Math"/>
+                    </w:rPr>
+                  </m:ctrlPr>
+                </m:naryPr>
+                <m:sub>
+                  <m:r>
+                    <w:rPr>
+                      <w:rFonts w:ascii="Cambria Math" w:hAnsi="Cambria Math"/>
+                    </w:rPr>
+                    <m:t>k=1</m:t>
+                  </m:r>
+                </m:sub>
+                <m:sup>
+                  <m:r>
+                    <w:rPr>
+                      <w:rFonts w:ascii="Cambria Math" w:hAnsi="Cambria Math"/>
+                    </w:rPr>
+                    <m:t>3</m:t>
+                  </m:r>
+                </m:sup>
+                <m:e>
+                  <m:sSub>
+                    <m:sSubPr>
+                      <m:ctrlPr>
+                        <w:rPr>
+                          <w:rFonts w:ascii="Cambria Math" w:hAnsi="Cambria Math"/>
+                        </w:rPr>
+                      </m:ctrlPr>
+                    </m:sSubPr>
+                    <m:e>
+                      <m:r>
+                        <w:rPr>
+                          <w:rFonts w:ascii="Cambria Math" w:hAnsi="Cambria Math"/>
+                        </w:rPr>
+                        <m:t>I</m:t>
+                      </m:r>
+                    </m:e>
+                    <m:sub>
+                      <m:r>
+                        <w:rPr>
+                          <w:rFonts w:ascii="Cambria Math" w:hAnsi="Cambria Math"/>
+                        </w:rPr>
+                        <m:t>k</m:t>
+                      </m:r>
+                    </m:sub>
+                  </m:sSub>
+                </m:e>
+              </m:nary>
+            </m:den>
+          </m:f>
+          <m:r>
+            <w:rPr>
+              <w:rFonts w:ascii="Cambria Math" w:hAnsi="Cambria Math"/>
+            </w:rPr>
+            <m:t>,k=s,a,u</m:t>
+          </m:r>
+        </m:oMath>
+      </m:oMathPara>
+    </w:p>
+    <w:p>
+      <w:pPr>
+        <w:pStyle w:val="100"/>
+        <w:ind w:firstLine="420"/>
+      </w:pPr>
+      <w:r>
+        <w:t>式中：</w:t>
+      </w:r>
+      <m:oMath>
+        <m:sSub>
+          <m:sSubPr>
+            <m:ctrlPr>
+              <w:rPr>
+                <w:rFonts w:ascii="Cambria Math" w:hAnsi="Cambria Math"/>
+              </w:rPr>
+            </m:ctrlPr>
+          </m:sSubPr>
+          <m:e>
+            <m:r>
+              <w:rPr>
+                <w:rFonts w:ascii="Cambria Math" w:hAnsi="Cambria Math"/>
+              </w:rPr>
+              <m:t>I</m:t>
+            </m:r>
+          </m:e>
+          <m:sub>
+            <m:r>
+              <w:rPr>
+                <w:rFonts w:ascii="Cambria Math" w:hAnsi="Cambria Math"/>
+              </w:rPr>
+              <m:t>k</m:t>
+            </m:r>
+          </m:sub>
+        </m:sSub>
+      </m:oMath>
+      <w:r>
+        <w:t xml:space="preserve"> </w:t>
+      </w:r>
+      <w:r>
+        <w:t>为第</w:t>
+      </w:r>
+      <w:r>
+        <w:t xml:space="preserve"> </w:t>
+      </w:r>
+      <m:oMath>
+        <m:r>
+          <w:rPr>
+            <w:rFonts w:ascii="Cambria Math" w:hAnsi="Cambria Math"/>
+          </w:rPr>
+          <m:t>k</m:t>
+        </m:r>
+      </m:oMath>
+      <w:r>
+        <w:t>类扰动场景的重要性判别值，可由专家判别、历史灾害统计、专项评价结果或现场约束等级综合确定。本文以敏东研究区覆岩扰动控制需求为基础，综合考虑地表沉陷影响范围、含水层扰动敏感性和上行开采约束强度，选取</w:t>
+      </w:r>
+      <w:r>
+        <w:t xml:space="preserve"> </w:t>
+      </w:r>
+      <m:oMath>
+        <m:sSub>
+          <m:sSubPr>
+            <m:ctrlPr>
+              <w:rPr>
+                <w:rFonts w:ascii="Cambria Math" w:hAnsi="Cambria Math"/>
+              </w:rPr>
+            </m:ctrlPr>
+          </m:sSubPr>
+          <m:e>
+            <m:r>
+              <w:rPr>
+                <w:rFonts w:ascii="Cambria Math" w:hAnsi="Cambria Math"/>
+              </w:rPr>
+              <m:t>w</m:t>
+            </m:r>
+          </m:e>
+          <m:sub>
+            <m:r>
+              <w:rPr>
+                <w:rFonts w:ascii="Cambria Math" w:hAnsi="Cambria Math"/>
+              </w:rPr>
+              <m:t>s</m:t>
+            </m:r>
+          </m:sub>
+        </m:sSub>
+        <m:r>
+          <w:rPr>
+            <w:rFonts w:ascii="Cambria Math" w:hAnsi="Cambria Math"/>
+          </w:rPr>
+          <m:t>=0.45</m:t>
+        </m:r>
+      </m:oMath>
+      <w:r>
+        <w:t>、</w:t>
+      </w:r>
+      <m:oMath>
+        <m:sSub>
+          <m:sSubPr>
+            <m:ctrlPr>
+              <w:rPr>
+                <w:rFonts w:ascii="Cambria Math" w:hAnsi="Cambria Math"/>
+              </w:rPr>
+            </m:ctrlPr>
+          </m:sSubPr>
+          <m:e>
+            <m:r>
+              <w:rPr>
+                <w:rFonts w:ascii="Cambria Math" w:hAnsi="Cambria Math"/>
+              </w:rPr>
+              <m:t>w</m:t>
+            </m:r>
+          </m:e>
+          <m:sub>
+            <m:r>
+              <w:rPr>
+                <w:rFonts w:ascii="Cambria Math" w:hAnsi="Cambria Math"/>
+              </w:rPr>
+              <m:t>a</m:t>
+            </m:r>
+          </m:sub>
+        </m:sSub>
+        <m:r>
+          <w:rPr>
+            <w:rFonts w:ascii="Cambria Math" w:hAnsi="Cambria Math"/>
+          </w:rPr>
+          <m:t>=0.30</m:t>
+        </m:r>
+      </m:oMath>
+      <w:r>
+        <w:t>、</w:t>
+      </w:r>
+      <m:oMath>
+        <m:sSub>
+          <m:sSubPr>
+            <m:ctrlPr>
+              <w:rPr>
+                <w:rFonts w:ascii="Cambria Math" w:hAnsi="Cambria Math"/>
+              </w:rPr>
+            </m:ctrlPr>
+          </m:sSubPr>
+          <m:e>
+            <m:r>
+              <w:rPr>
+                <w:rFonts w:ascii="Cambria Math" w:hAnsi="Cambria Math"/>
+              </w:rPr>
+              <m:t>w</m:t>
+            </m:r>
+          </m:e>
+          <m:sub>
+            <m:r>
+              <w:rPr>
+                <w:rFonts w:ascii="Cambria Math" w:hAnsi="Cambria Math"/>
+              </w:rPr>
+              <m:t>u</m:t>
+            </m:r>
+          </m:sub>
+        </m:sSub>
+        <m:r>
+          <w:rPr>
+            <w:rFonts w:ascii="Cambria Math" w:hAnsi="Cambria Math"/>
+          </w:rPr>
+          <m:t>=0.25</m:t>
+        </m:r>
+      </m:oMath>
+      <w:r>
+        <w:t xml:space="preserve"> </w:t>
+      </w:r>
+      <w:r>
+        <w:t>作为基准权重，用于开展方案生成和比选。为避免单一权重组合对方案判定造成偏差，后文进一步设置多组权重情景开展敏感性分析。</w:t>
+      </w:r>
+    </w:p>
+    <w:p>
+      <w:pPr>
+        <w:pStyle w:val="100"/>
+        <w:ind w:firstLine="420"/>
+      </w:pPr>
       <w:r>
         <w:t>在采区规划中，</w:t>
       </w:r>
@@ -3355,12 +3733,12 @@
         <w:t>90%</w:t>
       </w:r>
       <w:r>
-        <w:t>分位数和超阈值暴露比例，可将图层级扰动结果转化为方案级风险指标，并与工程效率、资源回收目标共同参与方案筛选</w:t>
-      </w:r>
-      <w:r>
-        <w:rPr>
-          <w:rFonts w:hint="eastAsia"/>
-        </w:rPr>
+        <w:t>分位数和超阈值暴露比例，可将图层级扰动结果转化为方案级风险指标，并与工程效率、资源回收目标共同参与方案筛选。多场景覆岩扰动评价对象及规划作用见表</w:t>
+      </w:r>
+      <w:r>
+        <w:t>1</w:t>
+      </w:r>
+      <w:r>
         <w:t>。</w:t>
       </w:r>
     </w:p>
@@ -3430,7 +3808,10 @@
         <w:pStyle w:val="15"/>
       </w:pPr>
       <w:r>
-        <w:t>Table 1 Evaluation objects and planning functions of multi-scenario overburden disturbance</w:t>
+        <w:t>Table 1 Evaluation objects and planning functions of multi-</w:t>
+      </w:r>
+      <w:r>
+        <w:t>scenario overburden disturbance</w:t>
       </w:r>
     </w:p>
     <w:tbl>
@@ -3698,7 +4079,6 @@
                 <w:rFonts w:eastAsia="宋体"/>
                 <w:sz w:val="18"/>
               </w:rPr>
-              <w:lastRenderedPageBreak/>
               <w:t>含水层扰动</w:t>
             </w:r>
           </w:p>
@@ -4009,7 +4389,7 @@
         <w:t>ODI</w:t>
       </w:r>
       <w:r>
-        <w:t>场确定后，采区规划可进一步转化为工作面布置方案生成与多目标筛选问题。该过程面向的是具体工作面布置方案，而不是单纯的空间评价图层。每一个候选方案均包含工作面数量、宽度、推进方向、煤柱配置、占用区域和推进长度等信息，其优劣取决于工程效率、资源回收和扰动控制之间的综合表现。</w:t>
+        <w:t>场确定后，采区规划可进一步转化为工作面布置方案生成与多目标筛选问题。该过程面向具体工作面布置方案，而不是单纯的空间评价图层。每一个候选方案均包含工作面数量、工作面宽度、推进方向、煤柱配置、占用区域和推进长度等信息，其优劣取决于工程效率、资源回收和扰动控制之间的综合表现。</w:t>
       </w:r>
     </w:p>
     <w:p>
@@ -4195,10 +4575,7 @@
         </m:sSub>
       </m:oMath>
       <w:r>
-        <w:t>可由工作面数量、工作面宽度、推进方向、煤柱配置、工作面占用区域和推进长度等要素表示</w:t>
-      </w:r>
-      <w:r>
-        <w:t>：</w:t>
+        <w:t>可由工作面数量、工作面宽度、推进方向、煤柱配置、工作面占用区域和推进长度等要素表示：</w:t>
       </w:r>
     </w:p>
     <w:p>
@@ -4707,13 +5084,15 @@
               </m:r>
             </m:sub>
           </m:sSub>
-          <m:r>
-            <m:rPr>
-              <m:sty m:val="p"/>
-            </m:rPr>
-            <w:br/>
-          </m:r>
         </m:oMath>
+      </m:oMathPara>
+    </w:p>
+    <w:p>
+      <w:pPr>
+        <w:pStyle w:val="100"/>
+        <w:ind w:firstLine="420"/>
+      </w:pPr>
+      <m:oMathPara>
         <m:oMath>
           <m:sSub>
             <m:sSubPr>
@@ -4808,13 +5187,15 @@
               </m:r>
             </m:sub>
           </m:sSub>
-          <m:r>
-            <m:rPr>
-              <m:sty m:val="p"/>
-            </m:rPr>
-            <w:br/>
-          </m:r>
         </m:oMath>
+      </m:oMathPara>
+    </w:p>
+    <w:p>
+      <w:pPr>
+        <w:pStyle w:val="100"/>
+        <w:ind w:firstLine="420"/>
+      </w:pPr>
+      <m:oMathPara>
         <m:oMath>
           <m:sSub>
             <m:sSubPr>
@@ -4909,13 +5290,15 @@
               </m:r>
             </m:sub>
           </m:sSub>
-          <m:r>
-            <m:rPr>
-              <m:sty m:val="p"/>
-            </m:rPr>
-            <w:br/>
-          </m:r>
         </m:oMath>
+      </m:oMathPara>
+    </w:p>
+    <w:p>
+      <w:pPr>
+        <w:pStyle w:val="100"/>
+        <w:ind w:firstLine="420"/>
+      </w:pPr>
+      <m:oMathPara>
         <m:oMath>
           <m:sSub>
             <m:sSubPr>
@@ -5093,37 +5476,33 @@
         <w:ind w:firstLine="420"/>
       </w:pPr>
       <w:r>
-        <w:t>候选方案生成采用</w:t>
-      </w:r>
-      <w:r>
-        <w:t>“</w:t>
-      </w:r>
-      <w:r>
-        <w:t>规则生成</w:t>
-      </w:r>
-      <w:r>
-        <w:t>—</w:t>
-      </w:r>
-      <w:r>
-        <w:t>约束过滤</w:t>
-      </w:r>
-      <w:r>
-        <w:t>—</w:t>
-      </w:r>
-      <w:r>
-        <w:t>指标统计</w:t>
-      </w:r>
-      <w:r>
-        <w:t>”</w:t>
-      </w:r>
-      <w:r>
-        <w:t>的方式完成。首先，依据允许推进方向、工作面宽度、煤柱参数和有效布置域生成初始工作面组合；其次，剔除越界、重叠、煤柱不足、推进长度不满足要求或形态异常的方案；最后，统计各方案的覆盖率、煤层厚度场利用程度和</w:t>
+        <w:t>本文候选方案生成采用</w:t>
+      </w:r>
+      <w:r>
+        <w:rPr>
+          <w:b/>
+          <w:bCs/>
+        </w:rPr>
+        <w:t>规则枚举与工程约束过滤相结合的方法</w:t>
+      </w:r>
+      <w:r>
+        <w:t>，不采用随机搜索或遗传算法。首先，根据主控推进方向、工作面宽度、边界煤柱和区段煤柱等参数，在有效布置域内构造平行工作面条带；其次，通过条带平移、组合和裁剪生成</w:t>
+      </w:r>
+      <w:r>
+        <w:lastRenderedPageBreak/>
+        <w:t>初始工作面布置方案；然后对初始方案进行越界、重叠、煤柱不足、推进长度不足和几何形态异常检查，剔除不满足采矿约束的方案；最后，对保留方案统计覆盖率、煤层厚度场利用程度、</w:t>
       </w:r>
       <w:r>
         <w:t>ODI</w:t>
       </w:r>
       <w:r>
-        <w:t>扰动暴露水平，形成可用于比选的候选方案集合。</w:t>
+        <w:t>均值、</w:t>
+      </w:r>
+      <w:r>
+        <w:t>90%</w:t>
+      </w:r>
+      <w:r>
+        <w:t>分位数和超阈值暴露比例，并依据推进方向、煤柱配置、工作面数量和空间占用范围进行去重，形成有限候选方案集合。</w:t>
       </w:r>
     </w:p>
     <w:p>
@@ -5132,22 +5511,3510 @@
         <w:ind w:firstLine="420"/>
       </w:pPr>
       <w:r>
-        <w:t>在方案筛选中，本文设置工程效率、资源回收和扰动控制</w:t>
-      </w:r>
-      <w:r>
-        <w:t>3</w:t>
-      </w:r>
-      <w:r>
-        <w:t>类目标。工程效率主要反映工作面</w:t>
-      </w:r>
-      <w:r>
-        <w:t>数量、推进长度均衡性、布局规整性和巷道组织便利性；资源回收主要反映方案覆盖率及煤层厚度场利用程度；扰动控制则以方案区域内的</w:t>
+        <w:t>该过程可概括为：</w:t>
+      </w:r>
+    </w:p>
+    <w:p>
+      <w:pPr>
+        <w:pStyle w:val="100"/>
+        <w:ind w:firstLine="420"/>
+      </w:pPr>
+      <w:r>
+        <w:t>参数取值确定</w:t>
+      </w:r>
+      <w:r>
+        <w:t xml:space="preserve"> → </w:t>
+      </w:r>
+      <w:r>
+        <w:t>工作面条带构造</w:t>
+      </w:r>
+      <w:r>
+        <w:t xml:space="preserve"> → </w:t>
+      </w:r>
+      <w:r>
+        <w:t>空间组合生成</w:t>
+      </w:r>
+      <w:r>
+        <w:t xml:space="preserve"> → </w:t>
+      </w:r>
+      <w:r>
+        <w:t>采矿约束过滤</w:t>
+      </w:r>
+      <w:r>
+        <w:t xml:space="preserve"> → </w:t>
+      </w:r>
+      <w:r>
+        <w:t>方案指标统计</w:t>
+      </w:r>
+      <w:r>
+        <w:t xml:space="preserve"> → </w:t>
+      </w:r>
+      <w:r>
+        <w:t>重复方案合并。</w:t>
+      </w:r>
+    </w:p>
+    <w:p>
+      <w:pPr>
+        <w:pStyle w:val="100"/>
+        <w:ind w:firstLine="420"/>
+      </w:pPr>
+      <w:r>
+        <w:t>与直接对网格单元进行全排列不同，该方法以工作面条带为基本生成对象，搜索空间主要由推进方向、工作面宽度、煤柱宽度和条带平移步长决定，能够避免网格级组合爆炸。后续工程效率优先、资源回收优先和低扰动候选方案均在该有限候选集合内进行筛选。</w:t>
+      </w:r>
+    </w:p>
+    <w:p>
+      <w:pPr>
+        <w:pStyle w:val="100"/>
+        <w:ind w:firstLine="420"/>
+      </w:pPr>
+      <w:r>
+        <w:t>为使不同方案的分项指标具有可比性，本文将工程效率、资源回收和扰动控制分别转换为统一评分。工程效率评分综合考虑有效覆盖率、工作面数量复杂度、推进长度均衡性和短推进惩罚，可表示为：</w:t>
+      </w:r>
+    </w:p>
+    <w:p>
+      <w:pPr>
+        <w:pStyle w:val="100"/>
+        <w:ind w:firstLine="420"/>
+      </w:pPr>
+      <m:oMathPara>
+        <m:oMath>
+          <m:r>
+            <w:rPr>
+              <w:rFonts w:ascii="Cambria Math" w:hAnsi="Cambria Math"/>
+            </w:rPr>
+            <m:t>E(</m:t>
+          </m:r>
+          <m:sSub>
+            <m:sSubPr>
+              <m:ctrlPr>
+                <w:rPr>
+                  <w:rFonts w:ascii="Cambria Math" w:hAnsi="Cambria Math"/>
+                </w:rPr>
+              </m:ctrlPr>
+            </m:sSubPr>
+            <m:e>
+              <m:r>
+                <w:rPr>
+                  <w:rFonts w:ascii="Cambria Math" w:hAnsi="Cambria Math"/>
+                </w:rPr>
+                <m:t>S</m:t>
+              </m:r>
+            </m:e>
+            <m:sub>
+              <m:r>
+                <w:rPr>
+                  <w:rFonts w:ascii="Cambria Math" w:hAnsi="Cambria Math"/>
+                </w:rPr>
+                <m:t>j</m:t>
+              </m:r>
+            </m:sub>
+          </m:sSub>
+          <m:r>
+            <w:rPr>
+              <w:rFonts w:ascii="Cambria Math" w:hAnsi="Cambria Math"/>
+            </w:rPr>
+            <m:t>)=100</m:t>
+          </m:r>
+          <m:d>
+            <m:dPr>
+              <m:begChr m:val="["/>
+              <m:endChr m:val="]"/>
+              <m:ctrlPr>
+                <w:rPr>
+                  <w:rFonts w:ascii="Cambria Math" w:hAnsi="Cambria Math"/>
+                </w:rPr>
+              </m:ctrlPr>
+            </m:dPr>
+            <m:e>
+              <m:sSub>
+                <m:sSubPr>
+                  <m:ctrlPr>
+                    <w:rPr>
+                      <w:rFonts w:ascii="Cambria Math" w:hAnsi="Cambria Math"/>
+                    </w:rPr>
+                  </m:ctrlPr>
+                </m:sSubPr>
+                <m:e>
+                  <m:r>
+                    <w:rPr>
+                      <w:rFonts w:ascii="Cambria Math" w:hAnsi="Cambria Math"/>
+                    </w:rPr>
+                    <m:t>ω</m:t>
+                  </m:r>
+                </m:e>
+                <m:sub>
+                  <m:r>
+                    <w:rPr>
+                      <w:rFonts w:ascii="Cambria Math" w:hAnsi="Cambria Math"/>
+                    </w:rPr>
+                    <m:t>A</m:t>
+                  </m:r>
+                </m:sub>
+              </m:sSub>
+              <m:sSub>
+                <m:sSubPr>
+                  <m:ctrlPr>
+                    <w:rPr>
+                      <w:rFonts w:ascii="Cambria Math" w:hAnsi="Cambria Math"/>
+                    </w:rPr>
+                  </m:ctrlPr>
+                </m:sSubPr>
+                <m:e>
+                  <m:r>
+                    <w:rPr>
+                      <w:rFonts w:ascii="Cambria Math" w:hAnsi="Cambria Math"/>
+                    </w:rPr>
+                    <m:t>C</m:t>
+                  </m:r>
+                </m:e>
+                <m:sub>
+                  <m:r>
+                    <w:rPr>
+                      <w:rFonts w:ascii="Cambria Math" w:hAnsi="Cambria Math"/>
+                    </w:rPr>
+                    <m:t>A</m:t>
+                  </m:r>
+                </m:sub>
+              </m:sSub>
+              <m:r>
+                <w:rPr>
+                  <w:rFonts w:ascii="Cambria Math" w:hAnsi="Cambria Math"/>
+                </w:rPr>
+                <m:t>(</m:t>
+              </m:r>
+              <m:sSub>
+                <m:sSubPr>
+                  <m:ctrlPr>
+                    <w:rPr>
+                      <w:rFonts w:ascii="Cambria Math" w:hAnsi="Cambria Math"/>
+                    </w:rPr>
+                  </m:ctrlPr>
+                </m:sSubPr>
+                <m:e>
+                  <m:r>
+                    <w:rPr>
+                      <w:rFonts w:ascii="Cambria Math" w:hAnsi="Cambria Math"/>
+                    </w:rPr>
+                    <m:t>S</m:t>
+                  </m:r>
+                </m:e>
+                <m:sub>
+                  <m:r>
+                    <w:rPr>
+                      <w:rFonts w:ascii="Cambria Math" w:hAnsi="Cambria Math"/>
+                    </w:rPr>
+                    <m:t>j</m:t>
+                  </m:r>
+                </m:sub>
+              </m:sSub>
+              <m:r>
+                <w:rPr>
+                  <w:rFonts w:ascii="Cambria Math" w:hAnsi="Cambria Math"/>
+                </w:rPr>
+                <m:t>)+</m:t>
+              </m:r>
+              <m:sSub>
+                <m:sSubPr>
+                  <m:ctrlPr>
+                    <w:rPr>
+                      <w:rFonts w:ascii="Cambria Math" w:hAnsi="Cambria Math"/>
+                    </w:rPr>
+                  </m:ctrlPr>
+                </m:sSubPr>
+                <m:e>
+                  <m:r>
+                    <w:rPr>
+                      <w:rFonts w:ascii="Cambria Math" w:hAnsi="Cambria Math"/>
+                    </w:rPr>
+                    <m:t>ω</m:t>
+                  </m:r>
+                </m:e>
+                <m:sub>
+                  <m:r>
+                    <w:rPr>
+                      <w:rFonts w:ascii="Cambria Math" w:hAnsi="Cambria Math"/>
+                    </w:rPr>
+                    <m:t>L</m:t>
+                  </m:r>
+                </m:sub>
+              </m:sSub>
+              <m:sSub>
+                <m:sSubPr>
+                  <m:ctrlPr>
+                    <w:rPr>
+                      <w:rFonts w:ascii="Cambria Math" w:hAnsi="Cambria Math"/>
+                    </w:rPr>
+                  </m:ctrlPr>
+                </m:sSubPr>
+                <m:e>
+                  <m:r>
+                    <w:rPr>
+                      <w:rFonts w:ascii="Cambria Math" w:hAnsi="Cambria Math"/>
+                    </w:rPr>
+                    <m:t>E</m:t>
+                  </m:r>
+                </m:e>
+                <m:sub>
+                  <m:r>
+                    <w:rPr>
+                      <w:rFonts w:ascii="Cambria Math" w:hAnsi="Cambria Math"/>
+                    </w:rPr>
+                    <m:t>L</m:t>
+                  </m:r>
+                </m:sub>
+              </m:sSub>
+              <m:r>
+                <w:rPr>
+                  <w:rFonts w:ascii="Cambria Math" w:hAnsi="Cambria Math"/>
+                </w:rPr>
+                <m:t>(</m:t>
+              </m:r>
+              <m:sSub>
+                <m:sSubPr>
+                  <m:ctrlPr>
+                    <w:rPr>
+                      <w:rFonts w:ascii="Cambria Math" w:hAnsi="Cambria Math"/>
+                    </w:rPr>
+                  </m:ctrlPr>
+                </m:sSubPr>
+                <m:e>
+                  <m:r>
+                    <w:rPr>
+                      <w:rFonts w:ascii="Cambria Math" w:hAnsi="Cambria Math"/>
+                    </w:rPr>
+                    <m:t>S</m:t>
+                  </m:r>
+                </m:e>
+                <m:sub>
+                  <m:r>
+                    <w:rPr>
+                      <w:rFonts w:ascii="Cambria Math" w:hAnsi="Cambria Math"/>
+                    </w:rPr>
+                    <m:t>j</m:t>
+                  </m:r>
+                </m:sub>
+              </m:sSub>
+              <m:r>
+                <w:rPr>
+                  <w:rFonts w:ascii="Cambria Math" w:hAnsi="Cambria Math"/>
+                </w:rPr>
+                <m:t>)+</m:t>
+              </m:r>
+              <m:sSub>
+                <m:sSubPr>
+                  <m:ctrlPr>
+                    <w:rPr>
+                      <w:rFonts w:ascii="Cambria Math" w:hAnsi="Cambria Math"/>
+                    </w:rPr>
+                  </m:ctrlPr>
+                </m:sSubPr>
+                <m:e>
+                  <m:r>
+                    <w:rPr>
+                      <w:rFonts w:ascii="Cambria Math" w:hAnsi="Cambria Math"/>
+                    </w:rPr>
+                    <m:t>ω</m:t>
+                  </m:r>
+                </m:e>
+                <m:sub>
+                  <m:r>
+                    <w:rPr>
+                      <w:rFonts w:ascii="Cambria Math" w:hAnsi="Cambria Math"/>
+                    </w:rPr>
+                    <m:t>N</m:t>
+                  </m:r>
+                </m:sub>
+              </m:sSub>
+              <m:sSub>
+                <m:sSubPr>
+                  <m:ctrlPr>
+                    <w:rPr>
+                      <w:rFonts w:ascii="Cambria Math" w:hAnsi="Cambria Math"/>
+                    </w:rPr>
+                  </m:ctrlPr>
+                </m:sSubPr>
+                <m:e>
+                  <m:r>
+                    <w:rPr>
+                      <w:rFonts w:ascii="Cambria Math" w:hAnsi="Cambria Math"/>
+                    </w:rPr>
+                    <m:t>E</m:t>
+                  </m:r>
+                </m:e>
+                <m:sub>
+                  <m:r>
+                    <w:rPr>
+                      <w:rFonts w:ascii="Cambria Math" w:hAnsi="Cambria Math"/>
+                    </w:rPr>
+                    <m:t>N</m:t>
+                  </m:r>
+                </m:sub>
+              </m:sSub>
+              <m:r>
+                <w:rPr>
+                  <w:rFonts w:ascii="Cambria Math" w:hAnsi="Cambria Math"/>
+                </w:rPr>
+                <m:t>(</m:t>
+              </m:r>
+              <m:sSub>
+                <m:sSubPr>
+                  <m:ctrlPr>
+                    <w:rPr>
+                      <w:rFonts w:ascii="Cambria Math" w:hAnsi="Cambria Math"/>
+                    </w:rPr>
+                  </m:ctrlPr>
+                </m:sSubPr>
+                <m:e>
+                  <m:r>
+                    <w:rPr>
+                      <w:rFonts w:ascii="Cambria Math" w:hAnsi="Cambria Math"/>
+                    </w:rPr>
+                    <m:t>S</m:t>
+                  </m:r>
+                </m:e>
+                <m:sub>
+                  <m:r>
+                    <w:rPr>
+                      <w:rFonts w:ascii="Cambria Math" w:hAnsi="Cambria Math"/>
+                    </w:rPr>
+                    <m:t>j</m:t>
+                  </m:r>
+                </m:sub>
+              </m:sSub>
+              <m:r>
+                <w:rPr>
+                  <w:rFonts w:ascii="Cambria Math" w:hAnsi="Cambria Math"/>
+                </w:rPr>
+                <m:t>)+</m:t>
+              </m:r>
+              <m:sSub>
+                <m:sSubPr>
+                  <m:ctrlPr>
+                    <w:rPr>
+                      <w:rFonts w:ascii="Cambria Math" w:hAnsi="Cambria Math"/>
+                    </w:rPr>
+                  </m:ctrlPr>
+                </m:sSubPr>
+                <m:e>
+                  <m:r>
+                    <w:rPr>
+                      <w:rFonts w:ascii="Cambria Math" w:hAnsi="Cambria Math"/>
+                    </w:rPr>
+                    <m:t>ω</m:t>
+                  </m:r>
+                </m:e>
+                <m:sub>
+                  <m:r>
+                    <w:rPr>
+                      <w:rFonts w:ascii="Cambria Math" w:hAnsi="Cambria Math"/>
+                    </w:rPr>
+                    <m:t>S</m:t>
+                  </m:r>
+                </m:sub>
+              </m:sSub>
+              <m:sSub>
+                <m:sSubPr>
+                  <m:ctrlPr>
+                    <w:rPr>
+                      <w:rFonts w:ascii="Cambria Math" w:hAnsi="Cambria Math"/>
+                    </w:rPr>
+                  </m:ctrlPr>
+                </m:sSubPr>
+                <m:e>
+                  <m:r>
+                    <w:rPr>
+                      <w:rFonts w:ascii="Cambria Math" w:hAnsi="Cambria Math"/>
+                    </w:rPr>
+                    <m:t>E</m:t>
+                  </m:r>
+                </m:e>
+                <m:sub>
+                  <m:r>
+                    <w:rPr>
+                      <w:rFonts w:ascii="Cambria Math" w:hAnsi="Cambria Math"/>
+                    </w:rPr>
+                    <m:t>S</m:t>
+                  </m:r>
+                </m:sub>
+              </m:sSub>
+              <m:r>
+                <w:rPr>
+                  <w:rFonts w:ascii="Cambria Math" w:hAnsi="Cambria Math"/>
+                </w:rPr>
+                <m:t>(</m:t>
+              </m:r>
+              <m:sSub>
+                <m:sSubPr>
+                  <m:ctrlPr>
+                    <w:rPr>
+                      <w:rFonts w:ascii="Cambria Math" w:hAnsi="Cambria Math"/>
+                    </w:rPr>
+                  </m:ctrlPr>
+                </m:sSubPr>
+                <m:e>
+                  <m:r>
+                    <w:rPr>
+                      <w:rFonts w:ascii="Cambria Math" w:hAnsi="Cambria Math"/>
+                    </w:rPr>
+                    <m:t>S</m:t>
+                  </m:r>
+                </m:e>
+                <m:sub>
+                  <m:r>
+                    <w:rPr>
+                      <w:rFonts w:ascii="Cambria Math" w:hAnsi="Cambria Math"/>
+                    </w:rPr>
+                    <m:t>j</m:t>
+                  </m:r>
+                </m:sub>
+              </m:sSub>
+              <m:r>
+                <w:rPr>
+                  <w:rFonts w:ascii="Cambria Math" w:hAnsi="Cambria Math"/>
+                </w:rPr>
+                <m:t>)</m:t>
+              </m:r>
+            </m:e>
+          </m:d>
+        </m:oMath>
+      </m:oMathPara>
+    </w:p>
+    <w:p>
+      <w:pPr>
+        <w:pStyle w:val="100"/>
+        <w:ind w:firstLine="420"/>
+      </w:pPr>
+      <w:r>
+        <w:t>其中：</w:t>
+      </w:r>
+    </w:p>
+    <w:p>
+      <w:pPr>
+        <w:pStyle w:val="100"/>
+        <w:ind w:firstLine="420"/>
+      </w:pPr>
+      <m:oMathPara>
+        <m:oMath>
+          <m:sSub>
+            <m:sSubPr>
+              <m:ctrlPr>
+                <w:rPr>
+                  <w:rFonts w:ascii="Cambria Math" w:hAnsi="Cambria Math"/>
+                </w:rPr>
+              </m:ctrlPr>
+            </m:sSubPr>
+            <m:e>
+              <m:r>
+                <w:rPr>
+                  <w:rFonts w:ascii="Cambria Math" w:hAnsi="Cambria Math"/>
+                </w:rPr>
+                <m:t>ω</m:t>
+              </m:r>
+            </m:e>
+            <m:sub>
+              <m:r>
+                <w:rPr>
+                  <w:rFonts w:ascii="Cambria Math" w:hAnsi="Cambria Math"/>
+                </w:rPr>
+                <m:t>A</m:t>
+              </m:r>
+            </m:sub>
+          </m:sSub>
+          <m:r>
+            <w:rPr>
+              <w:rFonts w:ascii="Cambria Math" w:hAnsi="Cambria Math"/>
+            </w:rPr>
+            <m:t>+</m:t>
+          </m:r>
+          <m:sSub>
+            <m:sSubPr>
+              <m:ctrlPr>
+                <w:rPr>
+                  <w:rFonts w:ascii="Cambria Math" w:hAnsi="Cambria Math"/>
+                </w:rPr>
+              </m:ctrlPr>
+            </m:sSubPr>
+            <m:e>
+              <m:r>
+                <w:rPr>
+                  <w:rFonts w:ascii="Cambria Math" w:hAnsi="Cambria Math"/>
+                </w:rPr>
+                <m:t>ω</m:t>
+              </m:r>
+            </m:e>
+            <m:sub>
+              <m:r>
+                <w:rPr>
+                  <w:rFonts w:ascii="Cambria Math" w:hAnsi="Cambria Math"/>
+                </w:rPr>
+                <m:t>L</m:t>
+              </m:r>
+            </m:sub>
+          </m:sSub>
+          <m:r>
+            <w:rPr>
+              <w:rFonts w:ascii="Cambria Math" w:hAnsi="Cambria Math"/>
+            </w:rPr>
+            <m:t>+</m:t>
+          </m:r>
+          <m:sSub>
+            <m:sSubPr>
+              <m:ctrlPr>
+                <w:rPr>
+                  <w:rFonts w:ascii="Cambria Math" w:hAnsi="Cambria Math"/>
+                </w:rPr>
+              </m:ctrlPr>
+            </m:sSubPr>
+            <m:e>
+              <m:r>
+                <w:rPr>
+                  <w:rFonts w:ascii="Cambria Math" w:hAnsi="Cambria Math"/>
+                </w:rPr>
+                <m:t>ω</m:t>
+              </m:r>
+            </m:e>
+            <m:sub>
+              <m:r>
+                <w:rPr>
+                  <w:rFonts w:ascii="Cambria Math" w:hAnsi="Cambria Math"/>
+                </w:rPr>
+                <m:t>N</m:t>
+              </m:r>
+            </m:sub>
+          </m:sSub>
+          <m:r>
+            <w:rPr>
+              <w:rFonts w:ascii="Cambria Math" w:hAnsi="Cambria Math"/>
+            </w:rPr>
+            <m:t>+</m:t>
+          </m:r>
+          <m:sSub>
+            <m:sSubPr>
+              <m:ctrlPr>
+                <w:rPr>
+                  <w:rFonts w:ascii="Cambria Math" w:hAnsi="Cambria Math"/>
+                </w:rPr>
+              </m:ctrlPr>
+            </m:sSubPr>
+            <m:e>
+              <m:r>
+                <w:rPr>
+                  <w:rFonts w:ascii="Cambria Math" w:hAnsi="Cambria Math"/>
+                </w:rPr>
+                <m:t>ω</m:t>
+              </m:r>
+            </m:e>
+            <m:sub>
+              <m:r>
+                <w:rPr>
+                  <w:rFonts w:ascii="Cambria Math" w:hAnsi="Cambria Math"/>
+                </w:rPr>
+                <m:t>S</m:t>
+              </m:r>
+            </m:sub>
+          </m:sSub>
+          <m:r>
+            <w:rPr>
+              <w:rFonts w:ascii="Cambria Math" w:hAnsi="Cambria Math"/>
+            </w:rPr>
+            <m:t>=1,</m:t>
+          </m:r>
+          <m:sSub>
+            <m:sSubPr>
+              <m:ctrlPr>
+                <w:rPr>
+                  <w:rFonts w:ascii="Cambria Math" w:hAnsi="Cambria Math"/>
+                </w:rPr>
+              </m:ctrlPr>
+            </m:sSubPr>
+            <m:e>
+              <m:r>
+                <w:rPr>
+                  <w:rFonts w:ascii="Cambria Math" w:hAnsi="Cambria Math"/>
+                </w:rPr>
+                <m:t>ω</m:t>
+              </m:r>
+            </m:e>
+            <m:sub>
+              <m:r>
+                <w:rPr>
+                  <w:rFonts w:ascii="Cambria Math" w:hAnsi="Cambria Math"/>
+                </w:rPr>
+                <m:t>A</m:t>
+              </m:r>
+            </m:sub>
+          </m:sSub>
+          <m:r>
+            <w:rPr>
+              <w:rFonts w:ascii="Cambria Math" w:hAnsi="Cambria Math"/>
+            </w:rPr>
+            <m:t>,</m:t>
+          </m:r>
+          <m:sSub>
+            <m:sSubPr>
+              <m:ctrlPr>
+                <w:rPr>
+                  <w:rFonts w:ascii="Cambria Math" w:hAnsi="Cambria Math"/>
+                </w:rPr>
+              </m:ctrlPr>
+            </m:sSubPr>
+            <m:e>
+              <m:r>
+                <w:rPr>
+                  <w:rFonts w:ascii="Cambria Math" w:hAnsi="Cambria Math"/>
+                </w:rPr>
+                <m:t>ω</m:t>
+              </m:r>
+            </m:e>
+            <m:sub>
+              <m:r>
+                <w:rPr>
+                  <w:rFonts w:ascii="Cambria Math" w:hAnsi="Cambria Math"/>
+                </w:rPr>
+                <m:t>L</m:t>
+              </m:r>
+            </m:sub>
+          </m:sSub>
+          <m:r>
+            <w:rPr>
+              <w:rFonts w:ascii="Cambria Math" w:hAnsi="Cambria Math"/>
+            </w:rPr>
+            <m:t>,</m:t>
+          </m:r>
+          <m:sSub>
+            <m:sSubPr>
+              <m:ctrlPr>
+                <w:rPr>
+                  <w:rFonts w:ascii="Cambria Math" w:hAnsi="Cambria Math"/>
+                </w:rPr>
+              </m:ctrlPr>
+            </m:sSubPr>
+            <m:e>
+              <m:r>
+                <w:rPr>
+                  <w:rFonts w:ascii="Cambria Math" w:hAnsi="Cambria Math"/>
+                </w:rPr>
+                <m:t>ω</m:t>
+              </m:r>
+            </m:e>
+            <m:sub>
+              <m:r>
+                <w:rPr>
+                  <w:rFonts w:ascii="Cambria Math" w:hAnsi="Cambria Math"/>
+                </w:rPr>
+                <m:t>N</m:t>
+              </m:r>
+            </m:sub>
+          </m:sSub>
+          <m:r>
+            <w:rPr>
+              <w:rFonts w:ascii="Cambria Math" w:hAnsi="Cambria Math"/>
+            </w:rPr>
+            <m:t>,</m:t>
+          </m:r>
+          <m:sSub>
+            <m:sSubPr>
+              <m:ctrlPr>
+                <w:rPr>
+                  <w:rFonts w:ascii="Cambria Math" w:hAnsi="Cambria Math"/>
+                </w:rPr>
+              </m:ctrlPr>
+            </m:sSubPr>
+            <m:e>
+              <m:r>
+                <w:rPr>
+                  <w:rFonts w:ascii="Cambria Math" w:hAnsi="Cambria Math"/>
+                </w:rPr>
+                <m:t>ω</m:t>
+              </m:r>
+            </m:e>
+            <m:sub>
+              <m:r>
+                <w:rPr>
+                  <w:rFonts w:ascii="Cambria Math" w:hAnsi="Cambria Math"/>
+                </w:rPr>
+                <m:t>S</m:t>
+              </m:r>
+            </m:sub>
+          </m:sSub>
+          <m:r>
+            <w:rPr>
+              <w:rFonts w:ascii="Cambria Math" w:hAnsi="Cambria Math"/>
+            </w:rPr>
+            <m:t>≥0</m:t>
+          </m:r>
+        </m:oMath>
+      </m:oMathPara>
+    </w:p>
+    <w:p>
+      <w:pPr>
+        <w:pStyle w:val="100"/>
+        <w:ind w:firstLine="420"/>
+      </w:pPr>
+      <w:r>
+        <w:t>式中：</w:t>
+      </w:r>
+      <m:oMath>
+        <m:sSub>
+          <m:sSubPr>
+            <m:ctrlPr>
+              <w:rPr>
+                <w:rFonts w:ascii="Cambria Math" w:hAnsi="Cambria Math"/>
+              </w:rPr>
+            </m:ctrlPr>
+          </m:sSubPr>
+          <m:e>
+            <m:r>
+              <w:rPr>
+                <w:rFonts w:ascii="Cambria Math" w:hAnsi="Cambria Math"/>
+              </w:rPr>
+              <m:t>C</m:t>
+            </m:r>
+          </m:e>
+          <m:sub>
+            <m:r>
+              <w:rPr>
+                <w:rFonts w:ascii="Cambria Math" w:hAnsi="Cambria Math"/>
+              </w:rPr>
+              <m:t>A</m:t>
+            </m:r>
+          </m:sub>
+        </m:sSub>
+        <m:r>
+          <w:rPr>
+            <w:rFonts w:ascii="Cambria Math" w:hAnsi="Cambria Math"/>
+          </w:rPr>
+          <m:t>(</m:t>
+        </m:r>
+        <m:sSub>
+          <m:sSubPr>
+            <m:ctrlPr>
+              <w:rPr>
+                <w:rFonts w:ascii="Cambria Math" w:hAnsi="Cambria Math"/>
+              </w:rPr>
+            </m:ctrlPr>
+          </m:sSubPr>
+          <m:e>
+            <m:r>
+              <w:rPr>
+                <w:rFonts w:ascii="Cambria Math" w:hAnsi="Cambria Math"/>
+              </w:rPr>
+              <m:t>S</m:t>
+            </m:r>
+          </m:e>
+          <m:sub>
+            <m:r>
+              <w:rPr>
+                <w:rFonts w:ascii="Cambria Math" w:hAnsi="Cambria Math"/>
+              </w:rPr>
+              <m:t>j</m:t>
+            </m:r>
+          </m:sub>
+        </m:sSub>
+        <m:r>
+          <w:rPr>
+            <w:rFonts w:ascii="Cambria Math" w:hAnsi="Cambria Math"/>
+          </w:rPr>
+          <m:t>)</m:t>
+        </m:r>
+      </m:oMath>
+      <w:r>
+        <w:t xml:space="preserve"> </w:t>
+      </w:r>
+      <w:r>
+        <w:t>为方案有效覆盖率；</w:t>
+      </w:r>
+      <m:oMath>
+        <m:sSub>
+          <m:sSubPr>
+            <m:ctrlPr>
+              <w:rPr>
+                <w:rFonts w:ascii="Cambria Math" w:hAnsi="Cambria Math"/>
+              </w:rPr>
+            </m:ctrlPr>
+          </m:sSubPr>
+          <m:e>
+            <m:r>
+              <w:rPr>
+                <w:rFonts w:ascii="Cambria Math" w:hAnsi="Cambria Math"/>
+              </w:rPr>
+              <m:t>E</m:t>
+            </m:r>
+          </m:e>
+          <m:sub>
+            <m:r>
+              <w:rPr>
+                <w:rFonts w:ascii="Cambria Math" w:hAnsi="Cambria Math"/>
+              </w:rPr>
+              <m:t>L</m:t>
+            </m:r>
+          </m:sub>
+        </m:sSub>
+        <m:r>
+          <w:rPr>
+            <w:rFonts w:ascii="Cambria Math" w:hAnsi="Cambria Math"/>
+          </w:rPr>
+          <m:t>(</m:t>
+        </m:r>
+        <m:sSub>
+          <m:sSubPr>
+            <m:ctrlPr>
+              <w:rPr>
+                <w:rFonts w:ascii="Cambria Math" w:hAnsi="Cambria Math"/>
+              </w:rPr>
+            </m:ctrlPr>
+          </m:sSubPr>
+          <m:e>
+            <m:r>
+              <w:rPr>
+                <w:rFonts w:ascii="Cambria Math" w:hAnsi="Cambria Math"/>
+              </w:rPr>
+              <m:t>S</m:t>
+            </m:r>
+          </m:e>
+          <m:sub>
+            <m:r>
+              <w:rPr>
+                <w:rFonts w:ascii="Cambria Math" w:hAnsi="Cambria Math"/>
+              </w:rPr>
+              <m:t>j</m:t>
+            </m:r>
+          </m:sub>
+        </m:sSub>
+        <m:r>
+          <w:rPr>
+            <w:rFonts w:ascii="Cambria Math" w:hAnsi="Cambria Math"/>
+          </w:rPr>
+          <m:t>)</m:t>
+        </m:r>
+      </m:oMath>
+      <w:r>
+        <w:t xml:space="preserve"> </w:t>
+      </w:r>
+      <w:r>
+        <w:t>为推进长度均衡性指标；</w:t>
+      </w:r>
+      <m:oMath>
+        <m:sSub>
+          <m:sSubPr>
+            <m:ctrlPr>
+              <w:rPr>
+                <w:rFonts w:ascii="Cambria Math" w:hAnsi="Cambria Math"/>
+              </w:rPr>
+            </m:ctrlPr>
+          </m:sSubPr>
+          <m:e>
+            <m:r>
+              <w:rPr>
+                <w:rFonts w:ascii="Cambria Math" w:hAnsi="Cambria Math"/>
+              </w:rPr>
+              <m:t>E</m:t>
+            </m:r>
+          </m:e>
+          <m:sub>
+            <m:r>
+              <w:rPr>
+                <w:rFonts w:ascii="Cambria Math" w:hAnsi="Cambria Math"/>
+              </w:rPr>
+              <m:t>N</m:t>
+            </m:r>
+          </m:sub>
+        </m:sSub>
+        <m:r>
+          <w:rPr>
+            <w:rFonts w:ascii="Cambria Math" w:hAnsi="Cambria Math"/>
+          </w:rPr>
+          <m:t>(</m:t>
+        </m:r>
+        <m:sSub>
+          <m:sSubPr>
+            <m:ctrlPr>
+              <w:rPr>
+                <w:rFonts w:ascii="Cambria Math" w:hAnsi="Cambria Math"/>
+              </w:rPr>
+            </m:ctrlPr>
+          </m:sSubPr>
+          <m:e>
+            <m:r>
+              <w:rPr>
+                <w:rFonts w:ascii="Cambria Math" w:hAnsi="Cambria Math"/>
+              </w:rPr>
+              <m:t>S</m:t>
+            </m:r>
+          </m:e>
+          <m:sub>
+            <m:r>
+              <w:rPr>
+                <w:rFonts w:ascii="Cambria Math" w:hAnsi="Cambria Math"/>
+              </w:rPr>
+              <m:t>j</m:t>
+            </m:r>
+          </m:sub>
+        </m:sSub>
+        <m:r>
+          <w:rPr>
+            <w:rFonts w:ascii="Cambria Math" w:hAnsi="Cambria Math"/>
+          </w:rPr>
+          <m:t>)</m:t>
+        </m:r>
+      </m:oMath>
+      <w:r>
+        <w:t xml:space="preserve"> </w:t>
+      </w:r>
+      <w:r>
+        <w:t>为工作面数量适宜性指标；</w:t>
+      </w:r>
+      <m:oMath>
+        <m:sSub>
+          <m:sSubPr>
+            <m:ctrlPr>
+              <w:rPr>
+                <w:rFonts w:ascii="Cambria Math" w:hAnsi="Cambria Math"/>
+              </w:rPr>
+            </m:ctrlPr>
+          </m:sSubPr>
+          <m:e>
+            <m:r>
+              <w:rPr>
+                <w:rFonts w:ascii="Cambria Math" w:hAnsi="Cambria Math"/>
+              </w:rPr>
+              <m:t>E</m:t>
+            </m:r>
+          </m:e>
+          <m:sub>
+            <m:r>
+              <w:rPr>
+                <w:rFonts w:ascii="Cambria Math" w:hAnsi="Cambria Math"/>
+              </w:rPr>
+              <m:t>S</m:t>
+            </m:r>
+          </m:sub>
+        </m:sSub>
+        <m:r>
+          <w:rPr>
+            <w:rFonts w:ascii="Cambria Math" w:hAnsi="Cambria Math"/>
+          </w:rPr>
+          <m:t>(</m:t>
+        </m:r>
+        <m:sSub>
+          <m:sSubPr>
+            <m:ctrlPr>
+              <w:rPr>
+                <w:rFonts w:ascii="Cambria Math" w:hAnsi="Cambria Math"/>
+              </w:rPr>
+            </m:ctrlPr>
+          </m:sSubPr>
+          <m:e>
+            <m:r>
+              <w:rPr>
+                <w:rFonts w:ascii="Cambria Math" w:hAnsi="Cambria Math"/>
+              </w:rPr>
+              <m:t>S</m:t>
+            </m:r>
+          </m:e>
+          <m:sub>
+            <m:r>
+              <w:rPr>
+                <w:rFonts w:ascii="Cambria Math" w:hAnsi="Cambria Math"/>
+              </w:rPr>
+              <m:t>j</m:t>
+            </m:r>
+          </m:sub>
+        </m:sSub>
+        <m:r>
+          <w:rPr>
+            <w:rFonts w:ascii="Cambria Math" w:hAnsi="Cambria Math"/>
+          </w:rPr>
+          <m:t>)</m:t>
+        </m:r>
+      </m:oMath>
+      <w:r>
+        <w:t xml:space="preserve"> </w:t>
+      </w:r>
+      <w:r>
+        <w:t>为短推进控制指标；</w:t>
+      </w:r>
+      <m:oMath>
+        <m:sSub>
+          <m:sSubPr>
+            <m:ctrlPr>
+              <w:rPr>
+                <w:rFonts w:ascii="Cambria Math" w:hAnsi="Cambria Math"/>
+              </w:rPr>
+            </m:ctrlPr>
+          </m:sSubPr>
+          <m:e>
+            <m:r>
+              <w:rPr>
+                <w:rFonts w:ascii="Cambria Math" w:hAnsi="Cambria Math"/>
+              </w:rPr>
+              <m:t>ω</m:t>
+            </m:r>
+          </m:e>
+          <m:sub>
+            <m:r>
+              <w:rPr>
+                <w:rFonts w:ascii="Cambria Math" w:hAnsi="Cambria Math"/>
+              </w:rPr>
+              <m:t>A</m:t>
+            </m:r>
+          </m:sub>
+        </m:sSub>
+      </m:oMath>
+      <w:r>
+        <w:t>、</w:t>
+      </w:r>
+      <m:oMath>
+        <m:sSub>
+          <m:sSubPr>
+            <m:ctrlPr>
+              <w:rPr>
+                <w:rFonts w:ascii="Cambria Math" w:hAnsi="Cambria Math"/>
+              </w:rPr>
+            </m:ctrlPr>
+          </m:sSubPr>
+          <m:e>
+            <m:r>
+              <w:rPr>
+                <w:rFonts w:ascii="Cambria Math" w:hAnsi="Cambria Math"/>
+              </w:rPr>
+              <m:t>ω</m:t>
+            </m:r>
+          </m:e>
+          <m:sub>
+            <m:r>
+              <w:rPr>
+                <w:rFonts w:ascii="Cambria Math" w:hAnsi="Cambria Math"/>
+              </w:rPr>
+              <m:t>L</m:t>
+            </m:r>
+          </m:sub>
+        </m:sSub>
+      </m:oMath>
+      <w:r>
+        <w:t>、</w:t>
+      </w:r>
+      <m:oMath>
+        <m:sSub>
+          <m:sSubPr>
+            <m:ctrlPr>
+              <w:rPr>
+                <w:rFonts w:ascii="Cambria Math" w:hAnsi="Cambria Math"/>
+              </w:rPr>
+            </m:ctrlPr>
+          </m:sSubPr>
+          <m:e>
+            <m:r>
+              <w:rPr>
+                <w:rFonts w:ascii="Cambria Math" w:hAnsi="Cambria Math"/>
+              </w:rPr>
+              <m:t>ω</m:t>
+            </m:r>
+          </m:e>
+          <m:sub>
+            <m:r>
+              <w:rPr>
+                <w:rFonts w:ascii="Cambria Math" w:hAnsi="Cambria Math"/>
+              </w:rPr>
+              <m:t>N</m:t>
+            </m:r>
+          </m:sub>
+        </m:sSub>
+      </m:oMath>
+      <w:r>
+        <w:t>、</w:t>
+      </w:r>
+      <m:oMath>
+        <m:sSub>
+          <m:sSubPr>
+            <m:ctrlPr>
+              <w:rPr>
+                <w:rFonts w:ascii="Cambria Math" w:hAnsi="Cambria Math"/>
+              </w:rPr>
+            </m:ctrlPr>
+          </m:sSubPr>
+          <m:e>
+            <m:r>
+              <w:rPr>
+                <w:rFonts w:ascii="Cambria Math" w:hAnsi="Cambria Math"/>
+              </w:rPr>
+              <m:t>ω</m:t>
+            </m:r>
+          </m:e>
+          <m:sub>
+            <m:r>
+              <w:rPr>
+                <w:rFonts w:ascii="Cambria Math" w:hAnsi="Cambria Math"/>
+              </w:rPr>
+              <m:t>S</m:t>
+            </m:r>
+          </m:sub>
+        </m:sSub>
+      </m:oMath>
+      <w:r>
+        <w:t xml:space="preserve"> </w:t>
+      </w:r>
+      <w:r>
+        <w:t>为对应权重。工程效率评分越高，表示方案在覆盖范围、工作面数量控制和推进长度均衡性方面越有利。</w:t>
+      </w:r>
+    </w:p>
+    <w:p>
+      <w:pPr>
+        <w:pStyle w:val="100"/>
+        <w:ind w:firstLine="420"/>
+      </w:pPr>
+      <w:r>
+        <w:t>其中，有效覆盖率可表示为：</w:t>
+      </w:r>
+    </w:p>
+    <w:p>
+      <w:pPr>
+        <w:pStyle w:val="100"/>
+        <w:ind w:firstLine="420"/>
+      </w:pPr>
+      <m:oMathPara>
+        <m:oMath>
+          <m:sSub>
+            <m:sSubPr>
+              <m:ctrlPr>
+                <w:rPr>
+                  <w:rFonts w:ascii="Cambria Math" w:hAnsi="Cambria Math"/>
+                </w:rPr>
+              </m:ctrlPr>
+            </m:sSubPr>
+            <m:e>
+              <m:r>
+                <w:rPr>
+                  <w:rFonts w:ascii="Cambria Math" w:hAnsi="Cambria Math"/>
+                </w:rPr>
+                <m:t>C</m:t>
+              </m:r>
+            </m:e>
+            <m:sub>
+              <m:r>
+                <w:rPr>
+                  <w:rFonts w:ascii="Cambria Math" w:hAnsi="Cambria Math"/>
+                </w:rPr>
+                <m:t>A</m:t>
+              </m:r>
+            </m:sub>
+          </m:sSub>
+          <m:r>
+            <w:rPr>
+              <w:rFonts w:ascii="Cambria Math" w:hAnsi="Cambria Math"/>
+            </w:rPr>
+            <m:t>(</m:t>
+          </m:r>
+          <m:sSub>
+            <m:sSubPr>
+              <m:ctrlPr>
+                <w:rPr>
+                  <w:rFonts w:ascii="Cambria Math" w:hAnsi="Cambria Math"/>
+                </w:rPr>
+              </m:ctrlPr>
+            </m:sSubPr>
+            <m:e>
+              <m:r>
+                <w:rPr>
+                  <w:rFonts w:ascii="Cambria Math" w:hAnsi="Cambria Math"/>
+                </w:rPr>
+                <m:t>S</m:t>
+              </m:r>
+            </m:e>
+            <m:sub>
+              <m:r>
+                <w:rPr>
+                  <w:rFonts w:ascii="Cambria Math" w:hAnsi="Cambria Math"/>
+                </w:rPr>
+                <m:t>j</m:t>
+              </m:r>
+            </m:sub>
+          </m:sSub>
+          <m:r>
+            <w:rPr>
+              <w:rFonts w:ascii="Cambria Math" w:hAnsi="Cambria Math"/>
+            </w:rPr>
+            <m:t>)=</m:t>
+          </m:r>
+          <m:f>
+            <m:fPr>
+              <m:ctrlPr>
+                <w:rPr>
+                  <w:rFonts w:ascii="Cambria Math" w:hAnsi="Cambria Math"/>
+                </w:rPr>
+              </m:ctrlPr>
+            </m:fPr>
+            <m:num>
+              <m:r>
+                <w:rPr>
+                  <w:rFonts w:ascii="Cambria Math" w:hAnsi="Cambria Math"/>
+                </w:rPr>
+                <m:t>Area(</m:t>
+              </m:r>
+              <m:sSub>
+                <m:sSubPr>
+                  <m:ctrlPr>
+                    <w:rPr>
+                      <w:rFonts w:ascii="Cambria Math" w:hAnsi="Cambria Math"/>
+                    </w:rPr>
+                  </m:ctrlPr>
+                </m:sSubPr>
+                <m:e>
+                  <m:r>
+                    <w:rPr>
+                      <w:rFonts w:ascii="Cambria Math" w:hAnsi="Cambria Math"/>
+                    </w:rPr>
+                    <m:t>A</m:t>
+                  </m:r>
+                </m:e>
+                <m:sub>
+                  <m:r>
+                    <w:rPr>
+                      <w:rFonts w:ascii="Cambria Math" w:hAnsi="Cambria Math"/>
+                    </w:rPr>
+                    <m:t>j</m:t>
+                  </m:r>
+                </m:sub>
+              </m:sSub>
+              <m:r>
+                <w:rPr>
+                  <w:rFonts w:ascii="Cambria Math" w:hAnsi="Cambria Math"/>
+                </w:rPr>
+                <m:t>)</m:t>
+              </m:r>
+            </m:num>
+            <m:den>
+              <m:r>
+                <w:rPr>
+                  <w:rFonts w:ascii="Cambria Math" w:hAnsi="Cambria Math"/>
+                </w:rPr>
+                <m:t>Area(</m:t>
+              </m:r>
+              <m:sSub>
+                <m:sSubPr>
+                  <m:ctrlPr>
+                    <w:rPr>
+                      <w:rFonts w:ascii="Cambria Math" w:hAnsi="Cambria Math"/>
+                    </w:rPr>
+                  </m:ctrlPr>
+                </m:sSubPr>
+                <m:e>
+                  <m:r>
+                    <w:rPr>
+                      <w:rFonts w:ascii="Cambria Math" w:hAnsi="Cambria Math"/>
+                    </w:rPr>
+                    <m:t>B</m:t>
+                  </m:r>
+                </m:e>
+                <m:sub>
+                  <m:r>
+                    <w:rPr>
+                      <w:rFonts w:ascii="Cambria Math" w:hAnsi="Cambria Math"/>
+                    </w:rPr>
+                    <m:t>e</m:t>
+                  </m:r>
+                </m:sub>
+              </m:sSub>
+              <m:r>
+                <w:rPr>
+                  <w:rFonts w:ascii="Cambria Math" w:hAnsi="Cambria Math"/>
+                </w:rPr>
+                <m:t>)</m:t>
+              </m:r>
+            </m:den>
+          </m:f>
+        </m:oMath>
+      </m:oMathPara>
+    </w:p>
+    <w:p>
+      <w:pPr>
+        <w:pStyle w:val="100"/>
+        <w:ind w:firstLine="420"/>
+      </w:pPr>
+      <w:r>
+        <w:t>推进长度均衡性可根据各工作面推进长度的变异程度确定：</w:t>
+      </w:r>
+    </w:p>
+    <w:p>
+      <w:pPr>
+        <w:pStyle w:val="100"/>
+        <w:ind w:firstLine="420"/>
+      </w:pPr>
+      <m:oMathPara>
+        <m:oMath>
+          <m:sSub>
+            <m:sSubPr>
+              <m:ctrlPr>
+                <w:rPr>
+                  <w:rFonts w:ascii="Cambria Math" w:hAnsi="Cambria Math"/>
+                </w:rPr>
+              </m:ctrlPr>
+            </m:sSubPr>
+            <m:e>
+              <m:r>
+                <w:rPr>
+                  <w:rFonts w:ascii="Cambria Math" w:hAnsi="Cambria Math"/>
+                </w:rPr>
+                <m:t>E</m:t>
+              </m:r>
+            </m:e>
+            <m:sub>
+              <m:r>
+                <w:rPr>
+                  <w:rFonts w:ascii="Cambria Math" w:hAnsi="Cambria Math"/>
+                </w:rPr>
+                <m:t>L</m:t>
+              </m:r>
+            </m:sub>
+          </m:sSub>
+          <m:r>
+            <w:rPr>
+              <w:rFonts w:ascii="Cambria Math" w:hAnsi="Cambria Math"/>
+            </w:rPr>
+            <m:t>(</m:t>
+          </m:r>
+          <m:sSub>
+            <m:sSubPr>
+              <m:ctrlPr>
+                <w:rPr>
+                  <w:rFonts w:ascii="Cambria Math" w:hAnsi="Cambria Math"/>
+                </w:rPr>
+              </m:ctrlPr>
+            </m:sSubPr>
+            <m:e>
+              <m:r>
+                <w:rPr>
+                  <w:rFonts w:ascii="Cambria Math" w:hAnsi="Cambria Math"/>
+                </w:rPr>
+                <m:t>S</m:t>
+              </m:r>
+            </m:e>
+            <m:sub>
+              <m:r>
+                <w:rPr>
+                  <w:rFonts w:ascii="Cambria Math" w:hAnsi="Cambria Math"/>
+                </w:rPr>
+                <m:t>j</m:t>
+              </m:r>
+            </m:sub>
+          </m:sSub>
+          <m:r>
+            <w:rPr>
+              <w:rFonts w:ascii="Cambria Math" w:hAnsi="Cambria Math"/>
+            </w:rPr>
+            <m:t>)=1-</m:t>
+          </m:r>
+          <m:f>
+            <m:fPr>
+              <m:ctrlPr>
+                <w:rPr>
+                  <w:rFonts w:ascii="Cambria Math" w:hAnsi="Cambria Math"/>
+                </w:rPr>
+              </m:ctrlPr>
+            </m:fPr>
+            <m:num>
+              <m:r>
+                <w:rPr>
+                  <w:rFonts w:ascii="Cambria Math" w:hAnsi="Cambria Math"/>
+                </w:rPr>
+                <m:t>σ(</m:t>
+              </m:r>
+              <m:sSub>
+                <m:sSubPr>
+                  <m:ctrlPr>
+                    <w:rPr>
+                      <w:rFonts w:ascii="Cambria Math" w:hAnsi="Cambria Math"/>
+                    </w:rPr>
+                  </m:ctrlPr>
+                </m:sSubPr>
+                <m:e>
+                  <m:r>
+                    <w:rPr>
+                      <w:rFonts w:ascii="Cambria Math" w:hAnsi="Cambria Math"/>
+                    </w:rPr>
+                    <m:t>L</m:t>
+                  </m:r>
+                </m:e>
+                <m:sub>
+                  <m:r>
+                    <w:rPr>
+                      <w:rFonts w:ascii="Cambria Math" w:hAnsi="Cambria Math"/>
+                    </w:rPr>
+                    <m:t>j</m:t>
+                  </m:r>
+                </m:sub>
+              </m:sSub>
+              <m:r>
+                <w:rPr>
+                  <w:rFonts w:ascii="Cambria Math" w:hAnsi="Cambria Math"/>
+                </w:rPr>
+                <m:t>)</m:t>
+              </m:r>
+            </m:num>
+            <m:den>
+              <m:acc>
+                <m:accPr>
+                  <m:chr m:val="‾"/>
+                  <m:ctrlPr>
+                    <w:rPr>
+                      <w:rFonts w:ascii="Cambria Math" w:hAnsi="Cambria Math"/>
+                    </w:rPr>
+                  </m:ctrlPr>
+                </m:accPr>
+                <m:e>
+                  <m:sSub>
+                    <m:sSubPr>
+                      <m:ctrlPr>
+                        <w:rPr>
+                          <w:rFonts w:ascii="Cambria Math" w:hAnsi="Cambria Math"/>
+                        </w:rPr>
+                      </m:ctrlPr>
+                    </m:sSubPr>
+                    <m:e>
+                      <m:r>
+                        <w:rPr>
+                          <w:rFonts w:ascii="Cambria Math" w:hAnsi="Cambria Math"/>
+                        </w:rPr>
+                        <m:t>L</m:t>
+                      </m:r>
+                    </m:e>
+                    <m:sub>
+                      <m:r>
+                        <w:rPr>
+                          <w:rFonts w:ascii="Cambria Math" w:hAnsi="Cambria Math"/>
+                        </w:rPr>
+                        <m:t>j</m:t>
+                      </m:r>
+                    </m:sub>
+                  </m:sSub>
+                </m:e>
+              </m:acc>
+            </m:den>
+          </m:f>
+        </m:oMath>
+      </m:oMathPara>
+    </w:p>
+    <w:p>
+      <w:pPr>
+        <w:pStyle w:val="100"/>
+        <w:ind w:firstLine="420"/>
+      </w:pPr>
+      <w:r>
+        <w:t>式中：</w:t>
+      </w:r>
+      <m:oMath>
+        <m:r>
+          <w:rPr>
+            <w:rFonts w:ascii="Cambria Math" w:hAnsi="Cambria Math"/>
+          </w:rPr>
+          <m:t>σ(</m:t>
+        </m:r>
+        <m:sSub>
+          <m:sSubPr>
+            <m:ctrlPr>
+              <w:rPr>
+                <w:rFonts w:ascii="Cambria Math" w:hAnsi="Cambria Math"/>
+              </w:rPr>
+            </m:ctrlPr>
+          </m:sSubPr>
+          <m:e>
+            <m:r>
+              <w:rPr>
+                <w:rFonts w:ascii="Cambria Math" w:hAnsi="Cambria Math"/>
+              </w:rPr>
+              <m:t>L</m:t>
+            </m:r>
+          </m:e>
+          <m:sub>
+            <m:r>
+              <w:rPr>
+                <w:rFonts w:ascii="Cambria Math" w:hAnsi="Cambria Math"/>
+              </w:rPr>
+              <m:t>j</m:t>
+            </m:r>
+          </m:sub>
+        </m:sSub>
+        <m:r>
+          <w:rPr>
+            <w:rFonts w:ascii="Cambria Math" w:hAnsi="Cambria Math"/>
+          </w:rPr>
+          <m:t>)</m:t>
+        </m:r>
+      </m:oMath>
+      <w:r>
+        <w:t xml:space="preserve"> </w:t>
+      </w:r>
+      <w:r>
+        <w:t>为方案</w:t>
+      </w:r>
+      <w:r>
+        <w:t xml:space="preserve"> </w:t>
+      </w:r>
+      <m:oMath>
+        <m:sSub>
+          <m:sSubPr>
+            <m:ctrlPr>
+              <w:rPr>
+                <w:rFonts w:ascii="Cambria Math" w:hAnsi="Cambria Math"/>
+              </w:rPr>
+            </m:ctrlPr>
+          </m:sSubPr>
+          <m:e>
+            <m:r>
+              <w:rPr>
+                <w:rFonts w:ascii="Cambria Math" w:hAnsi="Cambria Math"/>
+              </w:rPr>
+              <m:t>S</m:t>
+            </m:r>
+          </m:e>
+          <m:sub>
+            <m:r>
+              <w:rPr>
+                <w:rFonts w:ascii="Cambria Math" w:hAnsi="Cambria Math"/>
+              </w:rPr>
+              <m:t>j</m:t>
+            </m:r>
+          </m:sub>
+        </m:sSub>
+      </m:oMath>
+      <w:r>
+        <w:t>中各工作面推进长度的标准差；</w:t>
+      </w:r>
+      <m:oMath>
+        <m:acc>
+          <m:accPr>
+            <m:chr m:val="‾"/>
+            <m:ctrlPr>
+              <w:rPr>
+                <w:rFonts w:ascii="Cambria Math" w:hAnsi="Cambria Math"/>
+              </w:rPr>
+            </m:ctrlPr>
+          </m:accPr>
+          <m:e>
+            <m:sSub>
+              <m:sSubPr>
+                <m:ctrlPr>
+                  <w:rPr>
+                    <w:rFonts w:ascii="Cambria Math" w:hAnsi="Cambria Math"/>
+                  </w:rPr>
+                </m:ctrlPr>
+              </m:sSubPr>
+              <m:e>
+                <m:r>
+                  <w:rPr>
+                    <w:rFonts w:ascii="Cambria Math" w:hAnsi="Cambria Math"/>
+                  </w:rPr>
+                  <m:t>L</m:t>
+                </m:r>
+              </m:e>
+              <m:sub>
+                <m:r>
+                  <w:rPr>
+                    <w:rFonts w:ascii="Cambria Math" w:hAnsi="Cambria Math"/>
+                  </w:rPr>
+                  <m:t>j</m:t>
+                </m:r>
+              </m:sub>
+            </m:sSub>
+          </m:e>
+        </m:acc>
+      </m:oMath>
+      <w:r>
+        <w:t xml:space="preserve"> </w:t>
+      </w:r>
+      <w:r>
+        <w:t>为平均推进长度。当不同工作面推进长度越接近时，</w:t>
+      </w:r>
+      <m:oMath>
+        <m:sSub>
+          <m:sSubPr>
+            <m:ctrlPr>
+              <w:rPr>
+                <w:rFonts w:ascii="Cambria Math" w:hAnsi="Cambria Math"/>
+              </w:rPr>
+            </m:ctrlPr>
+          </m:sSubPr>
+          <m:e>
+            <m:r>
+              <w:rPr>
+                <w:rFonts w:ascii="Cambria Math" w:hAnsi="Cambria Math"/>
+              </w:rPr>
+              <m:t>E</m:t>
+            </m:r>
+          </m:e>
+          <m:sub>
+            <m:r>
+              <w:rPr>
+                <w:rFonts w:ascii="Cambria Math" w:hAnsi="Cambria Math"/>
+              </w:rPr>
+              <m:t>L</m:t>
+            </m:r>
+          </m:sub>
+        </m:sSub>
+        <m:r>
+          <w:rPr>
+            <w:rFonts w:ascii="Cambria Math" w:hAnsi="Cambria Math"/>
+          </w:rPr>
+          <m:t>(</m:t>
+        </m:r>
+        <m:sSub>
+          <m:sSubPr>
+            <m:ctrlPr>
+              <w:rPr>
+                <w:rFonts w:ascii="Cambria Math" w:hAnsi="Cambria Math"/>
+              </w:rPr>
+            </m:ctrlPr>
+          </m:sSubPr>
+          <m:e>
+            <m:r>
+              <w:rPr>
+                <w:rFonts w:ascii="Cambria Math" w:hAnsi="Cambria Math"/>
+              </w:rPr>
+              <m:t>S</m:t>
+            </m:r>
+          </m:e>
+          <m:sub>
+            <m:r>
+              <w:rPr>
+                <w:rFonts w:ascii="Cambria Math" w:hAnsi="Cambria Math"/>
+              </w:rPr>
+              <m:t>j</m:t>
+            </m:r>
+          </m:sub>
+        </m:sSub>
+        <m:r>
+          <w:rPr>
+            <w:rFonts w:ascii="Cambria Math" w:hAnsi="Cambria Math"/>
+          </w:rPr>
+          <m:t>)</m:t>
+        </m:r>
+      </m:oMath>
+      <w:r>
+        <w:t xml:space="preserve"> </w:t>
+      </w:r>
+      <w:r>
+        <w:t>越大，说明方案推进组织越均衡。对于</w:t>
+      </w:r>
+      <w:r>
+        <w:t xml:space="preserve"> </w:t>
+      </w:r>
+      <m:oMath>
+        <m:sSub>
+          <m:sSubPr>
+            <m:ctrlPr>
+              <w:rPr>
+                <w:rFonts w:ascii="Cambria Math" w:hAnsi="Cambria Math"/>
+              </w:rPr>
+            </m:ctrlPr>
+          </m:sSubPr>
+          <m:e>
+            <m:r>
+              <w:rPr>
+                <w:rFonts w:ascii="Cambria Math" w:hAnsi="Cambria Math"/>
+              </w:rPr>
+              <m:t>E</m:t>
+            </m:r>
+          </m:e>
+          <m:sub>
+            <m:r>
+              <w:rPr>
+                <w:rFonts w:ascii="Cambria Math" w:hAnsi="Cambria Math"/>
+              </w:rPr>
+              <m:t>N</m:t>
+            </m:r>
+          </m:sub>
+        </m:sSub>
+        <m:r>
+          <w:rPr>
+            <w:rFonts w:ascii="Cambria Math" w:hAnsi="Cambria Math"/>
+          </w:rPr>
+          <m:t>(</m:t>
+        </m:r>
+        <m:sSub>
+          <m:sSubPr>
+            <m:ctrlPr>
+              <w:rPr>
+                <w:rFonts w:ascii="Cambria Math" w:hAnsi="Cambria Math"/>
+              </w:rPr>
+            </m:ctrlPr>
+          </m:sSubPr>
+          <m:e>
+            <m:r>
+              <w:rPr>
+                <w:rFonts w:ascii="Cambria Math" w:hAnsi="Cambria Math"/>
+              </w:rPr>
+              <m:t>S</m:t>
+            </m:r>
+          </m:e>
+          <m:sub>
+            <m:r>
+              <w:rPr>
+                <w:rFonts w:ascii="Cambria Math" w:hAnsi="Cambria Math"/>
+              </w:rPr>
+              <m:t>j</m:t>
+            </m:r>
+          </m:sub>
+        </m:sSub>
+        <m:r>
+          <w:rPr>
+            <w:rFonts w:ascii="Cambria Math" w:hAnsi="Cambria Math"/>
+          </w:rPr>
+          <m:t>)</m:t>
+        </m:r>
+      </m:oMath>
+      <w:r>
+        <w:t>和</w:t>
+      </w:r>
+      <w:r>
+        <w:t xml:space="preserve"> </w:t>
+      </w:r>
+      <m:oMath>
+        <m:sSub>
+          <m:sSubPr>
+            <m:ctrlPr>
+              <w:rPr>
+                <w:rFonts w:ascii="Cambria Math" w:hAnsi="Cambria Math"/>
+              </w:rPr>
+            </m:ctrlPr>
+          </m:sSubPr>
+          <m:e>
+            <m:r>
+              <w:rPr>
+                <w:rFonts w:ascii="Cambria Math" w:hAnsi="Cambria Math"/>
+              </w:rPr>
+              <m:t>E</m:t>
+            </m:r>
+          </m:e>
+          <m:sub>
+            <m:r>
+              <w:rPr>
+                <w:rFonts w:ascii="Cambria Math" w:hAnsi="Cambria Math"/>
+              </w:rPr>
+              <m:t>S</m:t>
+            </m:r>
+          </m:sub>
+        </m:sSub>
+        <m:r>
+          <w:rPr>
+            <w:rFonts w:ascii="Cambria Math" w:hAnsi="Cambria Math"/>
+          </w:rPr>
+          <m:t>(</m:t>
+        </m:r>
+        <m:sSub>
+          <m:sSubPr>
+            <m:ctrlPr>
+              <w:rPr>
+                <w:rFonts w:ascii="Cambria Math" w:hAnsi="Cambria Math"/>
+              </w:rPr>
+            </m:ctrlPr>
+          </m:sSubPr>
+          <m:e>
+            <m:r>
+              <w:rPr>
+                <w:rFonts w:ascii="Cambria Math" w:hAnsi="Cambria Math"/>
+              </w:rPr>
+              <m:t>S</m:t>
+            </m:r>
+          </m:e>
+          <m:sub>
+            <m:r>
+              <w:rPr>
+                <w:rFonts w:ascii="Cambria Math" w:hAnsi="Cambria Math"/>
+              </w:rPr>
+              <m:t>j</m:t>
+            </m:r>
+          </m:sub>
+        </m:sSub>
+        <m:r>
+          <w:rPr>
+            <w:rFonts w:ascii="Cambria Math" w:hAnsi="Cambria Math"/>
+          </w:rPr>
+          <m:t>)</m:t>
+        </m:r>
+      </m:oMath>
+      <w:r>
+        <w:t>，可根据工作面数量偏离推荐范围的程度及短推进工作面比例进行归一化计算，取值范围均为</w:t>
+      </w:r>
+      <w:r>
+        <w:t xml:space="preserve"> </w:t>
+      </w:r>
+      <m:oMath>
+        <m:d>
+          <m:dPr>
+            <m:begChr m:val="["/>
+            <m:sepChr m:val=","/>
+            <m:endChr m:val="]"/>
+            <m:ctrlPr>
+              <w:rPr>
+                <w:rFonts w:ascii="Cambria Math" w:hAnsi="Cambria Math"/>
+              </w:rPr>
+            </m:ctrlPr>
+          </m:dPr>
+          <m:e>
+            <m:r>
+              <w:rPr>
+                <w:rFonts w:ascii="Cambria Math" w:hAnsi="Cambria Math"/>
+              </w:rPr>
+              <m:t>0</m:t>
+            </m:r>
+          </m:e>
+          <m:e>
+            <m:r>
+              <w:rPr>
+                <w:rFonts w:ascii="Cambria Math" w:hAnsi="Cambria Math"/>
+              </w:rPr>
+              <m:t>1</m:t>
+            </m:r>
+          </m:e>
+        </m:d>
+      </m:oMath>
+      <w:r>
+        <w:t>。</w:t>
+      </w:r>
+    </w:p>
+    <w:p>
+      <w:pPr>
+        <w:pStyle w:val="100"/>
+        <w:ind w:firstLine="420"/>
+      </w:pPr>
+      <w:r>
+        <w:t>资源回收评分综合考虑煤层厚度场覆盖贡献、</w:t>
+      </w:r>
+      <w:r>
+        <w:t>有效布置面积贡献和工程组织辅助因素，可表示为：</w:t>
+      </w:r>
+    </w:p>
+    <w:p>
+      <w:pPr>
+        <w:pStyle w:val="100"/>
+        <w:ind w:firstLine="420"/>
+      </w:pPr>
+      <m:oMathPara>
+        <m:oMath>
+          <m:r>
+            <w:rPr>
+              <w:rFonts w:ascii="Cambria Math" w:hAnsi="Cambria Math"/>
+            </w:rPr>
+            <m:t>R(</m:t>
+          </m:r>
+          <m:sSub>
+            <m:sSubPr>
+              <m:ctrlPr>
+                <w:rPr>
+                  <w:rFonts w:ascii="Cambria Math" w:hAnsi="Cambria Math"/>
+                </w:rPr>
+              </m:ctrlPr>
+            </m:sSubPr>
+            <m:e>
+              <m:r>
+                <w:rPr>
+                  <w:rFonts w:ascii="Cambria Math" w:hAnsi="Cambria Math"/>
+                </w:rPr>
+                <m:t>S</m:t>
+              </m:r>
+            </m:e>
+            <m:sub>
+              <m:r>
+                <w:rPr>
+                  <w:rFonts w:ascii="Cambria Math" w:hAnsi="Cambria Math"/>
+                </w:rPr>
+                <m:t>j</m:t>
+              </m:r>
+            </m:sub>
+          </m:sSub>
+          <m:r>
+            <w:rPr>
+              <w:rFonts w:ascii="Cambria Math" w:hAnsi="Cambria Math"/>
+            </w:rPr>
+            <m:t>)=100</m:t>
+          </m:r>
+          <m:d>
+            <m:dPr>
+              <m:begChr m:val="["/>
+              <m:endChr m:val="]"/>
+              <m:ctrlPr>
+                <w:rPr>
+                  <w:rFonts w:ascii="Cambria Math" w:hAnsi="Cambria Math"/>
+                </w:rPr>
+              </m:ctrlPr>
+            </m:dPr>
+            <m:e>
+              <m:sSub>
+                <m:sSubPr>
+                  <m:ctrlPr>
+                    <w:rPr>
+                      <w:rFonts w:ascii="Cambria Math" w:hAnsi="Cambria Math"/>
+                    </w:rPr>
+                  </m:ctrlPr>
+                </m:sSubPr>
+                <m:e>
+                  <m:r>
+                    <w:rPr>
+                      <w:rFonts w:ascii="Cambria Math" w:hAnsi="Cambria Math"/>
+                    </w:rPr>
+                    <m:t>μ</m:t>
+                  </m:r>
+                </m:e>
+                <m:sub>
+                  <m:r>
+                    <w:rPr>
+                      <w:rFonts w:ascii="Cambria Math" w:hAnsi="Cambria Math"/>
+                    </w:rPr>
+                    <m:t>T</m:t>
+                  </m:r>
+                </m:sub>
+              </m:sSub>
+              <m:sSub>
+                <m:sSubPr>
+                  <m:ctrlPr>
+                    <w:rPr>
+                      <w:rFonts w:ascii="Cambria Math" w:hAnsi="Cambria Math"/>
+                    </w:rPr>
+                  </m:ctrlPr>
+                </m:sSubPr>
+                <m:e>
+                  <m:r>
+                    <w:rPr>
+                      <w:rFonts w:ascii="Cambria Math" w:hAnsi="Cambria Math"/>
+                    </w:rPr>
+                    <m:t>C</m:t>
+                  </m:r>
+                </m:e>
+                <m:sub>
+                  <m:r>
+                    <w:rPr>
+                      <w:rFonts w:ascii="Cambria Math" w:hAnsi="Cambria Math"/>
+                    </w:rPr>
+                    <m:t>T</m:t>
+                  </m:r>
+                </m:sub>
+              </m:sSub>
+              <m:r>
+                <w:rPr>
+                  <w:rFonts w:ascii="Cambria Math" w:hAnsi="Cambria Math"/>
+                </w:rPr>
+                <m:t>(</m:t>
+              </m:r>
+              <m:sSub>
+                <m:sSubPr>
+                  <m:ctrlPr>
+                    <w:rPr>
+                      <w:rFonts w:ascii="Cambria Math" w:hAnsi="Cambria Math"/>
+                    </w:rPr>
+                  </m:ctrlPr>
+                </m:sSubPr>
+                <m:e>
+                  <m:r>
+                    <w:rPr>
+                      <w:rFonts w:ascii="Cambria Math" w:hAnsi="Cambria Math"/>
+                    </w:rPr>
+                    <m:t>S</m:t>
+                  </m:r>
+                </m:e>
+                <m:sub>
+                  <m:r>
+                    <w:rPr>
+                      <w:rFonts w:ascii="Cambria Math" w:hAnsi="Cambria Math"/>
+                    </w:rPr>
+                    <m:t>j</m:t>
+                  </m:r>
+                </m:sub>
+              </m:sSub>
+              <m:r>
+                <w:rPr>
+                  <w:rFonts w:ascii="Cambria Math" w:hAnsi="Cambria Math"/>
+                </w:rPr>
+                <m:t>)+</m:t>
+              </m:r>
+              <m:sSub>
+                <m:sSubPr>
+                  <m:ctrlPr>
+                    <w:rPr>
+                      <w:rFonts w:ascii="Cambria Math" w:hAnsi="Cambria Math"/>
+                    </w:rPr>
+                  </m:ctrlPr>
+                </m:sSubPr>
+                <m:e>
+                  <m:r>
+                    <w:rPr>
+                      <w:rFonts w:ascii="Cambria Math" w:hAnsi="Cambria Math"/>
+                    </w:rPr>
+                    <m:t>μ</m:t>
+                  </m:r>
+                </m:e>
+                <m:sub>
+                  <m:r>
+                    <w:rPr>
+                      <w:rFonts w:ascii="Cambria Math" w:hAnsi="Cambria Math"/>
+                    </w:rPr>
+                    <m:t>A</m:t>
+                  </m:r>
+                </m:sub>
+              </m:sSub>
+              <m:sSub>
+                <m:sSubPr>
+                  <m:ctrlPr>
+                    <w:rPr>
+                      <w:rFonts w:ascii="Cambria Math" w:hAnsi="Cambria Math"/>
+                    </w:rPr>
+                  </m:ctrlPr>
+                </m:sSubPr>
+                <m:e>
+                  <m:r>
+                    <w:rPr>
+                      <w:rFonts w:ascii="Cambria Math" w:hAnsi="Cambria Math"/>
+                    </w:rPr>
+                    <m:t>C</m:t>
+                  </m:r>
+                </m:e>
+                <m:sub>
+                  <m:r>
+                    <w:rPr>
+                      <w:rFonts w:ascii="Cambria Math" w:hAnsi="Cambria Math"/>
+                    </w:rPr>
+                    <m:t>A</m:t>
+                  </m:r>
+                </m:sub>
+              </m:sSub>
+              <m:r>
+                <w:rPr>
+                  <w:rFonts w:ascii="Cambria Math" w:hAnsi="Cambria Math"/>
+                </w:rPr>
+                <m:t>(</m:t>
+              </m:r>
+              <m:sSub>
+                <m:sSubPr>
+                  <m:ctrlPr>
+                    <w:rPr>
+                      <w:rFonts w:ascii="Cambria Math" w:hAnsi="Cambria Math"/>
+                    </w:rPr>
+                  </m:ctrlPr>
+                </m:sSubPr>
+                <m:e>
+                  <m:r>
+                    <w:rPr>
+                      <w:rFonts w:ascii="Cambria Math" w:hAnsi="Cambria Math"/>
+                    </w:rPr>
+                    <m:t>S</m:t>
+                  </m:r>
+                </m:e>
+                <m:sub>
+                  <m:r>
+                    <w:rPr>
+                      <w:rFonts w:ascii="Cambria Math" w:hAnsi="Cambria Math"/>
+                    </w:rPr>
+                    <m:t>j</m:t>
+                  </m:r>
+                </m:sub>
+              </m:sSub>
+              <m:r>
+                <w:rPr>
+                  <w:rFonts w:ascii="Cambria Math" w:hAnsi="Cambria Math"/>
+                </w:rPr>
+                <m:t>)+</m:t>
+              </m:r>
+              <m:sSub>
+                <m:sSubPr>
+                  <m:ctrlPr>
+                    <w:rPr>
+                      <w:rFonts w:ascii="Cambria Math" w:hAnsi="Cambria Math"/>
+                    </w:rPr>
+                  </m:ctrlPr>
+                </m:sSubPr>
+                <m:e>
+                  <m:r>
+                    <w:rPr>
+                      <w:rFonts w:ascii="Cambria Math" w:hAnsi="Cambria Math"/>
+                    </w:rPr>
+                    <m:t>μ</m:t>
+                  </m:r>
+                </m:e>
+                <m:sub>
+                  <m:r>
+                    <w:rPr>
+                      <w:rFonts w:ascii="Cambria Math" w:hAnsi="Cambria Math"/>
+                    </w:rPr>
+                    <m:t>E</m:t>
+                  </m:r>
+                </m:sub>
+              </m:sSub>
+              <m:sSub>
+                <m:sSubPr>
+                  <m:ctrlPr>
+                    <w:rPr>
+                      <w:rFonts w:ascii="Cambria Math" w:hAnsi="Cambria Math"/>
+                    </w:rPr>
+                  </m:ctrlPr>
+                </m:sSubPr>
+                <m:e>
+                  <m:r>
+                    <w:rPr>
+                      <w:rFonts w:ascii="Cambria Math" w:hAnsi="Cambria Math"/>
+                    </w:rPr>
+                    <m:t>C</m:t>
+                  </m:r>
+                </m:e>
+                <m:sub>
+                  <m:r>
+                    <w:rPr>
+                      <w:rFonts w:ascii="Cambria Math" w:hAnsi="Cambria Math"/>
+                    </w:rPr>
+                    <m:t>E</m:t>
+                  </m:r>
+                </m:sub>
+              </m:sSub>
+              <m:r>
+                <w:rPr>
+                  <w:rFonts w:ascii="Cambria Math" w:hAnsi="Cambria Math"/>
+                </w:rPr>
+                <m:t>(</m:t>
+              </m:r>
+              <m:sSub>
+                <m:sSubPr>
+                  <m:ctrlPr>
+                    <w:rPr>
+                      <w:rFonts w:ascii="Cambria Math" w:hAnsi="Cambria Math"/>
+                    </w:rPr>
+                  </m:ctrlPr>
+                </m:sSubPr>
+                <m:e>
+                  <m:r>
+                    <w:rPr>
+                      <w:rFonts w:ascii="Cambria Math" w:hAnsi="Cambria Math"/>
+                    </w:rPr>
+                    <m:t>S</m:t>
+                  </m:r>
+                </m:e>
+                <m:sub>
+                  <m:r>
+                    <w:rPr>
+                      <w:rFonts w:ascii="Cambria Math" w:hAnsi="Cambria Math"/>
+                    </w:rPr>
+                    <m:t>j</m:t>
+                  </m:r>
+                </m:sub>
+              </m:sSub>
+              <m:r>
+                <w:rPr>
+                  <w:rFonts w:ascii="Cambria Math" w:hAnsi="Cambria Math"/>
+                </w:rPr>
+                <m:t>)</m:t>
+              </m:r>
+            </m:e>
+          </m:d>
+        </m:oMath>
+      </m:oMathPara>
+    </w:p>
+    <w:p>
+      <w:pPr>
+        <w:pStyle w:val="100"/>
+        <w:ind w:firstLine="420"/>
+      </w:pPr>
+      <m:oMathPara>
+        <m:oMath>
+          <m:sSub>
+            <m:sSubPr>
+              <m:ctrlPr>
+                <w:rPr>
+                  <w:rFonts w:ascii="Cambria Math" w:hAnsi="Cambria Math"/>
+                </w:rPr>
+              </m:ctrlPr>
+            </m:sSubPr>
+            <m:e>
+              <m:r>
+                <w:rPr>
+                  <w:rFonts w:ascii="Cambria Math" w:hAnsi="Cambria Math"/>
+                </w:rPr>
+                <m:t>μ</m:t>
+              </m:r>
+            </m:e>
+            <m:sub>
+              <m:r>
+                <w:rPr>
+                  <w:rFonts w:ascii="Cambria Math" w:hAnsi="Cambria Math"/>
+                </w:rPr>
+                <m:t>T</m:t>
+              </m:r>
+            </m:sub>
+          </m:sSub>
+          <m:r>
+            <w:rPr>
+              <w:rFonts w:ascii="Cambria Math" w:hAnsi="Cambria Math"/>
+            </w:rPr>
+            <m:t>+</m:t>
+          </m:r>
+          <m:sSub>
+            <m:sSubPr>
+              <m:ctrlPr>
+                <w:rPr>
+                  <w:rFonts w:ascii="Cambria Math" w:hAnsi="Cambria Math"/>
+                </w:rPr>
+              </m:ctrlPr>
+            </m:sSubPr>
+            <m:e>
+              <m:r>
+                <w:rPr>
+                  <w:rFonts w:ascii="Cambria Math" w:hAnsi="Cambria Math"/>
+                </w:rPr>
+                <m:t>μ</m:t>
+              </m:r>
+            </m:e>
+            <m:sub>
+              <m:r>
+                <w:rPr>
+                  <w:rFonts w:ascii="Cambria Math" w:hAnsi="Cambria Math"/>
+                </w:rPr>
+                <m:t>A</m:t>
+              </m:r>
+            </m:sub>
+          </m:sSub>
+          <m:r>
+            <w:rPr>
+              <w:rFonts w:ascii="Cambria Math" w:hAnsi="Cambria Math"/>
+            </w:rPr>
+            <m:t>+</m:t>
+          </m:r>
+          <m:sSub>
+            <m:sSubPr>
+              <m:ctrlPr>
+                <w:rPr>
+                  <w:rFonts w:ascii="Cambria Math" w:hAnsi="Cambria Math"/>
+                </w:rPr>
+              </m:ctrlPr>
+            </m:sSubPr>
+            <m:e>
+              <m:r>
+                <w:rPr>
+                  <w:rFonts w:ascii="Cambria Math" w:hAnsi="Cambria Math"/>
+                </w:rPr>
+                <m:t>μ</m:t>
+              </m:r>
+            </m:e>
+            <m:sub>
+              <m:r>
+                <w:rPr>
+                  <w:rFonts w:ascii="Cambria Math" w:hAnsi="Cambria Math"/>
+                </w:rPr>
+                <m:t>E</m:t>
+              </m:r>
+            </m:sub>
+          </m:sSub>
+          <m:r>
+            <w:rPr>
+              <w:rFonts w:ascii="Cambria Math" w:hAnsi="Cambria Math"/>
+            </w:rPr>
+            <m:t>=1,</m:t>
+          </m:r>
+          <m:sSub>
+            <m:sSubPr>
+              <m:ctrlPr>
+                <w:rPr>
+                  <w:rFonts w:ascii="Cambria Math" w:hAnsi="Cambria Math"/>
+                </w:rPr>
+              </m:ctrlPr>
+            </m:sSubPr>
+            <m:e>
+              <m:r>
+                <w:rPr>
+                  <w:rFonts w:ascii="Cambria Math" w:hAnsi="Cambria Math"/>
+                </w:rPr>
+                <m:t>μ</m:t>
+              </m:r>
+            </m:e>
+            <m:sub>
+              <m:r>
+                <w:rPr>
+                  <w:rFonts w:ascii="Cambria Math" w:hAnsi="Cambria Math"/>
+                </w:rPr>
+                <m:t>T</m:t>
+              </m:r>
+            </m:sub>
+          </m:sSub>
+          <m:r>
+            <w:rPr>
+              <w:rFonts w:ascii="Cambria Math" w:hAnsi="Cambria Math"/>
+            </w:rPr>
+            <m:t>,</m:t>
+          </m:r>
+          <m:sSub>
+            <m:sSubPr>
+              <m:ctrlPr>
+                <w:rPr>
+                  <w:rFonts w:ascii="Cambria Math" w:hAnsi="Cambria Math"/>
+                </w:rPr>
+              </m:ctrlPr>
+            </m:sSubPr>
+            <m:e>
+              <m:r>
+                <w:rPr>
+                  <w:rFonts w:ascii="Cambria Math" w:hAnsi="Cambria Math"/>
+                </w:rPr>
+                <m:t>μ</m:t>
+              </m:r>
+            </m:e>
+            <m:sub>
+              <m:r>
+                <w:rPr>
+                  <w:rFonts w:ascii="Cambria Math" w:hAnsi="Cambria Math"/>
+                </w:rPr>
+                <m:t>A</m:t>
+              </m:r>
+            </m:sub>
+          </m:sSub>
+          <m:r>
+            <w:rPr>
+              <w:rFonts w:ascii="Cambria Math" w:hAnsi="Cambria Math"/>
+            </w:rPr>
+            <m:t>,</m:t>
+          </m:r>
+          <m:sSub>
+            <m:sSubPr>
+              <m:ctrlPr>
+                <w:rPr>
+                  <w:rFonts w:ascii="Cambria Math" w:hAnsi="Cambria Math"/>
+                </w:rPr>
+              </m:ctrlPr>
+            </m:sSubPr>
+            <m:e>
+              <m:r>
+                <w:rPr>
+                  <w:rFonts w:ascii="Cambria Math" w:hAnsi="Cambria Math"/>
+                </w:rPr>
+                <m:t>μ</m:t>
+              </m:r>
+            </m:e>
+            <m:sub>
+              <m:r>
+                <w:rPr>
+                  <w:rFonts w:ascii="Cambria Math" w:hAnsi="Cambria Math"/>
+                </w:rPr>
+                <m:t>E</m:t>
+              </m:r>
+            </m:sub>
+          </m:sSub>
+          <m:r>
+            <w:rPr>
+              <w:rFonts w:ascii="Cambria Math" w:hAnsi="Cambria Math"/>
+            </w:rPr>
+            <m:t>≥0</m:t>
+          </m:r>
+        </m:oMath>
+      </m:oMathPara>
+    </w:p>
+    <w:p>
+      <w:pPr>
+        <w:pStyle w:val="100"/>
+        <w:ind w:firstLine="420"/>
+      </w:pPr>
+      <w:r>
+        <w:t>式中：</w:t>
+      </w:r>
+      <m:oMath>
+        <m:sSub>
+          <m:sSubPr>
+            <m:ctrlPr>
+              <w:rPr>
+                <w:rFonts w:ascii="Cambria Math" w:hAnsi="Cambria Math"/>
+              </w:rPr>
+            </m:ctrlPr>
+          </m:sSubPr>
+          <m:e>
+            <m:r>
+              <w:rPr>
+                <w:rFonts w:ascii="Cambria Math" w:hAnsi="Cambria Math"/>
+              </w:rPr>
+              <m:t>C</m:t>
+            </m:r>
+          </m:e>
+          <m:sub>
+            <m:r>
+              <w:rPr>
+                <w:rFonts w:ascii="Cambria Math" w:hAnsi="Cambria Math"/>
+              </w:rPr>
+              <m:t>T</m:t>
+            </m:r>
+          </m:sub>
+        </m:sSub>
+        <m:r>
+          <w:rPr>
+            <w:rFonts w:ascii="Cambria Math" w:hAnsi="Cambria Math"/>
+          </w:rPr>
+          <m:t>(</m:t>
+        </m:r>
+        <m:sSub>
+          <m:sSubPr>
+            <m:ctrlPr>
+              <w:rPr>
+                <w:rFonts w:ascii="Cambria Math" w:hAnsi="Cambria Math"/>
+              </w:rPr>
+            </m:ctrlPr>
+          </m:sSubPr>
+          <m:e>
+            <m:r>
+              <w:rPr>
+                <w:rFonts w:ascii="Cambria Math" w:hAnsi="Cambria Math"/>
+              </w:rPr>
+              <m:t>S</m:t>
+            </m:r>
+          </m:e>
+          <m:sub>
+            <m:r>
+              <w:rPr>
+                <w:rFonts w:ascii="Cambria Math" w:hAnsi="Cambria Math"/>
+              </w:rPr>
+              <m:t>j</m:t>
+            </m:r>
+          </m:sub>
+        </m:sSub>
+        <m:r>
+          <w:rPr>
+            <w:rFonts w:ascii="Cambria Math" w:hAnsi="Cambria Math"/>
+          </w:rPr>
+          <m:t>)</m:t>
+        </m:r>
+      </m:oMath>
+      <w:r>
+        <w:t xml:space="preserve"> </w:t>
+      </w:r>
+      <w:r>
+        <w:t>为煤层厚度场覆盖贡献，反映方案覆盖区域内煤厚资源利用水平；</w:t>
+      </w:r>
+      <m:oMath>
+        <m:sSub>
+          <m:sSubPr>
+            <m:ctrlPr>
+              <w:rPr>
+                <w:rFonts w:ascii="Cambria Math" w:hAnsi="Cambria Math"/>
+              </w:rPr>
+            </m:ctrlPr>
+          </m:sSubPr>
+          <m:e>
+            <m:r>
+              <w:rPr>
+                <w:rFonts w:ascii="Cambria Math" w:hAnsi="Cambria Math"/>
+              </w:rPr>
+              <m:t>C</m:t>
+            </m:r>
+          </m:e>
+          <m:sub>
+            <m:r>
+              <w:rPr>
+                <w:rFonts w:ascii="Cambria Math" w:hAnsi="Cambria Math"/>
+              </w:rPr>
+              <m:t>A</m:t>
+            </m:r>
+          </m:sub>
+        </m:sSub>
+        <m:r>
+          <w:rPr>
+            <w:rFonts w:ascii="Cambria Math" w:hAnsi="Cambria Math"/>
+          </w:rPr>
+          <m:t>(</m:t>
+        </m:r>
+        <m:sSub>
+          <m:sSubPr>
+            <m:ctrlPr>
+              <w:rPr>
+                <w:rFonts w:ascii="Cambria Math" w:hAnsi="Cambria Math"/>
+              </w:rPr>
+            </m:ctrlPr>
+          </m:sSubPr>
+          <m:e>
+            <m:r>
+              <w:rPr>
+                <w:rFonts w:ascii="Cambria Math" w:hAnsi="Cambria Math"/>
+              </w:rPr>
+              <m:t>S</m:t>
+            </m:r>
+          </m:e>
+          <m:sub>
+            <m:r>
+              <w:rPr>
+                <w:rFonts w:ascii="Cambria Math" w:hAnsi="Cambria Math"/>
+              </w:rPr>
+              <m:t>j</m:t>
+            </m:r>
+          </m:sub>
+        </m:sSub>
+        <m:r>
+          <w:rPr>
+            <w:rFonts w:ascii="Cambria Math" w:hAnsi="Cambria Math"/>
+          </w:rPr>
+          <m:t>)</m:t>
+        </m:r>
+      </m:oMath>
+      <w:r>
+        <w:t xml:space="preserve"> </w:t>
+      </w:r>
+      <w:r>
+        <w:t>为有效布置面积贡献；</w:t>
+      </w:r>
+      <m:oMath>
+        <m:sSub>
+          <m:sSubPr>
+            <m:ctrlPr>
+              <w:rPr>
+                <w:rFonts w:ascii="Cambria Math" w:hAnsi="Cambria Math"/>
+              </w:rPr>
+            </m:ctrlPr>
+          </m:sSubPr>
+          <m:e>
+            <m:r>
+              <w:rPr>
+                <w:rFonts w:ascii="Cambria Math" w:hAnsi="Cambria Math"/>
+              </w:rPr>
+              <m:t>C</m:t>
+            </m:r>
+          </m:e>
+          <m:sub>
+            <m:r>
+              <w:rPr>
+                <w:rFonts w:ascii="Cambria Math" w:hAnsi="Cambria Math"/>
+              </w:rPr>
+              <m:t>E</m:t>
+            </m:r>
+          </m:sub>
+        </m:sSub>
+        <m:r>
+          <w:rPr>
+            <w:rFonts w:ascii="Cambria Math" w:hAnsi="Cambria Math"/>
+          </w:rPr>
+          <m:t>(</m:t>
+        </m:r>
+        <m:sSub>
+          <m:sSubPr>
+            <m:ctrlPr>
+              <w:rPr>
+                <w:rFonts w:ascii="Cambria Math" w:hAnsi="Cambria Math"/>
+              </w:rPr>
+            </m:ctrlPr>
+          </m:sSubPr>
+          <m:e>
+            <m:r>
+              <w:rPr>
+                <w:rFonts w:ascii="Cambria Math" w:hAnsi="Cambria Math"/>
+              </w:rPr>
+              <m:t>S</m:t>
+            </m:r>
+          </m:e>
+          <m:sub>
+            <m:r>
+              <w:rPr>
+                <w:rFonts w:ascii="Cambria Math" w:hAnsi="Cambria Math"/>
+              </w:rPr>
+              <m:t>j</m:t>
+            </m:r>
+          </m:sub>
+        </m:sSub>
+        <m:r>
+          <w:rPr>
+            <w:rFonts w:ascii="Cambria Math" w:hAnsi="Cambria Math"/>
+          </w:rPr>
+          <m:t>)</m:t>
+        </m:r>
+      </m:oMath>
+      <w:r>
+        <w:t xml:space="preserve"> </w:t>
+      </w:r>
+      <w:r>
+        <w:t>为工程组织辅助指标；</w:t>
+      </w:r>
+      <m:oMath>
+        <m:sSub>
+          <m:sSubPr>
+            <m:ctrlPr>
+              <w:rPr>
+                <w:rFonts w:ascii="Cambria Math" w:hAnsi="Cambria Math"/>
+              </w:rPr>
+            </m:ctrlPr>
+          </m:sSubPr>
+          <m:e>
+            <m:r>
+              <w:rPr>
+                <w:rFonts w:ascii="Cambria Math" w:hAnsi="Cambria Math"/>
+              </w:rPr>
+              <m:t>μ</m:t>
+            </m:r>
+          </m:e>
+          <m:sub>
+            <m:r>
+              <w:rPr>
+                <w:rFonts w:ascii="Cambria Math" w:hAnsi="Cambria Math"/>
+              </w:rPr>
+              <m:t>T</m:t>
+            </m:r>
+          </m:sub>
+        </m:sSub>
+      </m:oMath>
+      <w:r>
+        <w:t>、</w:t>
+      </w:r>
+      <m:oMath>
+        <m:sSub>
+          <m:sSubPr>
+            <m:ctrlPr>
+              <w:rPr>
+                <w:rFonts w:ascii="Cambria Math" w:hAnsi="Cambria Math"/>
+              </w:rPr>
+            </m:ctrlPr>
+          </m:sSubPr>
+          <m:e>
+            <m:r>
+              <w:rPr>
+                <w:rFonts w:ascii="Cambria Math" w:hAnsi="Cambria Math"/>
+              </w:rPr>
+              <m:t>μ</m:t>
+            </m:r>
+          </m:e>
+          <m:sub>
+            <m:r>
+              <w:rPr>
+                <w:rFonts w:ascii="Cambria Math" w:hAnsi="Cambria Math"/>
+              </w:rPr>
+              <m:t>A</m:t>
+            </m:r>
+          </m:sub>
+        </m:sSub>
+      </m:oMath>
+      <w:r>
+        <w:t>、</w:t>
+      </w:r>
+      <m:oMath>
+        <m:sSub>
+          <m:sSubPr>
+            <m:ctrlPr>
+              <w:rPr>
+                <w:rFonts w:ascii="Cambria Math" w:hAnsi="Cambria Math"/>
+              </w:rPr>
+            </m:ctrlPr>
+          </m:sSubPr>
+          <m:e>
+            <m:r>
+              <w:rPr>
+                <w:rFonts w:ascii="Cambria Math" w:hAnsi="Cambria Math"/>
+              </w:rPr>
+              <m:t>μ</m:t>
+            </m:r>
+          </m:e>
+          <m:sub>
+            <m:r>
+              <w:rPr>
+                <w:rFonts w:ascii="Cambria Math" w:hAnsi="Cambria Math"/>
+              </w:rPr>
+              <m:t>E</m:t>
+            </m:r>
+          </m:sub>
+        </m:sSub>
+      </m:oMath>
+      <w:r>
+        <w:t xml:space="preserve"> </w:t>
+      </w:r>
+      <w:r>
+        <w:t>为资源回收分项权重。本文案例中可取</w:t>
+      </w:r>
+      <w:r>
+        <w:t xml:space="preserve"> </w:t>
+      </w:r>
+      <m:oMath>
+        <m:sSub>
+          <m:sSubPr>
+            <m:ctrlPr>
+              <w:rPr>
+                <w:rFonts w:ascii="Cambria Math" w:hAnsi="Cambria Math"/>
+              </w:rPr>
+            </m:ctrlPr>
+          </m:sSubPr>
+          <m:e>
+            <m:r>
+              <w:rPr>
+                <w:rFonts w:ascii="Cambria Math" w:hAnsi="Cambria Math"/>
+              </w:rPr>
+              <m:t>μ</m:t>
+            </m:r>
+          </m:e>
+          <m:sub>
+            <m:r>
+              <w:rPr>
+                <w:rFonts w:ascii="Cambria Math" w:hAnsi="Cambria Math"/>
+              </w:rPr>
+              <m:t>T</m:t>
+            </m:r>
+          </m:sub>
+        </m:sSub>
+        <m:r>
+          <w:rPr>
+            <w:rFonts w:ascii="Cambria Math" w:hAnsi="Cambria Math"/>
+          </w:rPr>
+          <m:t>=0.55</m:t>
+        </m:r>
+      </m:oMath>
+      <w:r>
+        <w:t>、</w:t>
+      </w:r>
+      <m:oMath>
+        <m:sSub>
+          <m:sSubPr>
+            <m:ctrlPr>
+              <w:rPr>
+                <w:rFonts w:ascii="Cambria Math" w:hAnsi="Cambria Math"/>
+              </w:rPr>
+            </m:ctrlPr>
+          </m:sSubPr>
+          <m:e>
+            <m:r>
+              <w:rPr>
+                <w:rFonts w:ascii="Cambria Math" w:hAnsi="Cambria Math"/>
+              </w:rPr>
+              <m:t>μ</m:t>
+            </m:r>
+          </m:e>
+          <m:sub>
+            <m:r>
+              <w:rPr>
+                <w:rFonts w:ascii="Cambria Math" w:hAnsi="Cambria Math"/>
+              </w:rPr>
+              <m:t>A</m:t>
+            </m:r>
+          </m:sub>
+        </m:sSub>
+        <m:r>
+          <w:rPr>
+            <w:rFonts w:ascii="Cambria Math" w:hAnsi="Cambria Math"/>
+          </w:rPr>
+          <m:t>=0.30</m:t>
+        </m:r>
+      </m:oMath>
+      <w:r>
+        <w:t>、</w:t>
+      </w:r>
+      <m:oMath>
+        <m:sSub>
+          <m:sSubPr>
+            <m:ctrlPr>
+              <w:rPr>
+                <w:rFonts w:ascii="Cambria Math" w:hAnsi="Cambria Math"/>
+              </w:rPr>
+            </m:ctrlPr>
+          </m:sSubPr>
+          <m:e>
+            <m:r>
+              <w:rPr>
+                <w:rFonts w:ascii="Cambria Math" w:hAnsi="Cambria Math"/>
+              </w:rPr>
+              <m:t>μ</m:t>
+            </m:r>
+          </m:e>
+          <m:sub>
+            <m:r>
+              <w:rPr>
+                <w:rFonts w:ascii="Cambria Math" w:hAnsi="Cambria Math"/>
+              </w:rPr>
+              <m:t>E</m:t>
+            </m:r>
+          </m:sub>
+        </m:sSub>
+        <m:r>
+          <w:rPr>
+            <w:rFonts w:ascii="Cambria Math" w:hAnsi="Cambria Math"/>
+          </w:rPr>
+          <m:t>=0.15</m:t>
+        </m:r>
+      </m:oMath>
+      <w:r>
+        <w:t>，用于体现煤厚资源覆盖在资源回收评价中的主导作用。</w:t>
+      </w:r>
+    </w:p>
+    <w:p>
+      <w:pPr>
+        <w:pStyle w:val="100"/>
+        <w:ind w:firstLine="420"/>
+      </w:pPr>
+      <w:r>
+        <w:t>其中，煤层厚度场覆盖贡献可表示为：</w:t>
+      </w:r>
+    </w:p>
+    <w:p>
+      <w:pPr>
+        <w:pStyle w:val="100"/>
+        <w:ind w:firstLine="420"/>
+      </w:pPr>
+      <m:oMathPara>
+        <m:oMath>
+          <m:sSub>
+            <m:sSubPr>
+              <m:ctrlPr>
+                <w:rPr>
+                  <w:rFonts w:ascii="Cambria Math" w:hAnsi="Cambria Math"/>
+                </w:rPr>
+              </m:ctrlPr>
+            </m:sSubPr>
+            <m:e>
+              <m:r>
+                <w:rPr>
+                  <w:rFonts w:ascii="Cambria Math" w:hAnsi="Cambria Math"/>
+                </w:rPr>
+                <m:t>C</m:t>
+              </m:r>
+            </m:e>
+            <m:sub>
+              <m:r>
+                <w:rPr>
+                  <w:rFonts w:ascii="Cambria Math" w:hAnsi="Cambria Math"/>
+                </w:rPr>
+                <m:t>T</m:t>
+              </m:r>
+            </m:sub>
+          </m:sSub>
+          <m:r>
+            <w:rPr>
+              <w:rFonts w:ascii="Cambria Math" w:hAnsi="Cambria Math"/>
+            </w:rPr>
+            <m:t>(</m:t>
+          </m:r>
+          <m:sSub>
+            <m:sSubPr>
+              <m:ctrlPr>
+                <w:rPr>
+                  <w:rFonts w:ascii="Cambria Math" w:hAnsi="Cambria Math"/>
+                </w:rPr>
+              </m:ctrlPr>
+            </m:sSubPr>
+            <m:e>
+              <m:r>
+                <w:rPr>
+                  <w:rFonts w:ascii="Cambria Math" w:hAnsi="Cambria Math"/>
+                </w:rPr>
+                <m:t>S</m:t>
+              </m:r>
+            </m:e>
+            <m:sub>
+              <m:r>
+                <w:rPr>
+                  <w:rFonts w:ascii="Cambria Math" w:hAnsi="Cambria Math"/>
+                </w:rPr>
+                <m:t>j</m:t>
+              </m:r>
+            </m:sub>
+          </m:sSub>
+          <m:r>
+            <w:rPr>
+              <w:rFonts w:ascii="Cambria Math" w:hAnsi="Cambria Math"/>
+            </w:rPr>
+            <m:t>)=</m:t>
+          </m:r>
+          <m:f>
+            <m:fPr>
+              <m:ctrlPr>
+                <w:rPr>
+                  <w:rFonts w:ascii="Cambria Math" w:hAnsi="Cambria Math"/>
+                </w:rPr>
+              </m:ctrlPr>
+            </m:fPr>
+            <m:num>
+              <m:nary>
+                <m:naryPr>
+                  <m:chr m:val="∑"/>
+                  <m:limLoc m:val="undOvr"/>
+                  <m:grow m:val="1"/>
+                  <m:supHide m:val="1"/>
+                  <m:ctrlPr>
+                    <w:rPr>
+                      <w:rFonts w:ascii="Cambria Math" w:hAnsi="Cambria Math"/>
+                    </w:rPr>
+                  </m:ctrlPr>
+                </m:naryPr>
+                <m:sub>
+                  <m:sSub>
+                    <m:sSubPr>
+                      <m:ctrlPr>
+                        <w:rPr>
+                          <w:rFonts w:ascii="Cambria Math" w:hAnsi="Cambria Math"/>
+                        </w:rPr>
+                      </m:ctrlPr>
+                    </m:sSubPr>
+                    <m:e>
+                      <m:r>
+                        <w:rPr>
+                          <w:rFonts w:ascii="Cambria Math" w:hAnsi="Cambria Math"/>
+                        </w:rPr>
+                        <m:t>x</m:t>
+                      </m:r>
+                    </m:e>
+                    <m:sub>
+                      <m:r>
+                        <w:rPr>
+                          <w:rFonts w:ascii="Cambria Math" w:hAnsi="Cambria Math"/>
+                        </w:rPr>
+                        <m:t>i</m:t>
+                      </m:r>
+                    </m:sub>
+                  </m:sSub>
+                  <m:r>
+                    <w:rPr>
+                      <w:rFonts w:ascii="Cambria Math" w:hAnsi="Cambria Math"/>
+                    </w:rPr>
+                    <m:t>∈</m:t>
+                  </m:r>
+                  <m:sSub>
+                    <m:sSubPr>
+                      <m:ctrlPr>
+                        <w:rPr>
+                          <w:rFonts w:ascii="Cambria Math" w:hAnsi="Cambria Math"/>
+                        </w:rPr>
+                      </m:ctrlPr>
+                    </m:sSubPr>
+                    <m:e>
+                      <m:r>
+                        <w:rPr>
+                          <w:rFonts w:ascii="Cambria Math" w:hAnsi="Cambria Math"/>
+                        </w:rPr>
+                        <m:t>A</m:t>
+                      </m:r>
+                    </m:e>
+                    <m:sub>
+                      <m:r>
+                        <w:rPr>
+                          <w:rFonts w:ascii="Cambria Math" w:hAnsi="Cambria Math"/>
+                        </w:rPr>
+                        <m:t>j</m:t>
+                      </m:r>
+                    </m:sub>
+                  </m:sSub>
+                </m:sub>
+                <m:sup/>
+                <m:e>
+                  <m:r>
+                    <w:rPr>
+                      <w:rFonts w:ascii="Cambria Math" w:hAnsi="Cambria Math"/>
+                    </w:rPr>
+                    <m:t>Z(</m:t>
+                  </m:r>
+                </m:e>
+              </m:nary>
+              <m:sSub>
+                <m:sSubPr>
+                  <m:ctrlPr>
+                    <w:rPr>
+                      <w:rFonts w:ascii="Cambria Math" w:hAnsi="Cambria Math"/>
+                    </w:rPr>
+                  </m:ctrlPr>
+                </m:sSubPr>
+                <m:e>
+                  <m:r>
+                    <w:rPr>
+                      <w:rFonts w:ascii="Cambria Math" w:hAnsi="Cambria Math"/>
+                    </w:rPr>
+                    <m:t>x</m:t>
+                  </m:r>
+                </m:e>
+                <m:sub>
+                  <m:r>
+                    <w:rPr>
+                      <w:rFonts w:ascii="Cambria Math" w:hAnsi="Cambria Math"/>
+                    </w:rPr>
+                    <m:t>i</m:t>
+                  </m:r>
+                </m:sub>
+              </m:sSub>
+              <m:r>
+                <w:rPr>
+                  <w:rFonts w:ascii="Cambria Math" w:hAnsi="Cambria Math"/>
+                </w:rPr>
+                <m:t>)</m:t>
+              </m:r>
+            </m:num>
+            <m:den>
+              <m:nary>
+                <m:naryPr>
+                  <m:chr m:val="∑"/>
+                  <m:limLoc m:val="undOvr"/>
+                  <m:grow m:val="1"/>
+                  <m:supHide m:val="1"/>
+                  <m:ctrlPr>
+                    <w:rPr>
+                      <w:rFonts w:ascii="Cambria Math" w:hAnsi="Cambria Math"/>
+                    </w:rPr>
+                  </m:ctrlPr>
+                </m:naryPr>
+                <m:sub>
+                  <m:sSub>
+                    <m:sSubPr>
+                      <m:ctrlPr>
+                        <w:rPr>
+                          <w:rFonts w:ascii="Cambria Math" w:hAnsi="Cambria Math"/>
+                        </w:rPr>
+                      </m:ctrlPr>
+                    </m:sSubPr>
+                    <m:e>
+                      <m:r>
+                        <w:rPr>
+                          <w:rFonts w:ascii="Cambria Math" w:hAnsi="Cambria Math"/>
+                        </w:rPr>
+                        <m:t>x</m:t>
+                      </m:r>
+                    </m:e>
+                    <m:sub>
+                      <m:r>
+                        <w:rPr>
+                          <w:rFonts w:ascii="Cambria Math" w:hAnsi="Cambria Math"/>
+                        </w:rPr>
+                        <m:t>i</m:t>
+                      </m:r>
+                    </m:sub>
+                  </m:sSub>
+                  <m:r>
+                    <w:rPr>
+                      <w:rFonts w:ascii="Cambria Math" w:hAnsi="Cambria Math"/>
+                    </w:rPr>
+                    <m:t>∈</m:t>
+                  </m:r>
+                  <m:sSub>
+                    <m:sSubPr>
+                      <m:ctrlPr>
+                        <w:rPr>
+                          <w:rFonts w:ascii="Cambria Math" w:hAnsi="Cambria Math"/>
+                        </w:rPr>
+                      </m:ctrlPr>
+                    </m:sSubPr>
+                    <m:e>
+                      <m:r>
+                        <w:rPr>
+                          <w:rFonts w:ascii="Cambria Math" w:hAnsi="Cambria Math"/>
+                        </w:rPr>
+                        <m:t>B</m:t>
+                      </m:r>
+                    </m:e>
+                    <m:sub>
+                      <m:r>
+                        <w:rPr>
+                          <w:rFonts w:ascii="Cambria Math" w:hAnsi="Cambria Math"/>
+                        </w:rPr>
+                        <m:t>e</m:t>
+                      </m:r>
+                    </m:sub>
+                  </m:sSub>
+                </m:sub>
+                <m:sup/>
+                <m:e>
+                  <m:r>
+                    <w:rPr>
+                      <w:rFonts w:ascii="Cambria Math" w:hAnsi="Cambria Math"/>
+                    </w:rPr>
+                    <m:t>Z(</m:t>
+                  </m:r>
+                </m:e>
+              </m:nary>
+              <m:sSub>
+                <m:sSubPr>
+                  <m:ctrlPr>
+                    <w:rPr>
+                      <w:rFonts w:ascii="Cambria Math" w:hAnsi="Cambria Math"/>
+                    </w:rPr>
+                  </m:ctrlPr>
+                </m:sSubPr>
+                <m:e>
+                  <m:r>
+                    <w:rPr>
+                      <w:rFonts w:ascii="Cambria Math" w:hAnsi="Cambria Math"/>
+                    </w:rPr>
+                    <m:t>x</m:t>
+                  </m:r>
+                </m:e>
+                <m:sub>
+                  <m:r>
+                    <w:rPr>
+                      <w:rFonts w:ascii="Cambria Math" w:hAnsi="Cambria Math"/>
+                    </w:rPr>
+                    <m:t>i</m:t>
+                  </m:r>
+                </m:sub>
+              </m:sSub>
+              <m:r>
+                <w:rPr>
+                  <w:rFonts w:ascii="Cambria Math" w:hAnsi="Cambria Math"/>
+                </w:rPr>
+                <m:t>)</m:t>
+              </m:r>
+            </m:den>
+          </m:f>
+        </m:oMath>
+      </m:oMathPara>
+    </w:p>
+    <w:p>
+      <w:pPr>
+        <w:pStyle w:val="100"/>
+        <w:ind w:firstLine="420"/>
+      </w:pPr>
+      <w:r>
+        <w:t>式中：</w:t>
+      </w:r>
+      <m:oMath>
+        <m:r>
+          <w:rPr>
+            <w:rFonts w:ascii="Cambria Math" w:hAnsi="Cambria Math"/>
+          </w:rPr>
+          <m:t>Z(</m:t>
+        </m:r>
+        <m:sSub>
+          <m:sSubPr>
+            <m:ctrlPr>
+              <w:rPr>
+                <w:rFonts w:ascii="Cambria Math" w:hAnsi="Cambria Math"/>
+              </w:rPr>
+            </m:ctrlPr>
+          </m:sSubPr>
+          <m:e>
+            <m:r>
+              <w:rPr>
+                <w:rFonts w:ascii="Cambria Math" w:hAnsi="Cambria Math"/>
+              </w:rPr>
+              <m:t>x</m:t>
+            </m:r>
+          </m:e>
+          <m:sub>
+            <m:r>
+              <w:rPr>
+                <w:rFonts w:ascii="Cambria Math" w:hAnsi="Cambria Math"/>
+              </w:rPr>
+              <m:t>i</m:t>
+            </m:r>
+          </m:sub>
+        </m:sSub>
+        <m:r>
+          <w:rPr>
+            <w:rFonts w:ascii="Cambria Math" w:hAnsi="Cambria Math"/>
+          </w:rPr>
+          <m:t>)</m:t>
+        </m:r>
+      </m:oMath>
+      <w:r>
+        <w:t xml:space="preserve"> </w:t>
+      </w:r>
+      <w:r>
+        <w:t>为网格</w:t>
+      </w:r>
+      <w:r>
+        <w:t xml:space="preserve"> </w:t>
+      </w:r>
+      <m:oMath>
+        <m:sSub>
+          <m:sSubPr>
+            <m:ctrlPr>
+              <w:rPr>
+                <w:rFonts w:ascii="Cambria Math" w:hAnsi="Cambria Math"/>
+              </w:rPr>
+            </m:ctrlPr>
+          </m:sSubPr>
+          <m:e>
+            <m:r>
+              <w:rPr>
+                <w:rFonts w:ascii="Cambria Math" w:hAnsi="Cambria Math"/>
+              </w:rPr>
+              <m:t>x</m:t>
+            </m:r>
+          </m:e>
+          <m:sub>
+            <m:r>
+              <w:rPr>
+                <w:rFonts w:ascii="Cambria Math" w:hAnsi="Cambria Math"/>
+              </w:rPr>
+              <m:t>i</m:t>
+            </m:r>
+          </m:sub>
+        </m:sSub>
+      </m:oMath>
+      <w:r>
+        <w:t>处的煤层厚度估计值；</w:t>
+      </w:r>
+      <m:oMath>
+        <m:sSub>
+          <m:sSubPr>
+            <m:ctrlPr>
+              <w:rPr>
+                <w:rFonts w:ascii="Cambria Math" w:hAnsi="Cambria Math"/>
+              </w:rPr>
+            </m:ctrlPr>
+          </m:sSubPr>
+          <m:e>
+            <m:r>
+              <w:rPr>
+                <w:rFonts w:ascii="Cambria Math" w:hAnsi="Cambria Math"/>
+              </w:rPr>
+              <m:t>A</m:t>
+            </m:r>
+          </m:e>
+          <m:sub>
+            <m:r>
+              <w:rPr>
+                <w:rFonts w:ascii="Cambria Math" w:hAnsi="Cambria Math"/>
+              </w:rPr>
+              <m:t>j</m:t>
+            </m:r>
+          </m:sub>
+        </m:sSub>
+      </m:oMath>
+      <w:r>
+        <w:t xml:space="preserve"> </w:t>
+      </w:r>
+      <w:r>
+        <w:t>为方案</w:t>
+      </w:r>
+      <w:r>
+        <w:t xml:space="preserve"> </w:t>
+      </w:r>
+      <m:oMath>
+        <m:sSub>
+          <m:sSubPr>
+            <m:ctrlPr>
+              <w:rPr>
+                <w:rFonts w:ascii="Cambria Math" w:hAnsi="Cambria Math"/>
+              </w:rPr>
+            </m:ctrlPr>
+          </m:sSubPr>
+          <m:e>
+            <m:r>
+              <w:rPr>
+                <w:rFonts w:ascii="Cambria Math" w:hAnsi="Cambria Math"/>
+              </w:rPr>
+              <m:t>S</m:t>
+            </m:r>
+          </m:e>
+          <m:sub>
+            <m:r>
+              <w:rPr>
+                <w:rFonts w:ascii="Cambria Math" w:hAnsi="Cambria Math"/>
+              </w:rPr>
+              <m:t>j</m:t>
+            </m:r>
+          </m:sub>
+        </m:sSub>
+      </m:oMath>
+      <w:r>
+        <w:t>覆盖区域；</w:t>
+      </w:r>
+      <m:oMath>
+        <m:sSub>
+          <m:sSubPr>
+            <m:ctrlPr>
+              <w:rPr>
+                <w:rFonts w:ascii="Cambria Math" w:hAnsi="Cambria Math"/>
+              </w:rPr>
+            </m:ctrlPr>
+          </m:sSubPr>
+          <m:e>
+            <m:r>
+              <w:rPr>
+                <w:rFonts w:ascii="Cambria Math" w:hAnsi="Cambria Math"/>
+              </w:rPr>
+              <m:t>B</m:t>
+            </m:r>
+          </m:e>
+          <m:sub>
+            <m:r>
+              <w:rPr>
+                <w:rFonts w:ascii="Cambria Math" w:hAnsi="Cambria Math"/>
+              </w:rPr>
+              <m:t>e</m:t>
+            </m:r>
+          </m:sub>
+        </m:sSub>
+      </m:oMath>
+      <w:r>
+        <w:t xml:space="preserve"> </w:t>
+      </w:r>
+      <w:r>
+        <w:t>为有效布置域。该指标越大，说明方案覆盖的煤厚资源占有效布置域资源总量的比例越高。</w:t>
+      </w:r>
+    </w:p>
+    <w:p>
+      <w:pPr>
+        <w:pStyle w:val="100"/>
+        <w:ind w:firstLine="420"/>
+      </w:pPr>
+      <w:r>
+        <w:t>对于覆盖率、煤层厚度场覆盖贡献等正向指标，采用极差归一化转换至</w:t>
+      </w:r>
+      <w:r>
+        <w:t xml:space="preserve"> </w:t>
+      </w:r>
+      <m:oMath>
+        <m:d>
+          <m:dPr>
+            <m:begChr m:val="["/>
+            <m:sepChr m:val=","/>
+            <m:endChr m:val="]"/>
+            <m:ctrlPr>
+              <w:rPr>
+                <w:rFonts w:ascii="Cambria Math" w:hAnsi="Cambria Math"/>
+              </w:rPr>
+            </m:ctrlPr>
+          </m:dPr>
+          <m:e>
+            <m:r>
+              <w:rPr>
+                <w:rFonts w:ascii="Cambria Math" w:hAnsi="Cambria Math"/>
+              </w:rPr>
+              <m:t>0</m:t>
+            </m:r>
+          </m:e>
+          <m:e>
+            <m:r>
+              <w:rPr>
+                <w:rFonts w:ascii="Cambria Math" w:hAnsi="Cambria Math"/>
+              </w:rPr>
+              <m:t>1</m:t>
+            </m:r>
+          </m:e>
+        </m:d>
+      </m:oMath>
+      <w:r>
+        <w:t>；对于推进长度离散程度、短推进惩罚和扰动风险等负向指标，先转换为惩罚项或反向评分后参与计算。上述评分主要用于同一研究区候选方案内部排序，不作为跨矿区通用经验常数。</w:t>
+      </w:r>
+    </w:p>
+    <w:p>
+      <w:pPr>
+        <w:pStyle w:val="100"/>
+        <w:ind w:firstLine="420"/>
+      </w:pPr>
+      <w:r>
+        <w:t>为避免单一扰动指标造成方案判定偏差，本文采用</w:t>
       </w:r>
       <w:r>
         <w:t>ODI</w:t>
       </w:r>
       <w:r>
-        <w:t>统计结果表示。候选方案综合评价可表示为：</w:t>
+        <w:t>均值、</w:t>
+      </w:r>
+      <w:r>
+        <w:t>90%</w:t>
+      </w:r>
+      <w:r>
+        <w:t>分位数和超阈值暴露比例共同表征方案级风险。设候选方案</w:t>
+      </w:r>
+      <w:r>
+        <w:t xml:space="preserve"> </w:t>
+      </w:r>
+      <m:oMath>
+        <m:sSub>
+          <m:sSubPr>
+            <m:ctrlPr>
+              <w:rPr>
+                <w:rFonts w:ascii="Cambria Math" w:hAnsi="Cambria Math"/>
+              </w:rPr>
+            </m:ctrlPr>
+          </m:sSubPr>
+          <m:e>
+            <m:r>
+              <w:rPr>
+                <w:rFonts w:ascii="Cambria Math" w:hAnsi="Cambria Math"/>
+              </w:rPr>
+              <m:t>S</m:t>
+            </m:r>
+          </m:e>
+          <m:sub>
+            <m:r>
+              <w:rPr>
+                <w:rFonts w:ascii="Cambria Math" w:hAnsi="Cambria Math"/>
+              </w:rPr>
+              <m:t>j</m:t>
+            </m:r>
+          </m:sub>
+        </m:sSub>
+      </m:oMath>
+      <w:r>
+        <w:t>覆盖区域内共有</w:t>
+      </w:r>
+      <w:r>
+        <w:t xml:space="preserve"> </w:t>
+      </w:r>
+      <m:oMath>
+        <m:sSub>
+          <m:sSubPr>
+            <m:ctrlPr>
+              <w:rPr>
+                <w:rFonts w:ascii="Cambria Math" w:hAnsi="Cambria Math"/>
+              </w:rPr>
+            </m:ctrlPr>
+          </m:sSubPr>
+          <m:e>
+            <m:r>
+              <w:rPr>
+                <w:rFonts w:ascii="Cambria Math" w:hAnsi="Cambria Math"/>
+              </w:rPr>
+              <m:t>n</m:t>
+            </m:r>
+          </m:e>
+          <m:sub>
+            <m:r>
+              <w:rPr>
+                <w:rFonts w:ascii="Cambria Math" w:hAnsi="Cambria Math"/>
+              </w:rPr>
+              <m:t>j</m:t>
+            </m:r>
+          </m:sub>
+        </m:sSub>
+      </m:oMath>
+      <w:r>
+        <w:t>个网格，第</w:t>
+      </w:r>
+      <w:r>
+        <w:t xml:space="preserve"> </w:t>
+      </w:r>
+      <m:oMath>
+        <m:r>
+          <w:rPr>
+            <w:rFonts w:ascii="Cambria Math" w:hAnsi="Cambria Math"/>
+          </w:rPr>
+          <m:t>i</m:t>
+        </m:r>
+      </m:oMath>
+      <w:r>
+        <w:t>个网格的扰动值为</w:t>
+      </w:r>
+      <w:r>
+        <w:t xml:space="preserve"> </w:t>
+      </w:r>
+      <m:oMath>
+        <m:r>
+          <w:rPr>
+            <w:rFonts w:ascii="Cambria Math" w:hAnsi="Cambria Math"/>
+          </w:rPr>
+          <m:t>OD</m:t>
+        </m:r>
+        <m:sSub>
+          <m:sSubPr>
+            <m:ctrlPr>
+              <w:rPr>
+                <w:rFonts w:ascii="Cambria Math" w:hAnsi="Cambria Math"/>
+              </w:rPr>
+            </m:ctrlPr>
+          </m:sSubPr>
+          <m:e>
+            <m:r>
+              <w:rPr>
+                <w:rFonts w:ascii="Cambria Math" w:hAnsi="Cambria Math"/>
+              </w:rPr>
+              <m:t>I</m:t>
+            </m:r>
+          </m:e>
+          <m:sub>
+            <m:r>
+              <w:rPr>
+                <w:rFonts w:ascii="Cambria Math" w:hAnsi="Cambria Math"/>
+              </w:rPr>
+              <m:t>i</m:t>
+            </m:r>
+          </m:sub>
+        </m:sSub>
+      </m:oMath>
+      <w:r>
+        <w:t>，则方案</w:t>
+      </w:r>
+      <w:r>
+        <w:t>ODI</w:t>
+      </w:r>
+      <w:r>
+        <w:t>均值为：</w:t>
       </w:r>
     </w:p>
     <w:p>
@@ -5570,21 +9437,6 @@
               </m:sSub>
             </m:den>
           </m:f>
-          <m:r>
-            <w:rPr>
-              <w:rFonts w:ascii="Cambria Math" w:hAnsi="Cambria Math"/>
-            </w:rPr>
-            <m:t>×100</m:t>
-          </m:r>
-          <m:r>
-            <m:rPr>
-              <m:sty m:val="p"/>
-            </m:rPr>
-            <w:rPr>
-              <w:rFonts w:ascii="Cambria Math" w:hAnsi="Cambria Math"/>
-            </w:rPr>
-            <m:t>%</m:t>
-          </m:r>
         </m:oMath>
       </m:oMathPara>
     </w:p>
@@ -5659,7 +9511,40 @@
         <w:t>ODI</w:t>
       </w:r>
       <w:r>
-        <w:t>值大于阈值的网格数量。</w:t>
+        <w:t>值大于阈值的网格数量。需要说明的是，本文公式中</w:t>
+      </w:r>
+      <w:r>
+        <w:t xml:space="preserve"> </w:t>
+      </w:r>
+      <m:oMath>
+        <m:sSub>
+          <m:sSubPr>
+            <m:ctrlPr>
+              <w:rPr>
+                <w:rFonts w:ascii="Cambria Math" w:hAnsi="Cambria Math"/>
+              </w:rPr>
+            </m:ctrlPr>
+          </m:sSubPr>
+          <m:e>
+            <m:r>
+              <w:rPr>
+                <w:rFonts w:ascii="Cambria Math" w:hAnsi="Cambria Math"/>
+              </w:rPr>
+              <m:t>R</m:t>
+            </m:r>
+          </m:e>
+          <m:sub>
+            <m:r>
+              <w:rPr>
+                <w:rFonts w:ascii="Cambria Math" w:hAnsi="Cambria Math"/>
+              </w:rPr>
+              <m:t>τ,j</m:t>
+            </m:r>
+          </m:sub>
+        </m:sSub>
+      </m:oMath>
+      <w:r>
+        <w:t>以比例形式参与计算；在结果表述中可换算为百分比。</w:t>
       </w:r>
     </w:p>
     <w:p>
@@ -6121,7 +10006,116 @@
         <w:ind w:firstLine="420"/>
       </w:pPr>
       <w:r>
-        <w:t>该评价值用于综合反映方案整体扰动水平、高值尾部风险和高扰动区暴露程度。低扰动方案不宜仅依据某一固定阈值下的超限比例确定，而应结合</w:t>
+        <w:t>式中：</w:t>
+      </w:r>
+      <m:oMath>
+        <m:sSub>
+          <m:sSubPr>
+            <m:ctrlPr>
+              <w:rPr>
+                <w:rFonts w:ascii="Cambria Math" w:hAnsi="Cambria Math"/>
+              </w:rPr>
+            </m:ctrlPr>
+          </m:sSubPr>
+          <m:e>
+            <m:r>
+              <w:rPr>
+                <w:rFonts w:ascii="Cambria Math" w:hAnsi="Cambria Math"/>
+              </w:rPr>
+              <m:t>η</m:t>
+            </m:r>
+          </m:e>
+          <m:sub>
+            <m:r>
+              <w:rPr>
+                <w:rFonts w:ascii="Cambria Math" w:hAnsi="Cambria Math"/>
+              </w:rPr>
+              <m:t>1</m:t>
+            </m:r>
+          </m:sub>
+        </m:sSub>
+      </m:oMath>
+      <w:r>
+        <w:t>、</w:t>
+      </w:r>
+      <m:oMath>
+        <m:sSub>
+          <m:sSubPr>
+            <m:ctrlPr>
+              <w:rPr>
+                <w:rFonts w:ascii="Cambria Math" w:hAnsi="Cambria Math"/>
+              </w:rPr>
+            </m:ctrlPr>
+          </m:sSubPr>
+          <m:e>
+            <m:r>
+              <w:rPr>
+                <w:rFonts w:ascii="Cambria Math" w:hAnsi="Cambria Math"/>
+              </w:rPr>
+              <m:t>η</m:t>
+            </m:r>
+          </m:e>
+          <m:sub>
+            <m:r>
+              <w:rPr>
+                <w:rFonts w:ascii="Cambria Math" w:hAnsi="Cambria Math"/>
+              </w:rPr>
+              <m:t>2</m:t>
+            </m:r>
+          </m:sub>
+        </m:sSub>
+      </m:oMath>
+      <w:r>
+        <w:t>、</w:t>
+      </w:r>
+      <m:oMath>
+        <m:sSub>
+          <m:sSubPr>
+            <m:ctrlPr>
+              <w:rPr>
+                <w:rFonts w:ascii="Cambria Math" w:hAnsi="Cambria Math"/>
+              </w:rPr>
+            </m:ctrlPr>
+          </m:sSubPr>
+          <m:e>
+            <m:r>
+              <w:rPr>
+                <w:rFonts w:ascii="Cambria Math" w:hAnsi="Cambria Math"/>
+              </w:rPr>
+              <m:t>η</m:t>
+            </m:r>
+          </m:e>
+          <m:sub>
+            <m:r>
+              <w:rPr>
+                <w:rFonts w:ascii="Cambria Math" w:hAnsi="Cambria Math"/>
+              </w:rPr>
+              <m:t>3</m:t>
+            </m:r>
+          </m:sub>
+        </m:sSub>
+      </m:oMath>
+      <w:r>
+        <w:t xml:space="preserve"> </w:t>
+      </w:r>
+      <w:r>
+        <w:t>分别为</w:t>
+      </w:r>
+      <w:r>
+        <w:t>ODI</w:t>
+      </w:r>
+      <w:r>
+        <w:t>均值、</w:t>
+      </w:r>
+      <w:r>
+        <w:t>90%</w:t>
+      </w:r>
+      <w:r>
+        <w:t>分</w:t>
+      </w:r>
+      <w:r>
+        <w:lastRenderedPageBreak/>
+        <w:t>位数和超阈值暴露比例的权重。该评价值用于综合反映方案整体扰动水平、高值尾部风险和高扰动区暴露程度。低扰动方案不宜仅依据某一固定阈值下的超限比例确定，而应结合</w:t>
       </w:r>
       <w:r>
         <w:t>ODI</w:t>
@@ -6142,141 +10136,410 @@
         <w:ind w:firstLine="420"/>
       </w:pPr>
       <w:r>
-        <w:t>根据不同规划偏好，本文输出</w:t>
-      </w:r>
-      <w:r>
-        <w:t>3</w:t>
-      </w:r>
-      <w:r>
-        <w:t>类代表性方案：工程效率优先方案</w:t>
-      </w:r>
-      <w:r>
-        <w:t>A</w:t>
-      </w:r>
-      <w:r>
-        <w:t>、资源回收优先方案</w:t>
-      </w:r>
-      <w:r>
-        <w:t>B</w:t>
-      </w:r>
-      <w:r>
-        <w:t>和低扰动候选方案</w:t>
-      </w:r>
-      <w:r>
-        <w:t>C</w:t>
-      </w:r>
-      <w:r>
-        <w:t>。三类方案均来自同一候选集合，其差异主要反映工作面布置在工程效率、资源回收和扰动控制之间的不同取舍，而不是输入条件或评价口径变化造成的结果差异。</w:t>
-      </w:r>
-    </w:p>
-    <w:p>
-      <w:pPr>
-        <w:pStyle w:val="11"/>
-      </w:pPr>
-      <w:r>
-        <w:t xml:space="preserve">3 </w:t>
-      </w:r>
-      <w:r>
-        <w:t>多场景约束采区规划计算流程</w:t>
+        <w:t>在工程效率、资源回收和扰动风险评价基础上，候选方案综合评价可表示为：</w:t>
       </w:r>
     </w:p>
     <w:p>
       <w:pPr>
         <w:pStyle w:val="100"/>
         <w:ind w:firstLine="420"/>
-        <w:rPr>
-          <w:rFonts w:hint="eastAsia"/>
-        </w:rPr>
-      </w:pPr>
-      <w:r>
-        <w:rPr>
-          <w:rFonts w:hint="eastAsia"/>
-        </w:rPr>
-        <w:t>多场景覆岩扰动约束下的采区规划需要同时处理采区边界、钻孔样点、煤柱参数、工作面设计参数和覆岩扰动评价结果。若上述信息分别以图纸、表格或单独评价结果形式存在，地质条件、扰动风险和工作面布置之间难以形成连续传递关系，也不利于不同候选方案在同一基础上开展比较。为此，本文在前述关键方法基础上，进一步组织形成多场景约束采区规划计算流程，使基础数据能够依次转化为有效布置域、连续参数场、综合</w:t>
-      </w:r>
-      <w:r>
-        <w:rPr>
-          <w:rFonts w:hint="eastAsia"/>
-        </w:rPr>
-        <w:t>ODI</w:t>
-      </w:r>
-      <w:r>
-        <w:rPr>
-          <w:rFonts w:hint="eastAsia"/>
-        </w:rPr>
-        <w:t>场和工作面布置方案。</w:t>
-      </w:r>
+      </w:pPr>
+      <m:oMathPara>
+        <m:oMath>
+          <m:r>
+            <w:rPr>
+              <w:rFonts w:ascii="Cambria Math" w:hAnsi="Cambria Math"/>
+            </w:rPr>
+            <m:t>F(</m:t>
+          </m:r>
+          <m:sSub>
+            <m:sSubPr>
+              <m:ctrlPr>
+                <w:rPr>
+                  <w:rFonts w:ascii="Cambria Math" w:hAnsi="Cambria Math"/>
+                </w:rPr>
+              </m:ctrlPr>
+            </m:sSubPr>
+            <m:e>
+              <m:r>
+                <w:rPr>
+                  <w:rFonts w:ascii="Cambria Math" w:hAnsi="Cambria Math"/>
+                </w:rPr>
+                <m:t>S</m:t>
+              </m:r>
+            </m:e>
+            <m:sub>
+              <m:r>
+                <w:rPr>
+                  <w:rFonts w:ascii="Cambria Math" w:hAnsi="Cambria Math"/>
+                </w:rPr>
+                <m:t>j</m:t>
+              </m:r>
+            </m:sub>
+          </m:sSub>
+          <m:r>
+            <w:rPr>
+              <w:rFonts w:ascii="Cambria Math" w:hAnsi="Cambria Math"/>
+            </w:rPr>
+            <m:t>)=αE(</m:t>
+          </m:r>
+          <m:sSub>
+            <m:sSubPr>
+              <m:ctrlPr>
+                <w:rPr>
+                  <w:rFonts w:ascii="Cambria Math" w:hAnsi="Cambria Math"/>
+                </w:rPr>
+              </m:ctrlPr>
+            </m:sSubPr>
+            <m:e>
+              <m:r>
+                <w:rPr>
+                  <w:rFonts w:ascii="Cambria Math" w:hAnsi="Cambria Math"/>
+                </w:rPr>
+                <m:t>S</m:t>
+              </m:r>
+            </m:e>
+            <m:sub>
+              <m:r>
+                <w:rPr>
+                  <w:rFonts w:ascii="Cambria Math" w:hAnsi="Cambria Math"/>
+                </w:rPr>
+                <m:t>j</m:t>
+              </m:r>
+            </m:sub>
+          </m:sSub>
+          <m:r>
+            <w:rPr>
+              <w:rFonts w:ascii="Cambria Math" w:hAnsi="Cambria Math"/>
+            </w:rPr>
+            <m:t>)+βR(</m:t>
+          </m:r>
+          <m:sSub>
+            <m:sSubPr>
+              <m:ctrlPr>
+                <w:rPr>
+                  <w:rFonts w:ascii="Cambria Math" w:hAnsi="Cambria Math"/>
+                </w:rPr>
+              </m:ctrlPr>
+            </m:sSubPr>
+            <m:e>
+              <m:r>
+                <w:rPr>
+                  <w:rFonts w:ascii="Cambria Math" w:hAnsi="Cambria Math"/>
+                </w:rPr>
+                <m:t>S</m:t>
+              </m:r>
+            </m:e>
+            <m:sub>
+              <m:r>
+                <w:rPr>
+                  <w:rFonts w:ascii="Cambria Math" w:hAnsi="Cambria Math"/>
+                </w:rPr>
+                <m:t>j</m:t>
+              </m:r>
+            </m:sub>
+          </m:sSub>
+          <m:r>
+            <w:rPr>
+              <w:rFonts w:ascii="Cambria Math" w:hAnsi="Cambria Math"/>
+            </w:rPr>
+            <m:t>)-γQ(</m:t>
+          </m:r>
+          <m:sSub>
+            <m:sSubPr>
+              <m:ctrlPr>
+                <w:rPr>
+                  <w:rFonts w:ascii="Cambria Math" w:hAnsi="Cambria Math"/>
+                </w:rPr>
+              </m:ctrlPr>
+            </m:sSubPr>
+            <m:e>
+              <m:r>
+                <w:rPr>
+                  <w:rFonts w:ascii="Cambria Math" w:hAnsi="Cambria Math"/>
+                </w:rPr>
+                <m:t>S</m:t>
+              </m:r>
+            </m:e>
+            <m:sub>
+              <m:r>
+                <w:rPr>
+                  <w:rFonts w:ascii="Cambria Math" w:hAnsi="Cambria Math"/>
+                </w:rPr>
+                <m:t>j</m:t>
+              </m:r>
+            </m:sub>
+          </m:sSub>
+          <m:r>
+            <w:rPr>
+              <w:rFonts w:ascii="Cambria Math" w:hAnsi="Cambria Math"/>
+            </w:rPr>
+            <m:t>)</m:t>
+          </m:r>
+        </m:oMath>
+      </m:oMathPara>
     </w:p>
     <w:p>
       <w:pPr>
         <w:pStyle w:val="100"/>
         <w:ind w:firstLine="420"/>
-        <w:rPr>
-          <w:rFonts w:hint="eastAsia"/>
-        </w:rPr>
-      </w:pPr>
-      <w:r>
-        <w:rPr>
-          <w:rFonts w:hint="eastAsia"/>
-        </w:rPr>
-        <w:t>本文所称计算流程并非单纯的软件平台开发，而是面向采区规划应用的数据组织与方法集成。该流程以采区边界、钻孔样点、煤柱参数、工作面设计参数和多场景扰动权重为输入，将采区地质</w:t>
-      </w:r>
-      <w:r>
-        <w:rPr>
-          <w:rFonts w:hint="eastAsia"/>
-        </w:rPr>
-        <w:lastRenderedPageBreak/>
-        <w:t>建模、覆岩扰动评价和工作面方案筛选连接为一个连续过程。其目的在于使覆岩扰动风险能够按照固定计算路径进入采区规划，而不是仅依赖经验判断或方案形成后的单独校核。</w:t>
-      </w:r>
-    </w:p>
-    <w:p>
-      <w:pPr>
-        <w:pStyle w:val="12"/>
-      </w:pPr>
-      <w:r>
-        <w:t xml:space="preserve">3.1 </w:t>
-      </w:r>
-      <w:r>
-        <w:t>数据组织与总体流程</w:t>
+      </w:pPr>
+      <w:r>
+        <w:t>式中：</w:t>
+      </w:r>
+      <m:oMath>
+        <m:r>
+          <w:rPr>
+            <w:rFonts w:ascii="Cambria Math" w:hAnsi="Cambria Math"/>
+          </w:rPr>
+          <m:t>E(</m:t>
+        </m:r>
+        <m:sSub>
+          <m:sSubPr>
+            <m:ctrlPr>
+              <w:rPr>
+                <w:rFonts w:ascii="Cambria Math" w:hAnsi="Cambria Math"/>
+              </w:rPr>
+            </m:ctrlPr>
+          </m:sSubPr>
+          <m:e>
+            <m:r>
+              <w:rPr>
+                <w:rFonts w:ascii="Cambria Math" w:hAnsi="Cambria Math"/>
+              </w:rPr>
+              <m:t>S</m:t>
+            </m:r>
+          </m:e>
+          <m:sub>
+            <m:r>
+              <w:rPr>
+                <w:rFonts w:ascii="Cambria Math" w:hAnsi="Cambria Math"/>
+              </w:rPr>
+              <m:t>j</m:t>
+            </m:r>
+          </m:sub>
+        </m:sSub>
+        <m:r>
+          <w:rPr>
+            <w:rFonts w:ascii="Cambria Math" w:hAnsi="Cambria Math"/>
+          </w:rPr>
+          <m:t>)</m:t>
+        </m:r>
+      </m:oMath>
+      <w:r>
+        <w:t xml:space="preserve"> </w:t>
+      </w:r>
+      <w:r>
+        <w:t>为工程效率评分；</w:t>
+      </w:r>
+      <m:oMath>
+        <m:r>
+          <w:rPr>
+            <w:rFonts w:ascii="Cambria Math" w:hAnsi="Cambria Math"/>
+          </w:rPr>
+          <m:t>R(</m:t>
+        </m:r>
+        <m:sSub>
+          <m:sSubPr>
+            <m:ctrlPr>
+              <w:rPr>
+                <w:rFonts w:ascii="Cambria Math" w:hAnsi="Cambria Math"/>
+              </w:rPr>
+            </m:ctrlPr>
+          </m:sSubPr>
+          <m:e>
+            <m:r>
+              <w:rPr>
+                <w:rFonts w:ascii="Cambria Math" w:hAnsi="Cambria Math"/>
+              </w:rPr>
+              <m:t>S</m:t>
+            </m:r>
+          </m:e>
+          <m:sub>
+            <m:r>
+              <w:rPr>
+                <w:rFonts w:ascii="Cambria Math" w:hAnsi="Cambria Math"/>
+              </w:rPr>
+              <m:t>j</m:t>
+            </m:r>
+          </m:sub>
+        </m:sSub>
+        <m:r>
+          <w:rPr>
+            <w:rFonts w:ascii="Cambria Math" w:hAnsi="Cambria Math"/>
+          </w:rPr>
+          <m:t>)</m:t>
+        </m:r>
+      </m:oMath>
+      <w:r>
+        <w:t xml:space="preserve"> </w:t>
+      </w:r>
+      <w:r>
+        <w:t>为资源回收评分；</w:t>
+      </w:r>
+      <m:oMath>
+        <m:r>
+          <w:rPr>
+            <w:rFonts w:ascii="Cambria Math" w:hAnsi="Cambria Math"/>
+          </w:rPr>
+          <m:t>Q(</m:t>
+        </m:r>
+        <m:sSub>
+          <m:sSubPr>
+            <m:ctrlPr>
+              <w:rPr>
+                <w:rFonts w:ascii="Cambria Math" w:hAnsi="Cambria Math"/>
+              </w:rPr>
+            </m:ctrlPr>
+          </m:sSubPr>
+          <m:e>
+            <m:r>
+              <w:rPr>
+                <w:rFonts w:ascii="Cambria Math" w:hAnsi="Cambria Math"/>
+              </w:rPr>
+              <m:t>S</m:t>
+            </m:r>
+          </m:e>
+          <m:sub>
+            <m:r>
+              <w:rPr>
+                <w:rFonts w:ascii="Cambria Math" w:hAnsi="Cambria Math"/>
+              </w:rPr>
+              <m:t>j</m:t>
+            </m:r>
+          </m:sub>
+        </m:sSub>
+        <m:r>
+          <w:rPr>
+            <w:rFonts w:ascii="Cambria Math" w:hAnsi="Cambria Math"/>
+          </w:rPr>
+          <m:t>)</m:t>
+        </m:r>
+      </m:oMath>
+      <w:r>
+        <w:t xml:space="preserve"> </w:t>
+      </w:r>
+      <w:r>
+        <w:t>为扰动风险评价值；</w:t>
+      </w:r>
+      <m:oMath>
+        <m:r>
+          <w:rPr>
+            <w:rFonts w:ascii="Cambria Math" w:hAnsi="Cambria Math"/>
+          </w:rPr>
+          <m:t>α</m:t>
+        </m:r>
+      </m:oMath>
+      <w:r>
+        <w:t>、</w:t>
+      </w:r>
+      <m:oMath>
+        <m:r>
+          <w:rPr>
+            <w:rFonts w:ascii="Cambria Math" w:hAnsi="Cambria Math"/>
+          </w:rPr>
+          <m:t>β</m:t>
+        </m:r>
+      </m:oMath>
+      <w:r>
+        <w:t>、</w:t>
+      </w:r>
+      <m:oMath>
+        <m:r>
+          <w:rPr>
+            <w:rFonts w:ascii="Cambria Math" w:hAnsi="Cambria Math"/>
+          </w:rPr>
+          <m:t>γ</m:t>
+        </m:r>
+      </m:oMath>
+      <w:r>
+        <w:t xml:space="preserve"> </w:t>
+      </w:r>
+      <w:r>
+        <w:t>分别为对应权重。由于扰动风险越低越有利，因此在综合评价中以负向项表示。根据不同规划偏好，可调整</w:t>
+      </w:r>
+      <w:r>
+        <w:t xml:space="preserve"> </w:t>
+      </w:r>
+      <m:oMath>
+        <m:r>
+          <w:rPr>
+            <w:rFonts w:ascii="Cambria Math" w:hAnsi="Cambria Math"/>
+          </w:rPr>
+          <m:t>α</m:t>
+        </m:r>
+      </m:oMath>
+      <w:r>
+        <w:t>、</w:t>
+      </w:r>
+      <m:oMath>
+        <m:r>
+          <w:rPr>
+            <w:rFonts w:ascii="Cambria Math" w:hAnsi="Cambria Math"/>
+          </w:rPr>
+          <m:t>β</m:t>
+        </m:r>
+      </m:oMath>
+      <w:r>
+        <w:t>、</w:t>
+      </w:r>
+      <m:oMath>
+        <m:r>
+          <w:rPr>
+            <w:rFonts w:ascii="Cambria Math" w:hAnsi="Cambria Math"/>
+          </w:rPr>
+          <m:t>γ</m:t>
+        </m:r>
+      </m:oMath>
+      <w:r>
+        <w:t xml:space="preserve"> </w:t>
+      </w:r>
+      <w:r>
+        <w:t>的取值，分别形成工程效率优先、资源回收优先和低扰动控制等筛选模式。</w:t>
       </w:r>
     </w:p>
     <w:p>
       <w:pPr>
         <w:pStyle w:val="100"/>
         <w:ind w:firstLine="420"/>
-        <w:rPr>
-          <w:rFonts w:hint="eastAsia"/>
-        </w:rPr>
-      </w:pPr>
-      <w:r>
-        <w:rPr>
-          <w:rFonts w:hint="eastAsia"/>
-        </w:rPr>
-        <w:t>多场景约束采区规划的基础数据主要包括</w:t>
-      </w:r>
-      <w:r>
-        <w:rPr>
-          <w:rFonts w:hint="eastAsia"/>
-        </w:rPr>
+      </w:pPr>
+      <w:r>
+        <w:t>根据不同规划偏好，本文输出</w:t>
+      </w:r>
+      <w:r>
         <w:t>3</w:t>
       </w:r>
       <w:r>
-        <w:rPr>
-          <w:rFonts w:hint="eastAsia"/>
-        </w:rPr>
-        <w:t>类：一是采区空间边界数据，包括原始边界、边界煤柱、区段煤柱、局部保护范围和不可采区域；二是地质属性数据，包括钻孔位置、煤层厚度及必要的岩性或含水层信息；三是规划与评价参数，包括工作面宽度、推进方向、推进长度校核阈值、</w:t>
-      </w:r>
-      <w:r>
-        <w:rPr>
-          <w:rFonts w:hint="eastAsia"/>
-        </w:rPr>
-        <w:t>ODI</w:t>
-      </w:r>
-      <w:r>
-        <w:rPr>
-          <w:rFonts w:hint="eastAsia"/>
-        </w:rPr>
-        <w:t>分量权重和风险统计阈值。上述数据虽然来源不同，但均需统一到同一坐标体系和空间尺度下，才能支撑后续方案生成和风险统计。</w:t>
+        <w:t>类代表性方案：工程效率优先方案</w:t>
+      </w:r>
+      <w:r>
+        <w:t>A</w:t>
+      </w:r>
+      <w:r>
+        <w:t>、资源回收优先方案</w:t>
+      </w:r>
+      <w:r>
+        <w:t>B</w:t>
+      </w:r>
+      <w:r>
+        <w:t>和低扰动候选方案</w:t>
+      </w:r>
+      <w:r>
+        <w:t>C</w:t>
+      </w:r>
+      <w:r>
+        <w:t>。三类方案均来自同一候选集合，其差异主要反映工作面布置在工程效率、资源回收和扰动控制之间的不同取舍，而不是输入条件或评价口径变化造成的结果差异。</w:t>
+      </w:r>
+    </w:p>
+    <w:p>
+      <w:pPr>
+        <w:pStyle w:val="11"/>
+      </w:pPr>
+      <w:r>
+        <w:t xml:space="preserve">3 </w:t>
+      </w:r>
+      <w:r>
+        <w:t>多场景约束采区规划计算流程</w:t>
       </w:r>
     </w:p>
     <w:p>
@@ -6288,13 +10551,13 @@
         <w:rPr>
           <w:rFonts w:hint="eastAsia"/>
         </w:rPr>
-        <w:t>在总体流程上，首先依据采区边界和煤柱约束生成有效布置域，明确工作面可布置范围；其</w:t>
-      </w:r>
-      <w:r>
-        <w:rPr>
-          <w:rFonts w:hint="eastAsia"/>
-        </w:rPr>
-        <w:t>次利用钻孔样点构建煤层厚度连续参数场，反映研究区资源属性空间差异；然后将地表沉陷、含水层扰动和上行开采等风险分量进行归一化和权重组织，形成综合</w:t>
+        <w:t>多场景覆岩扰动约束下的采区规划需要同时处理采区边界、钻孔样点、煤柱参数、工作面设计参数和覆岩扰动评价结果。若上述信息分别以图纸、表格或单独评价结果形式存在，地质条件、扰动风险和工作面布置之间难以形成连续传递关系，也不利于不同候选方案在同一基础上开展比较。为此，本文在前述关键方法基础上，进一步组织形成多场景约束采区规划计算流程，使基础数据</w:t>
+      </w:r>
+      <w:r>
+        <w:rPr>
+          <w:rFonts w:hint="eastAsia"/>
+        </w:rPr>
+        <w:t>能够依次转化为有效布置域、连续参数场、综合</w:t>
       </w:r>
       <w:r>
         <w:rPr>
@@ -6306,6 +10569,89 @@
         <w:rPr>
           <w:rFonts w:hint="eastAsia"/>
         </w:rPr>
+        <w:t>场和工作面布置方案。</w:t>
+      </w:r>
+    </w:p>
+    <w:p>
+      <w:pPr>
+        <w:pStyle w:val="100"/>
+        <w:ind w:firstLine="420"/>
+      </w:pPr>
+      <w:r>
+        <w:rPr>
+          <w:rFonts w:hint="eastAsia"/>
+        </w:rPr>
+        <w:t>本文所称计算流程并非单纯的软件平台开发，而是面向采区规划应用的数据组织与方法集成。该流程以采区边界、钻孔样点、煤柱参数、工作面设计参数和多场景扰动权重为输入，将采区地质建模、覆岩扰动评价和工作面方案筛选连接为一个连续过程。其目的在于使覆岩扰动风险能够按照固定计算路径进入采区规划，而不是仅依赖经验判断或方案形成后的单独校核。</w:t>
+      </w:r>
+    </w:p>
+    <w:p>
+      <w:pPr>
+        <w:pStyle w:val="12"/>
+      </w:pPr>
+      <w:r>
+        <w:t xml:space="preserve">3.1 </w:t>
+      </w:r>
+      <w:r>
+        <w:t>数据组织与总体流程</w:t>
+      </w:r>
+    </w:p>
+    <w:p>
+      <w:pPr>
+        <w:pStyle w:val="100"/>
+        <w:ind w:firstLine="420"/>
+      </w:pPr>
+      <w:r>
+        <w:rPr>
+          <w:rFonts w:hint="eastAsia"/>
+        </w:rPr>
+        <w:t>多场景约束采区规划的基础数据主要包括</w:t>
+      </w:r>
+      <w:r>
+        <w:rPr>
+          <w:rFonts w:hint="eastAsia"/>
+        </w:rPr>
+        <w:t>3</w:t>
+      </w:r>
+      <w:r>
+        <w:rPr>
+          <w:rFonts w:hint="eastAsia"/>
+        </w:rPr>
+        <w:t>类：一是采区空间边界数据，包括原始边界、边界煤柱、区段煤柱、局部保护范围和不可采区域；二是地质属性数据，包括钻孔位置、煤层厚度及必要的岩性或含水层信息；三是规划与评价参数，包括工作面宽度、推进方向、推进长度校核阈值、</w:t>
+      </w:r>
+      <w:r>
+        <w:rPr>
+          <w:rFonts w:hint="eastAsia"/>
+        </w:rPr>
+        <w:t>ODI</w:t>
+      </w:r>
+      <w:r>
+        <w:rPr>
+          <w:rFonts w:hint="eastAsia"/>
+        </w:rPr>
+        <w:t>分量权重和风险统计阈值。上述数据虽然来源不同，但均需统一到同一坐标体系和空间尺度下，才能支撑后续方案生成和风险统计。</w:t>
+      </w:r>
+    </w:p>
+    <w:p>
+      <w:pPr>
+        <w:pStyle w:val="100"/>
+        <w:ind w:firstLine="420"/>
+      </w:pPr>
+      <w:r>
+        <w:rPr>
+          <w:rFonts w:hint="eastAsia"/>
+        </w:rPr>
+        <w:t>在总体流程上，首先依据采区边界和煤柱约束生成有效布置域，明确工作面可布置范围；其次利用钻孔样点构建煤层厚度连续参数场，反映研究区资源属性空间差异；然后将地表沉陷、含水层扰动和上行开采等风险分量进行归一化和权重组织，形成综合</w:t>
+      </w:r>
+      <w:r>
+        <w:rPr>
+          <w:rFonts w:hint="eastAsia"/>
+        </w:rPr>
+        <w:t>ODI</w:t>
+      </w:r>
+      <w:r>
+        <w:rPr>
+          <w:rFonts w:hint="eastAsia"/>
+        </w:rPr>
         <w:t>场；最后在有效布置域和</w:t>
       </w:r>
       <w:r>
@@ -6319,21 +10665,6 @@
           <w:rFonts w:hint="eastAsia"/>
         </w:rPr>
         <w:t>场共同约束下生成工作面布置候选方案，并统计不同方案的覆盖率、资源利用水平和扰动暴露指标。</w:t>
-      </w:r>
-      <w:r>
-        <w:t>由图</w:t>
-      </w:r>
-      <w:r>
-        <w:t>3</w:t>
-      </w:r>
-      <w:r>
-        <w:t>可见，该流程并不是单独增加一个扰动评价环节，而是将采区地质建模、覆岩扰动评价和工作面布置方案筛选串联起来。采区边界和钻孔资料用于形成规划底图，</w:t>
-      </w:r>
-      <w:r>
-        <w:t>ODI</w:t>
-      </w:r>
-      <w:r>
-        <w:t>场用于提供风险约束，工作面布置方案则作为最终评价对象。通过这种组织方式，采区规划中的资源条件、工程约束和扰动风险可以在同一空间基础上参与方案比选。</w:t>
       </w:r>
       <w:r>
         <w:t>多场景约束采区规划计算框架如图</w:t>
@@ -6423,6 +10754,7 @@
         <w:rPr>
           <w:rFonts w:hint="eastAsia"/>
         </w:rPr>
+        <w:lastRenderedPageBreak/>
         <w:t>图</w:t>
       </w:r>
       <w:r>
@@ -6575,10 +10907,7 @@
         <w:ind w:firstLine="420"/>
       </w:pPr>
       <w:r>
-        <w:t>第一，空间底图构建。该环节首先对原始采区边界进行闭合性检查，并结合边界煤柱、区段煤</w:t>
-      </w:r>
-      <w:r>
-        <w:t>柱和局部保护距离生成有效布置域。有效布置域用于排除越界、煤柱不足和局部不具备布置条件的区域，是工作面方案生成的空间基础。在此基础上，以钻孔样点为控制点，对煤层厚度等属性进行插值，并将结果裁剪至有效布置域范围内，形成连续参数场。这样可以将离散钻孔资料转化为能够参与资源覆盖统计的空间变量。</w:t>
+        <w:t>第一，空间底图构建。该环节首先对原始采区边界进行闭合性检查，并结合边界煤柱、区段煤柱和局部保护距离生成有效布置域。有效布置域用于排除越界、煤柱不足和局部不具备布置条件的区域，是工作面方案生成的空间基础。在此基础上，以钻孔样点为控制点，对煤层厚度等属性进行插值，并将结果裁剪至有效布置域范围内，形成连续参数场。这样可以将离散钻孔资料转化为能够参与资源覆盖统计的空间变量。</w:t>
       </w:r>
     </w:p>
     <w:p>
@@ -6599,11 +10928,7 @@
         <w:t>ODI</w:t>
       </w:r>
       <w:r>
-        <w:t>场用于</w:t>
-      </w:r>
-      <w:r>
-        <w:lastRenderedPageBreak/>
-        <w:t>识别采区内高扰动敏感区，并作为工作面方案筛选中的风险约束底图。与单一场景图层相比，</w:t>
+        <w:t>场用于识别采区内高扰动敏感区，并作为工作面方案筛选中的风险约束底图。与单一场景图层相比，</w:t>
       </w:r>
       <w:r>
         <w:t>ODI</w:t>
@@ -6771,7 +11096,11 @@
         <w:ind w:firstLine="420"/>
       </w:pPr>
       <w:r>
-        <w:t>本次计算以采区边界、钻孔样点和规划控制参数为基础输入。其中，采区边界用于确定原始规划范围，钻孔样点用于反映煤层厚度的空间变化，边界煤柱、区段煤柱、工作面宽度和推进方向等参数用于约束工作面布置方案生成。研究区边界与钻孔样点分布</w:t>
+        <w:t>本次计算以采区边界、钻孔样点和规划控制</w:t>
+      </w:r>
+      <w:r>
+        <w:lastRenderedPageBreak/>
+        <w:t>参数为基础输入。其中，采区边界用于确定原始规划范围，钻孔样点用于反映煤层厚度的空间变化，边界煤柱、区段煤柱、工作面宽度和推进方向等参数用于约束工作面布置方案生成。研究区边界与钻孔样点分布</w:t>
       </w:r>
       <w:r>
         <w:t>如</w:t>
@@ -7030,11 +11359,7 @@
         <w:ind w:firstLine="420"/>
       </w:pPr>
       <w:r>
-        <w:t>原始采区边界不能直接作为工作面布置边界。实际规划中，边界煤柱、区段煤柱和局部保护距</w:t>
-      </w:r>
-      <w:r>
-        <w:lastRenderedPageBreak/>
-        <w:t>离等约束会压缩可布置空间。本文在原始边界基础上叠加煤柱和保护约束，得到有效布置域，如</w:t>
+        <w:t>原始采区边界不能直接作为工作面布置边界。实际规划中，边界煤柱、区段煤柱和局部保护距离等约束会压缩可布置空间。本文在原始边界基础上叠加煤柱和保护约束，得到有效布置域，如</w:t>
       </w:r>
       <w:r>
         <w:fldChar w:fldCharType="begin"/>
@@ -9443,7 +13768,14 @@
         <w:t>2</w:t>
       </w:r>
       <w:r>
-        <w:t>中的边界、煤柱、工作面宽度和推进方向等参数共同决定候选方案的几何可实施性；煤层厚度样点用于构建资源属性场；</w:t>
+        <w:t>中的边界、煤柱、工作面宽度和推进方</w:t>
+      </w:r>
+      <w:r>
+        <w:t>向等参数共同决定候选方案的几何可实施性；煤</w:t>
+      </w:r>
+      <w:r>
+        <w:lastRenderedPageBreak/>
+        <w:t>层厚度样点用于构建资源属性场；</w:t>
       </w:r>
       <w:r>
         <w:t>ODI</w:t>
@@ -9656,7 +13988,6 @@
         <w:pStyle w:val="14"/>
       </w:pPr>
       <w:r>
-        <w:lastRenderedPageBreak/>
         <w:t>Fig.</w:t>
       </w:r>
       <w:r>
@@ -9730,10 +14061,16 @@
         <w:t>ZK-107</w:t>
       </w:r>
       <w:r>
-        <w:t>附近较为明显。连续参数场的建立使煤层厚度由离散钻孔属性转化为空间变量，可进一步参与候选方案的资源覆盖统计和方案比选。需要说明的是，本文重点展示煤层厚度场，其他地质属性可按照相同流</w:t>
-      </w:r>
-      <w:r>
-        <w:t>程扩展进入规划评价。</w:t>
+        <w:t>附近较为明显。</w:t>
+      </w:r>
+      <w:r>
+        <w:t>连续参数场的建立使煤层厚度由离散钻孔属性转化为空间变量，可进一步参与候选方案的资源覆盖统计和方案比选。需要说明的是，本文重点展示煤层厚度场，其他地质属性可按照相同流程扩展进入规划评价；对于断层、陷落柱等复杂</w:t>
+      </w:r>
+      <w:r>
+        <w:t>构造控制明显的采区，应结合构造约束插值或分区建模方法进一步提高参数场精度</w:t>
+      </w:r>
+      <w:r>
+        <w:t>。</w:t>
       </w:r>
     </w:p>
     <w:p>
@@ -10094,7 +14431,10 @@
         <w:t>ODI</w:t>
       </w:r>
       <w:r>
-        <w:t>场，有助于提前识别并避让高扰动敏感区，减少后续方案校核和调整工作量。</w:t>
+        <w:t>场，有助于提前识别并避让高扰动敏感区，</w:t>
+      </w:r>
+      <w:r>
+        <w:t>减少后续方案校核和调整工作量。</w:t>
       </w:r>
     </w:p>
     <w:p>
@@ -10165,7 +14505,11 @@
         <w:t>B</w:t>
       </w:r>
       <w:r>
-        <w:t>和低扰动候选方案</w:t>
+        <w:t>和</w:t>
+      </w:r>
+      <w:r>
+        <w:lastRenderedPageBreak/>
+        <w:t>低扰动候选方案</w:t>
       </w:r>
       <w:r>
         <w:t>C</w:t>
@@ -10177,7 +14521,10 @@
         <w:t>ODI</w:t>
       </w:r>
       <w:r>
-        <w:t>统计指标等方面进行对比，结果如</w:t>
+        <w:t>统计指标等方面进行</w:t>
+      </w:r>
+      <w:r>
+        <w:t>对比，结果如</w:t>
       </w:r>
       <w:r>
         <w:fldChar w:fldCharType="begin"/>
@@ -10393,33 +14740,12 @@
         <w:ind w:firstLine="420"/>
       </w:pPr>
       <w:r>
-        <w:t>由</w:t>
-      </w:r>
-      <w:r>
-        <w:fldChar w:fldCharType="begin"/>
-      </w:r>
-      <w:r>
-        <w:instrText xml:space="preserve"> REF _Ref227925930 \h </w:instrText>
-      </w:r>
-      <w:r>
-        <w:fldChar w:fldCharType="separate"/>
-      </w:r>
-      <w:r>
-        <w:rPr>
-          <w:rFonts w:hint="eastAsia"/>
-        </w:rPr>
-        <w:t>图</w:t>
-      </w:r>
-      <w:r>
-        <w:rPr>
-          <w:noProof/>
-        </w:rPr>
+        <w:t>由图</w:t>
+      </w:r>
+      <w:r>
         <w:t>8</w:t>
       </w:r>
       <w:r>
-        <w:fldChar w:fldCharType="end"/>
-      </w:r>
-      <w:r>
         <w:t>可知，</w:t>
       </w:r>
       <w:r>
@@ -10444,16 +14770,25 @@
         <w:t>B</w:t>
       </w:r>
       <w:r>
-        <w:t>方案覆盖率最高，</w:t>
-      </w:r>
-      <w:r>
-        <w:t>说明其资源占用和空间利用程度更高；</w:t>
+        <w:t>方案覆盖率最高，说明其空间占用和资源利用程度较高；</w:t>
       </w:r>
       <w:r>
         <w:t>C</w:t>
       </w:r>
       <w:r>
-        <w:t>方案覆盖率相对较低，但</w:t>
+        <w:t>方案覆盖率低于</w:t>
+      </w:r>
+      <w:r>
+        <w:t>A</w:t>
+      </w:r>
+      <w:r>
+        <w:t>、</w:t>
+      </w:r>
+      <w:r>
+        <w:t>B</w:t>
+      </w:r>
+      <w:r>
+        <w:t>方案，但</w:t>
       </w:r>
       <w:r>
         <w:t>ODI</w:t>
@@ -10465,23 +14800,16 @@
         <w:t>90%</w:t>
       </w:r>
       <w:r>
-        <w:t>分位数均低于</w:t>
-      </w:r>
-      <w:r>
-        <w:lastRenderedPageBreak/>
-        <w:t>A</w:t>
-      </w:r>
-      <w:r>
-        <w:t>、</w:t>
-      </w:r>
-      <w:r>
-        <w:t>B</w:t>
-      </w:r>
-      <w:r>
-        <w:t>方案，表明其总体扰动水平和高值尾部风险较低。该结果说明，不同规划偏好会导致资源覆</w:t>
-      </w:r>
-      <w:r>
-        <w:t>盖与扰动控制之间产生可量化的权衡关系。</w:t>
+        <w:t>分位数均较低，表明其总体扰动水平和高值尾部风险较小。该结果说明，在同一有效布置域和同一</w:t>
+      </w:r>
+      <w:r>
+        <w:t>ODI</w:t>
+      </w:r>
+      <w:r>
+        <w:t>场约束下，不同规划偏好会形成明显不同的工作</w:t>
+      </w:r>
+      <w:r>
+        <w:t>面布置结果。</w:t>
       </w:r>
     </w:p>
     <w:p>
@@ -10511,7 +14839,19 @@
         <w:t>3</w:t>
       </w:r>
       <w:r>
-        <w:t>。</w:t>
+        <w:t>。表中工程效率评分、资源回收评分和风险综合得分均依据第</w:t>
+      </w:r>
+      <w:r>
+        <w:t>2.3</w:t>
+      </w:r>
+      <w:r>
+        <w:t>节所述分项评价函数计算，分别用于表征方案在工作面组织效率、资源利用水平和扰动控制方面的相对表现。其中，</w:t>
+      </w:r>
+      <w:r>
+        <w:t>“—”</w:t>
+      </w:r>
+      <w:r>
+        <w:t>表示该指标未作为对应偏好模式的主排序指标。</w:t>
       </w:r>
     </w:p>
     <w:p>
@@ -10530,6 +14870,88 @@
           <w:docGrid w:linePitch="598"/>
         </w:sectPr>
       </w:pPr>
+    </w:p>
+    <w:p>
+      <w:pPr>
+        <w:pStyle w:val="15"/>
+      </w:pPr>
+      <w:r>
+        <w:rPr>
+          <w:rFonts w:hint="eastAsia"/>
+        </w:rPr>
+        <w:t>表</w:t>
+      </w:r>
+      <w:r>
+        <w:fldChar w:fldCharType="begin"/>
+      </w:r>
+      <w:r>
+        <w:instrText xml:space="preserve"> </w:instrText>
+      </w:r>
+      <w:r>
+        <w:rPr>
+          <w:rFonts w:hint="eastAsia"/>
+        </w:rPr>
+        <w:instrText xml:space="preserve">SEQ </w:instrText>
+      </w:r>
+      <w:r>
+        <w:rPr>
+          <w:rFonts w:hint="eastAsia"/>
+        </w:rPr>
+        <w:instrText>表</w:instrText>
+      </w:r>
+      <w:r>
+        <w:rPr>
+          <w:rFonts w:hint="eastAsia"/>
+        </w:rPr>
+        <w:instrText xml:space="preserve"> \* ARABIC</w:instrText>
+      </w:r>
+      <w:r>
+        <w:instrText xml:space="preserve"> </w:instrText>
+      </w:r>
+      <w:r>
+        <w:fldChar w:fldCharType="separate"/>
+      </w:r>
+      <w:r>
+        <w:rPr>
+          <w:noProof/>
+        </w:rPr>
+        <w:t>3</w:t>
+      </w:r>
+      <w:r>
+        <w:fldChar w:fldCharType="end"/>
+      </w:r>
+      <w:r>
+        <w:rPr>
+          <w:rFonts w:hint="eastAsia"/>
+        </w:rPr>
+        <w:t xml:space="preserve"> </w:t>
+      </w:r>
+      <w:r>
+        <w:t>A</w:t>
+      </w:r>
+      <w:r>
+        <w:t>、</w:t>
+      </w:r>
+      <w:r>
+        <w:t>B</w:t>
+      </w:r>
+      <w:r>
+        <w:t>、</w:t>
+      </w:r>
+      <w:r>
+        <w:t>C</w:t>
+      </w:r>
+      <w:r>
+        <w:t>代表性工作面布置方案指标对比</w:t>
+      </w:r>
+    </w:p>
+    <w:p>
+      <w:pPr>
+        <w:pStyle w:val="15"/>
+      </w:pPr>
+      <w:r>
+        <w:t>Table 3 Comparison of indicators for representative working-face layout schemes A, B and C</w:t>
+      </w:r>
     </w:p>
     <w:tbl>
       <w:tblPr>
@@ -11792,85 +16214,166 @@
         <w:ind w:firstLine="420"/>
       </w:pPr>
       <w:r>
+        <w:rPr>
+          <w:rFonts w:hint="eastAsia"/>
+        </w:rPr>
         <w:t>由表</w:t>
       </w:r>
       <w:r>
+        <w:rPr>
+          <w:rFonts w:hint="eastAsia"/>
+        </w:rPr>
         <w:t>3</w:t>
       </w:r>
       <w:r>
+        <w:rPr>
+          <w:rFonts w:hint="eastAsia"/>
+        </w:rPr>
         <w:t>可知，工程效率优先方案</w:t>
       </w:r>
       <w:r>
+        <w:rPr>
+          <w:rFonts w:hint="eastAsia"/>
+        </w:rPr>
         <w:t>A</w:t>
       </w:r>
       <w:r>
+        <w:rPr>
+          <w:rFonts w:hint="eastAsia"/>
+        </w:rPr>
         <w:t>布置</w:t>
       </w:r>
       <w:r>
+        <w:rPr>
+          <w:rFonts w:hint="eastAsia"/>
+        </w:rPr>
         <w:t>5</w:t>
       </w:r>
       <w:r>
+        <w:rPr>
+          <w:rFonts w:hint="eastAsia"/>
+        </w:rPr>
         <w:t>个工作面，覆盖率为</w:t>
       </w:r>
       <w:r>
+        <w:rPr>
+          <w:rFonts w:hint="eastAsia"/>
+        </w:rPr>
         <w:t>89.34%</w:t>
       </w:r>
       <w:r>
+        <w:rPr>
+          <w:rFonts w:hint="eastAsia"/>
+        </w:rPr>
         <w:t>，工程效率评分为</w:t>
       </w:r>
       <w:r>
+        <w:rPr>
+          <w:rFonts w:hint="eastAsia"/>
+        </w:rPr>
         <w:t>87.82</w:t>
       </w:r>
       <w:r>
-        <w:t>；资源回收优先方案</w:t>
-      </w:r>
-      <w:r>
+        <w:rPr>
+          <w:rFonts w:hint="eastAsia"/>
+        </w:rPr>
+        <w:t>，说明其在工作面数量控制、推进长度均衡性和布局规整性方面表现较好；资源回收优先方案</w:t>
+      </w:r>
+      <w:r>
+        <w:rPr>
+          <w:rFonts w:hint="eastAsia"/>
+        </w:rPr>
         <w:t>B</w:t>
       </w:r>
       <w:r>
+        <w:rPr>
+          <w:rFonts w:hint="eastAsia"/>
+        </w:rPr>
         <w:t>布置</w:t>
       </w:r>
       <w:r>
+        <w:rPr>
+          <w:rFonts w:hint="eastAsia"/>
+        </w:rPr>
         <w:t>9</w:t>
       </w:r>
       <w:r>
+        <w:rPr>
+          <w:rFonts w:hint="eastAsia"/>
+        </w:rPr>
         <w:t>个工作面，覆盖率提高至</w:t>
       </w:r>
       <w:r>
+        <w:rPr>
+          <w:rFonts w:hint="eastAsia"/>
+        </w:rPr>
         <w:t>98.52%</w:t>
       </w:r>
       <w:r>
+        <w:rPr>
+          <w:rFonts w:hint="eastAsia"/>
+        </w:rPr>
         <w:t>，资源回收评分为</w:t>
       </w:r>
       <w:r>
+        <w:rPr>
+          <w:rFonts w:hint="eastAsia"/>
+        </w:rPr>
         <w:t>89.76</w:t>
       </w:r>
       <w:r>
-        <w:t>；低扰动候选方案</w:t>
-      </w:r>
-      <w:r>
+        <w:rPr>
+          <w:rFonts w:hint="eastAsia"/>
+        </w:rPr>
+        <w:t>，说明其对有效布置域和煤层厚度场的利用程度较高；低扰动候选方案</w:t>
+      </w:r>
+      <w:r>
+        <w:rPr>
+          <w:rFonts w:hint="eastAsia"/>
+        </w:rPr>
         <w:t>C</w:t>
       </w:r>
       <w:r>
+        <w:rPr>
+          <w:rFonts w:hint="eastAsia"/>
+        </w:rPr>
         <w:t>布置</w:t>
       </w:r>
       <w:r>
+        <w:rPr>
+          <w:rFonts w:hint="eastAsia"/>
+        </w:rPr>
         <w:t>4</w:t>
       </w:r>
       <w:r>
+        <w:rPr>
+          <w:rFonts w:hint="eastAsia"/>
+        </w:rPr>
         <w:t>个工作面，覆盖率为</w:t>
       </w:r>
       <w:r>
+        <w:rPr>
+          <w:rFonts w:hint="eastAsia"/>
+        </w:rPr>
         <w:t>80.67%</w:t>
       </w:r>
       <w:r>
+        <w:rPr>
+          <w:rFonts w:hint="eastAsia"/>
+        </w:rPr>
         <w:t>，风险综合得分为</w:t>
       </w:r>
       <w:r>
+        <w:rPr>
+          <w:rFonts w:hint="eastAsia"/>
+        </w:rPr>
         <w:t>0.4449</w:t>
       </w:r>
       <w:r>
-        <w:t>。</w:t>
+        <w:rPr>
+          <w:rFonts w:hint="eastAsia"/>
+        </w:rPr>
+        <w:t>，说明其在降低总体扰动水平和高值尾部风险方面具有优势。</w:t>
       </w:r>
     </w:p>
     <w:p>
@@ -11879,148 +16382,316 @@
         <w:ind w:firstLine="420"/>
       </w:pPr>
       <w:r>
+        <w:rPr>
+          <w:rFonts w:hint="eastAsia"/>
+        </w:rPr>
         <w:t>在统一综合</w:t>
       </w:r>
       <w:r>
+        <w:rPr>
+          <w:rFonts w:hint="eastAsia"/>
+        </w:rPr>
         <w:t>ODI</w:t>
       </w:r>
       <w:r>
+        <w:rPr>
+          <w:rFonts w:hint="eastAsia"/>
+        </w:rPr>
         <w:t>场下，</w:t>
       </w:r>
       <w:r>
+        <w:rPr>
+          <w:rFonts w:hint="eastAsia"/>
+        </w:rPr>
         <w:t>A</w:t>
       </w:r>
       <w:r>
+        <w:rPr>
+          <w:rFonts w:hint="eastAsia"/>
+        </w:rPr>
         <w:t>、</w:t>
       </w:r>
       <w:r>
+        <w:rPr>
+          <w:rFonts w:hint="eastAsia"/>
+        </w:rPr>
         <w:t>B</w:t>
       </w:r>
       <w:r>
+        <w:rPr>
+          <w:rFonts w:hint="eastAsia"/>
+        </w:rPr>
         <w:t>、</w:t>
       </w:r>
       <w:r>
+        <w:rPr>
+          <w:rFonts w:hint="eastAsia"/>
+        </w:rPr>
         <w:t>C</w:t>
       </w:r>
       <w:r>
+        <w:rPr>
+          <w:rFonts w:hint="eastAsia"/>
+        </w:rPr>
         <w:t>方案的</w:t>
       </w:r>
       <w:r>
+        <w:rPr>
+          <w:rFonts w:hint="eastAsia"/>
+        </w:rPr>
         <w:t>ODI</w:t>
       </w:r>
       <w:r>
+        <w:rPr>
+          <w:rFonts w:hint="eastAsia"/>
+        </w:rPr>
         <w:t>均值分别为</w:t>
       </w:r>
       <w:r>
+        <w:rPr>
+          <w:rFonts w:hint="eastAsia"/>
+        </w:rPr>
         <w:t>0.4463</w:t>
       </w:r>
       <w:r>
+        <w:rPr>
+          <w:rFonts w:hint="eastAsia"/>
+        </w:rPr>
         <w:t>、</w:t>
       </w:r>
       <w:r>
+        <w:rPr>
+          <w:rFonts w:hint="eastAsia"/>
+        </w:rPr>
         <w:t>0.4552</w:t>
       </w:r>
       <w:r>
+        <w:rPr>
+          <w:rFonts w:hint="eastAsia"/>
+        </w:rPr>
         <w:t>和</w:t>
       </w:r>
       <w:r>
+        <w:rPr>
+          <w:rFonts w:hint="eastAsia"/>
+        </w:rPr>
         <w:t>0.4416</w:t>
       </w:r>
       <w:r>
+        <w:rPr>
+          <w:rFonts w:hint="eastAsia"/>
+        </w:rPr>
         <w:t>，</w:t>
       </w:r>
       <w:r>
+        <w:rPr>
+          <w:rFonts w:hint="eastAsia"/>
+        </w:rPr>
         <w:t>90%</w:t>
       </w:r>
       <w:r>
-        <w:t>分位数分别为</w:t>
-      </w:r>
-      <w:r>
+        <w:rPr>
+          <w:rFonts w:hint="eastAsia"/>
+        </w:rPr>
+        <w:t>分位数</w:t>
+      </w:r>
+      <w:r>
+        <w:rPr>
+          <w:rFonts w:hint="eastAsia"/>
+        </w:rPr>
+        <w:t>分别为</w:t>
+      </w:r>
+      <w:r>
+        <w:rPr>
+          <w:rFonts w:hint="eastAsia"/>
+        </w:rPr>
         <w:t>0.6407</w:t>
       </w:r>
       <w:r>
+        <w:rPr>
+          <w:rFonts w:hint="eastAsia"/>
+        </w:rPr>
         <w:t>、</w:t>
       </w:r>
       <w:r>
+        <w:rPr>
+          <w:rFonts w:hint="eastAsia"/>
+        </w:rPr>
         <w:t>0.6462</w:t>
       </w:r>
       <w:r>
+        <w:rPr>
+          <w:rFonts w:hint="eastAsia"/>
+        </w:rPr>
         <w:t>和</w:t>
       </w:r>
       <w:r>
+        <w:rPr>
+          <w:rFonts w:hint="eastAsia"/>
+        </w:rPr>
         <w:t>0.6353</w:t>
       </w:r>
       <w:r>
+        <w:rPr>
+          <w:rFonts w:hint="eastAsia"/>
+        </w:rPr>
         <w:t>，</w:t>
       </w:r>
       <w:r>
+        <w:rPr>
+          <w:rFonts w:hint="eastAsia"/>
+        </w:rPr>
         <w:t>ODI</w:t>
       </w:r>
       <w:r>
+        <w:rPr>
+          <w:rFonts w:hint="eastAsia"/>
+        </w:rPr>
         <w:t>＞</w:t>
       </w:r>
       <w:r>
+        <w:rPr>
+          <w:rFonts w:hint="eastAsia"/>
+        </w:rPr>
         <w:t>0.70</w:t>
       </w:r>
       <w:r>
-        <w:t>比例</w:t>
-      </w:r>
-      <w:r>
-        <w:t>分别为</w:t>
-      </w:r>
-      <w:r>
+        <w:rPr>
+          <w:rFonts w:hint="eastAsia"/>
+        </w:rPr>
+        <w:t>比例分别为</w:t>
+      </w:r>
+      <w:r>
+        <w:rPr>
+          <w:rFonts w:hint="eastAsia"/>
+        </w:rPr>
         <w:t>0.44%</w:t>
       </w:r>
       <w:r>
+        <w:rPr>
+          <w:rFonts w:hint="eastAsia"/>
+        </w:rPr>
         <w:t>、</w:t>
       </w:r>
       <w:r>
+        <w:rPr>
+          <w:rFonts w:hint="eastAsia"/>
+        </w:rPr>
         <w:t>0.56%</w:t>
       </w:r>
       <w:r>
+        <w:rPr>
+          <w:rFonts w:hint="eastAsia"/>
+        </w:rPr>
         <w:t>和</w:t>
       </w:r>
       <w:r>
+        <w:rPr>
+          <w:rFonts w:hint="eastAsia"/>
+        </w:rPr>
         <w:t>1.22%</w:t>
       </w:r>
       <w:r>
+        <w:rPr>
+          <w:rFonts w:hint="eastAsia"/>
+        </w:rPr>
         <w:t>。结果表明，</w:t>
       </w:r>
       <w:r>
+        <w:rPr>
+          <w:rFonts w:hint="eastAsia"/>
+        </w:rPr>
         <w:t>C</w:t>
       </w:r>
       <w:r>
+        <w:rPr>
+          <w:rFonts w:hint="eastAsia"/>
+        </w:rPr>
         <w:t>方案虽然覆盖率低于</w:t>
       </w:r>
       <w:r>
+        <w:rPr>
+          <w:rFonts w:hint="eastAsia"/>
+        </w:rPr>
         <w:t>A</w:t>
       </w:r>
       <w:r>
+        <w:rPr>
+          <w:rFonts w:hint="eastAsia"/>
+        </w:rPr>
         <w:t>、</w:t>
       </w:r>
       <w:r>
+        <w:rPr>
+          <w:rFonts w:hint="eastAsia"/>
+        </w:rPr>
         <w:t>B</w:t>
       </w:r>
       <w:r>
+        <w:rPr>
+          <w:rFonts w:hint="eastAsia"/>
+        </w:rPr>
         <w:t>方案，且在</w:t>
       </w:r>
       <w:r>
+        <w:rPr>
+          <w:rFonts w:hint="eastAsia"/>
+        </w:rPr>
         <w:t>0.70</w:t>
       </w:r>
       <w:r>
+        <w:rPr>
+          <w:rFonts w:hint="eastAsia"/>
+        </w:rPr>
         <w:t>阈值下的超阈值比例并非最低，但其</w:t>
       </w:r>
       <w:r>
+        <w:rPr>
+          <w:rFonts w:hint="eastAsia"/>
+        </w:rPr>
         <w:t>ODI</w:t>
       </w:r>
       <w:r>
+        <w:rPr>
+          <w:rFonts w:hint="eastAsia"/>
+        </w:rPr>
         <w:t>均值和</w:t>
       </w:r>
       <w:r>
+        <w:rPr>
+          <w:rFonts w:hint="eastAsia"/>
+        </w:rPr>
         <w:t>90%</w:t>
       </w:r>
       <w:r>
-        <w:t>分位数均为三者最低，表明其总体扰动水平和高值尾部风险相对较低。</w:t>
+        <w:rPr>
+          <w:rFonts w:hint="eastAsia"/>
+        </w:rPr>
+        <w:t>分位数均为三者最低，说明其总体扰动水平和高值尾部风险相对较低。由此可见，低扰动方案不能仅依据某一固定阈值下的超限比例确定，而应结合</w:t>
+      </w:r>
+      <w:r>
+        <w:rPr>
+          <w:rFonts w:hint="eastAsia"/>
+        </w:rPr>
+        <w:t>ODI</w:t>
+      </w:r>
+      <w:r>
+        <w:rPr>
+          <w:rFonts w:hint="eastAsia"/>
+        </w:rPr>
+        <w:t>均值、</w:t>
+      </w:r>
+      <w:r>
+        <w:rPr>
+          <w:rFonts w:hint="eastAsia"/>
+        </w:rPr>
+        <w:t>P90</w:t>
+      </w:r>
+      <w:r>
+        <w:rPr>
+          <w:rFonts w:hint="eastAsia"/>
+        </w:rPr>
+        <w:t>和风险综合得分共同判定。</w:t>
       </w:r>
     </w:p>
     <w:p>
@@ -12029,52 +16700,61 @@
         <w:ind w:firstLine="420"/>
       </w:pPr>
       <w:r>
+        <w:rPr>
+          <w:rFonts w:hint="eastAsia"/>
+        </w:rPr>
         <w:t>为进一步解释三类方案扰动统计差异的空间原因，将</w:t>
       </w:r>
       <w:r>
+        <w:rPr>
+          <w:rFonts w:hint="eastAsia"/>
+        </w:rPr>
         <w:t>A</w:t>
       </w:r>
       <w:r>
+        <w:rPr>
+          <w:rFonts w:hint="eastAsia"/>
+        </w:rPr>
         <w:t>、</w:t>
       </w:r>
       <w:r>
+        <w:rPr>
+          <w:rFonts w:hint="eastAsia"/>
+        </w:rPr>
         <w:t>B</w:t>
       </w:r>
       <w:r>
+        <w:rPr>
+          <w:rFonts w:hint="eastAsia"/>
+        </w:rPr>
         <w:t>、</w:t>
       </w:r>
       <w:r>
+        <w:rPr>
+          <w:rFonts w:hint="eastAsia"/>
+        </w:rPr>
         <w:t>C</w:t>
       </w:r>
       <w:r>
-        <w:t>方案工作面布局与高扰动区进行叠置分析，结果如</w:t>
-      </w:r>
-      <w:r>
-        <w:fldChar w:fldCharType="begin"/>
-      </w:r>
-      <w:r>
-        <w:instrText xml:space="preserve"> REF _Ref227925957 \h </w:instrText>
-      </w:r>
-      <w:r>
-        <w:fldChar w:fldCharType="separate"/>
-      </w:r>
-      <w:r>
-        <w:rPr>
-          <w:rFonts w:hint="eastAsia"/>
-        </w:rPr>
-        <w:t>图</w:t>
-      </w:r>
-      <w:r>
-        <w:rPr>
-          <w:noProof/>
+        <w:rPr>
+          <w:rFonts w:hint="eastAsia"/>
+        </w:rPr>
+        <w:t>方案工作面布局与高扰动区进行叠置分析，结果如图</w:t>
+      </w:r>
+      <w:r>
+        <w:rPr>
+          <w:rFonts w:hint="eastAsia"/>
         </w:rPr>
         <w:t>9</w:t>
       </w:r>
       <w:r>
-        <w:fldChar w:fldCharType="end"/>
-      </w:r>
-      <w:r>
-        <w:t>所示。</w:t>
+        <w:rPr>
+          <w:rFonts w:hint="eastAsia"/>
+        </w:rPr>
+        <w:t>所示</w:t>
+      </w:r>
+      <w:r>
+        <w:t>。</w:t>
       </w:r>
     </w:p>
     <w:p>
@@ -12097,6 +16777,7 @@
         <w:rPr>
           <w:noProof/>
         </w:rPr>
+        <w:lastRenderedPageBreak/>
         <w:drawing>
           <wp:inline distT="0" distB="0" distL="0" distR="0" wp14:anchorId="0C749FC0" wp14:editId="712132A2">
             <wp:extent cx="5778000" cy="1461669"/>
@@ -12375,13 +17056,13 @@
         <w:t>C</w:t>
       </w:r>
       <w:r>
-        <w:t>方案分别体现了工程效率、资源回收和扰动控制</w:t>
+        <w:t>方案分别对应工程效率、资源回收和扰动控制</w:t>
       </w:r>
       <w:r>
         <w:t>3</w:t>
       </w:r>
       <w:r>
-        <w:t>种不同偏好。</w:t>
+        <w:t>种规划偏好。</w:t>
       </w:r>
       <w:r>
         <w:t>B</w:t>
@@ -12405,7 +17086,7 @@
         <w:t>”</w:t>
       </w:r>
       <w:r>
-        <w:t>单一最优解，而需要在统一风险口径下对资源利用、工程组织和扰动控制进行综合权衡。</w:t>
+        <w:t>单一最优方案，需要在资源利用、生产组织和覆岩扰动控制之间进行综合权衡。</w:t>
       </w:r>
     </w:p>
     <w:p>
@@ -12425,7 +17106,13 @@
         <w:ind w:firstLine="420"/>
       </w:pPr>
       <w:r>
-        <w:t>为检验低扰动候选方案对统计阈值和权重设定的敏感性，进一步对</w:t>
+        <w:t>为检验扰动统计阈值和</w:t>
+      </w:r>
+      <w:r>
+        <w:t>ODI</w:t>
+      </w:r>
+      <w:r>
+        <w:t>分量权重对方案判定结果的影响，进一步对</w:t>
       </w:r>
       <w:r>
         <w:t>A</w:t>
@@ -12473,7 +17160,19 @@
         <w:t>0.80</w:t>
       </w:r>
       <w:r>
-        <w:t>，统计各方案的超阈值暴露比例；权重敏感性分析设置基准权重、地表沉陷分量增强、含水层扰动分量增强、上行开采分量增强及上行开采专项权重等情景，比较各方案风险综合得分变化。结果如图</w:t>
+        <w:t>，统计不同阈值下各方案的超阈值暴露比例；权重敏感性分析以第</w:t>
+      </w:r>
+      <w:r>
+        <w:t>2.2</w:t>
+      </w:r>
+      <w:r>
+        <w:t>节确定的</w:t>
+      </w:r>
+      <w:r>
+        <w:t>0.45/0.30/0.25</w:t>
+      </w:r>
+      <w:r>
+        <w:t>作为基准权重，并设置地表沉陷分量增强、含水层扰动分量增强、上行开采分量增强及上行开采专项权重等情景，比较不同权重组合下各方案风险综合得分变化。结果如图</w:t>
       </w:r>
       <w:r>
         <w:t>10</w:t>
@@ -12485,7 +17184,10 @@
         <w:t>11</w:t>
       </w:r>
       <w:r>
-        <w:t>所示。</w:t>
+        <w:t>所示</w:t>
+      </w:r>
+      <w:r>
+        <w:t>。</w:t>
       </w:r>
     </w:p>
     <w:p>
@@ -12493,17 +17195,10 @@
         <w:pStyle w:val="100"/>
         <w:ind w:firstLineChars="0" w:firstLine="0"/>
       </w:pPr>
-    </w:p>
-    <w:p>
-      <w:pPr>
-        <w:pStyle w:val="100"/>
-        <w:ind w:firstLineChars="0" w:firstLine="0"/>
-      </w:pPr>
       <w:r>
         <w:rPr>
           <w:noProof/>
         </w:rPr>
-        <w:lastRenderedPageBreak/>
         <w:drawing>
           <wp:inline distT="0" distB="0" distL="0" distR="0" wp14:anchorId="0B5B198C" wp14:editId="40EFC356">
             <wp:extent cx="2827020" cy="1623060"/>
@@ -12808,30 +17503,12 @@
         <w:ind w:firstLine="420"/>
       </w:pPr>
       <w:r>
-        <w:t>由</w:t>
-      </w:r>
-      <w:r>
-        <w:fldChar w:fldCharType="begin"/>
-      </w:r>
-      <w:r>
-        <w:instrText xml:space="preserve"> REF _Ref227765621 \h </w:instrText>
-      </w:r>
-      <w:r>
-        <w:instrText xml:space="preserve"> \* MERGEFORMAT </w:instrText>
-      </w:r>
-      <w:r>
-        <w:fldChar w:fldCharType="separate"/>
-      </w:r>
-      <w:r>
-        <w:t>图</w:t>
+        <w:t>由图</w:t>
       </w:r>
       <w:r>
         <w:t>10</w:t>
       </w:r>
       <w:r>
-        <w:fldChar w:fldCharType="end"/>
-      </w:r>
-      <w:r>
         <w:t>可知，随着</w:t>
       </w:r>
       <w:r>
@@ -12850,7 +17527,25 @@
         <w:t>0.80</w:t>
       </w:r>
       <w:r>
-        <w:t>，三类方案的超阈值暴露比例整体降低，说明超阈值比例对阈值设定较为敏感。当阈值取</w:t>
+        <w:t>，</w:t>
+      </w:r>
+      <w:r>
+        <w:t>A</w:t>
+      </w:r>
+      <w:r>
+        <w:t>、</w:t>
+      </w:r>
+      <w:r>
+        <w:t>B</w:t>
+      </w:r>
+      <w:r>
+        <w:t>、</w:t>
+      </w:r>
+      <w:r>
+        <w:t>C</w:t>
+      </w:r>
+      <w:r>
+        <w:t>方案的超阈值暴露比例整体降低，说明超阈值比例对统计阈值具有明显敏感性。当阈值取</w:t>
       </w:r>
       <w:r>
         <w:t>0.65</w:t>
@@ -12916,13 +17611,31 @@
         <w:t>1.22%</w:t>
       </w:r>
       <w:r>
-        <w:t>。</w:t>
+        <w:t>。可以看出，</w:t>
       </w:r>
       <w:r>
         <w:t>C</w:t>
       </w:r>
       <w:r>
-        <w:t>方案并非在所有阈值下均具有最低超限比例，说明单一阈值下的超限率不能稳定代表方案扰动水平。</w:t>
+        <w:t>方案并非在所有阈值下均具有最低超限比例，尤其在</w:t>
+      </w:r>
+      <w:r>
+        <w:t>0.70</w:t>
+      </w:r>
+      <w:r>
+        <w:t>阈值下，其超限比例高于</w:t>
+      </w:r>
+      <w:r>
+        <w:t>A</w:t>
+      </w:r>
+      <w:r>
+        <w:t>、</w:t>
+      </w:r>
+      <w:r>
+        <w:t>B</w:t>
+      </w:r>
+      <w:r>
+        <w:t>方案。这说明单一阈值下的超限率更多反映方案对某一分割阈值的响应，不能稳定代表方案整体扰动水平。</w:t>
       </w:r>
     </w:p>
     <w:p>
@@ -12931,37 +17644,31 @@
         <w:ind w:firstLine="420"/>
       </w:pPr>
       <w:r>
-        <w:t>由</w:t>
-      </w:r>
-      <w:r>
-        <w:fldChar w:fldCharType="begin"/>
-      </w:r>
-      <w:r>
-        <w:instrText xml:space="preserve"> REF _Ref227765749 \h </w:instrText>
-      </w:r>
-      <w:r>
-        <w:instrText xml:space="preserve"> \* MERGEFORMAT </w:instrText>
-      </w:r>
-      <w:r>
-        <w:fldChar w:fldCharType="separate"/>
-      </w:r>
-      <w:r>
-        <w:t>图</w:t>
+        <w:t>由图</w:t>
       </w:r>
       <w:r>
         <w:t>11</w:t>
       </w:r>
       <w:r>
-        <w:fldChar w:fldCharType="end"/>
-      </w:r>
-      <w:r>
-        <w:t>可知，不同权重组合会引起风险综合得分的小幅变化，但</w:t>
+        <w:t>可知，不同权重组合会引起风险综合得分的小幅变化，但未改变</w:t>
+      </w:r>
+      <w:r>
+        <w:t>A</w:t>
+      </w:r>
+      <w:r>
+        <w:t>、</w:t>
+      </w:r>
+      <w:r>
+        <w:t>B</w:t>
+      </w:r>
+      <w:r>
+        <w:t>、</w:t>
       </w:r>
       <w:r>
         <w:t>C</w:t>
       </w:r>
       <w:r>
-        <w:t>方案在各权重情景下均保持较低得分。基准权重下，</w:t>
+        <w:t>方案的基本排序关系。基准权重下，</w:t>
       </w:r>
       <w:r>
         <w:t>A</w:t>
@@ -13021,13 +17728,13 @@
         <w:t>0.4498</w:t>
       </w:r>
       <w:r>
-        <w:t>。该结果表明，在当前样例和候选方案集合范围内，</w:t>
+        <w:t>。上述结果表明，在当前研究区样例和候选方案集合范围内，</w:t>
       </w:r>
       <w:r>
         <w:t>C</w:t>
       </w:r>
       <w:r>
-        <w:t>方案的低扰动特征具有一定稳定性。</w:t>
+        <w:t>方案在不同权重情景下仍保持较低风险综合得分，说明其低扰动特征具有一定稳定性。</w:t>
       </w:r>
     </w:p>
     <w:p>
@@ -13036,42 +17743,29 @@
         <w:ind w:firstLine="420"/>
       </w:pPr>
       <w:r>
-        <w:t>综合阈值和权重敏感性结果可知，低扰动方案不宜仅依据某一固定阈值下的超限比例确定，而应结合</w:t>
+        <w:t>需要指出的是，权重敏感性分析的目的并不是证明</w:t>
+      </w:r>
+      <w:r>
+        <w:t>0.45/0.30/0.25</w:t>
+      </w:r>
+      <w:r>
+        <w:t>具有跨矿区普适性，而是检验当前候选方案排序对权重调整的响应程度。不同矿区的主控风险、保护对象、水文地质条件和开采技术条件存在差异，</w:t>
       </w:r>
       <w:r>
         <w:t>ODI</w:t>
       </w:r>
       <w:r>
-        <w:t>均值、</w:t>
-      </w:r>
-      <w:r>
-        <w:t>90%</w:t>
-      </w:r>
-      <w:r>
-        <w:t>分位数和风险综合得分进行判定。对于采区规划而言，超阈值比例可以反映高扰动区暴露情况，但</w:t>
-      </w:r>
-      <w:r>
-        <w:t>ODI</w:t>
-      </w:r>
-      <w:r>
-        <w:t>均值和</w:t>
-      </w:r>
-      <w:r>
-        <w:t>90%</w:t>
-      </w:r>
-      <w:r>
-        <w:t>分位数更能反映方案整体扰动水平及高值尾部风险。多指标联合判断有助于降低单一阈值选择对方案优选结果的影响。</w:t>
-      </w:r>
-    </w:p>
-    <w:p>
-      <w:pPr>
-        <w:pStyle w:val="11"/>
-      </w:pPr>
-      <w:r>
-        <w:t xml:space="preserve">5 </w:t>
-      </w:r>
-      <w:r>
-        <w:t>结论</w:t>
+        <w:t>分量权重仍需结合现场资料重新标定。因此，本文采用的基准权重主要服务于敏东研究区样例中的统一风险组织和</w:t>
+      </w:r>
+      <w:r>
+        <w:lastRenderedPageBreak/>
+        <w:t>方案比较；当研究对象或工程背景发生变化时，应依据第</w:t>
+      </w:r>
+      <w:r>
+        <w:t>2.2</w:t>
+      </w:r>
+      <w:r>
+        <w:t>节所述原则重新确定权重，并开展相应敏感性分析。</w:t>
       </w:r>
     </w:p>
     <w:p>
@@ -13080,13 +17774,42 @@
         <w:ind w:firstLine="420"/>
       </w:pPr>
       <w:r>
-        <w:t>1</w:t>
-      </w:r>
-      <w:r>
-        <w:t>）针对传统采区规划中工作面布置主要依赖</w:t>
-      </w:r>
-      <w:r>
-        <w:t>边界条件、设计经验和后置风险校核，容易造成方案反复调整的问题，提出了多场景覆岩扰动约束下采区规划方法。该方法将地表沉陷、含水层扰动和上行开采等覆岩扰动风险由方案形成后的校核环节前移至工作面布置方案生成与筛选阶段，使风险约束能够在采区规划初期参与方案形成。</w:t>
+        <w:t>综合阈值和权重敏感性结果可知，低扰动方案不宜仅依据某一固定阈值下的超限比例确定，而应结合</w:t>
+      </w:r>
+      <w:r>
+        <w:t>ODI</w:t>
+      </w:r>
+      <w:r>
+        <w:t>均值、</w:t>
+      </w:r>
+      <w:r>
+        <w:t>90%</w:t>
+      </w:r>
+      <w:r>
+        <w:t>分位数和风险综合得分进行判定。对于采区规划而言，超阈值比例可以反映高扰动区暴露情况，但</w:t>
+      </w:r>
+      <w:r>
+        <w:t>ODI</w:t>
+      </w:r>
+      <w:r>
+        <w:t>均值和</w:t>
+      </w:r>
+      <w:r>
+        <w:t>90%</w:t>
+      </w:r>
+      <w:r>
+        <w:t>分位数更能反映方案整体扰动水平及高值尾部风险。多指标联合判断有助于降低单一阈值或单一权重组合对方案优选结果的影响。</w:t>
+      </w:r>
+    </w:p>
+    <w:p>
+      <w:pPr>
+        <w:pStyle w:val="11"/>
+      </w:pPr>
+      <w:r>
+        <w:t xml:space="preserve">5 </w:t>
+      </w:r>
+      <w:r>
+        <w:t>结论</w:t>
       </w:r>
     </w:p>
     <w:p>
@@ -13095,10 +17818,10 @@
         <w:ind w:firstLine="420"/>
       </w:pPr>
       <w:r>
-        <w:t>2</w:t>
-      </w:r>
-      <w:r>
-        <w:t>）构建了面向采区规划的地质建模、扰动评价和方案筛选方法。通过采区边界、煤柱约束和钻孔样点构建有效布置域与连续参数场，为工作面布置提供空间基础；通过综合覆岩扰动指数统一表达地表沉陷、含水层扰动和上行开采等多场景风险，为工作面布置提供扰动约束底图；通过工程效率、资源回收和扰动控制指标，实现不同工作面布置方案的多目标比选。</w:t>
+        <w:t>1</w:t>
+      </w:r>
+      <w:r>
+        <w:t>）针对传统采区规划中工作面布置主要依赖边界条件、设计经验和后置风险校核，容易造成方案反复调整的问题，提出了多场景覆岩扰动约束下采区规划方法。该方法将地表沉陷、含水层扰动和上行开采等覆岩扰动风险由方案形成后的校核环节前移至工作面布置方案生成与筛选阶段，使风险约束能够在采区规划初期参与方案形成。</w:t>
       </w:r>
     </w:p>
     <w:p>
@@ -13107,16 +17830,16 @@
         <w:ind w:firstLine="420"/>
       </w:pPr>
       <w:r>
-        <w:t>3</w:t>
-      </w:r>
-      <w:r>
-        <w:t>）形成了多场景约束采区规划计算流程。该流程以采区边界、钻孔样点、煤柱参数、工作面设计参数和扰动权重为基础输入，依次完成有效布置域生成、煤层厚度连续参数场构建、综合</w:t>
+        <w:t>2</w:t>
+      </w:r>
+      <w:r>
+        <w:t>）构建了面向采区规划的地质建模、扰动评价和方案筛选方法。通过采区边界、煤柱约束和钻孔样点构建有效布置域与煤层厚度连续参数场，为工作面布置提供空间基础；通过综合</w:t>
       </w:r>
       <w:r>
         <w:t>ODI</w:t>
       </w:r>
       <w:r>
-        <w:t>场计算、工作面候选方案生成、多目标评价和成果输出。该流程能够将离散地质资料、多场景扰动评价结果和工作面布置对象组织到统一空间基础上，为采区规划阶段的多方案生成与筛选提供计算路径。</w:t>
+        <w:t>场统一表达地表沉陷、含水层扰动和上行开采等多场景风险，为工作面布置提供扰动约束底图；通过规则枚举、工程约束过滤和指标统计相结合的方式生成工作面候选方案，降低了方案生成过程的黑箱性。</w:t>
       </w:r>
     </w:p>
     <w:p>
@@ -13125,178 +17848,28 @@
         <w:ind w:firstLine="420"/>
       </w:pPr>
       <w:r>
-        <w:t>4</w:t>
-      </w:r>
-      <w:r>
-        <w:t>）敏东研究区工程应用结果表明，综合</w:t>
+        <w:t>3</w:t>
+      </w:r>
+      <w:r>
+        <w:t>）建立了工程效率、资源回收和扰动控制相结合的方案评价方法。工程效率评分综合考虑覆盖率、工作面数量、推进长度均衡性和短推进控制等因素；资源回收评分综合考虑煤层厚度场覆盖贡献、有效布置面积贡献和工程组织辅助因素；扰动控制则采用</w:t>
       </w:r>
       <w:r>
         <w:t>ODI</w:t>
       </w:r>
       <w:r>
-        <w:t>场能够识别采区内部高扰动敏感区。研究区综合</w:t>
-      </w:r>
-      <w:r>
-        <w:t>ODI</w:t>
-      </w:r>
-      <w:r>
-        <w:t>场采用</w:t>
-      </w:r>
-      <w:r>
-        <w:t>80×56</w:t>
-      </w:r>
-      <w:r>
-        <w:t>网格，共</w:t>
-      </w:r>
-      <w:r>
-        <w:t>4480</w:t>
-      </w:r>
-      <w:r>
-        <w:t>个栅格，</w:t>
-      </w:r>
-      <w:r>
-        <w:t>ODI</w:t>
-      </w:r>
-      <w:r>
-        <w:t>均值为</w:t>
-      </w:r>
-      <w:r>
-        <w:t>0.4669</w:t>
-      </w:r>
-      <w:r>
-        <w:t>，</w:t>
+        <w:t>均值、</w:t>
       </w:r>
       <w:r>
         <w:t>90%</w:t>
       </w:r>
       <w:r>
-        <w:t>分位数为</w:t>
-      </w:r>
-      <w:r>
-        <w:t>0.7474</w:t>
-      </w:r>
-      <w:r>
-        <w:t>，</w:t>
-      </w:r>
-      <w:r>
-        <w:t>ODI</w:t>
-      </w:r>
-      <w:r>
-        <w:t>＞</w:t>
-      </w:r>
-      <w:r>
-        <w:t>0.70</w:t>
-      </w:r>
-      <w:r>
-        <w:t>区域占</w:t>
-      </w:r>
-      <w:r>
-        <w:t>15.89%</w:t>
-      </w:r>
-      <w:r>
-        <w:t>。在相同边界、参数场和</w:t>
-      </w:r>
-      <w:r>
-        <w:t>ODI</w:t>
-      </w:r>
-      <w:r>
-        <w:t>场条件下，工程效率优先方案</w:t>
-      </w:r>
-      <w:r>
-        <w:t>A</w:t>
-      </w:r>
-      <w:r>
-        <w:t>、资源回收优先方案</w:t>
-      </w:r>
-      <w:r>
-        <w:t>B</w:t>
-      </w:r>
-      <w:r>
-        <w:t>和低扰动候选方案</w:t>
-      </w:r>
-      <w:r>
-        <w:t>C</w:t>
-      </w:r>
-      <w:r>
-        <w:t>的覆盖率分别为</w:t>
-      </w:r>
-      <w:r>
-        <w:t>89.34%</w:t>
-      </w:r>
-      <w:r>
-        <w:t>、</w:t>
-      </w:r>
-      <w:r>
-        <w:t>98.52%</w:t>
-      </w:r>
-      <w:r>
-        <w:t>和</w:t>
-      </w:r>
-      <w:r>
-        <w:t>80.67%</w:t>
-      </w:r>
-      <w:r>
-        <w:t>，</w:t>
-      </w:r>
-      <w:r>
-        <w:t>ODI</w:t>
-      </w:r>
-      <w:r>
-        <w:t>均值分别为</w:t>
-      </w:r>
-      <w:r>
-        <w:t>0.4463</w:t>
-      </w:r>
-      <w:r>
-        <w:t>、</w:t>
-      </w:r>
-      <w:r>
-        <w:t>0.4552</w:t>
-      </w:r>
-      <w:r>
-        <w:t>和</w:t>
-      </w:r>
-      <w:r>
-        <w:t>0.4416</w:t>
-      </w:r>
-      <w:r>
-        <w:t>，</w:t>
-      </w:r>
-      <w:r>
-        <w:t>90%</w:t>
-      </w:r>
-      <w:r>
-        <w:t>分位数分别为</w:t>
-      </w:r>
-      <w:r>
-        <w:t>0.6407</w:t>
-      </w:r>
-      <w:r>
-        <w:t>、</w:t>
-      </w:r>
-      <w:r>
-        <w:t>0.6462</w:t>
-      </w:r>
-      <w:r>
-        <w:t>和</w:t>
-      </w:r>
-      <w:r>
-        <w:t>0.6353</w:t>
-      </w:r>
-      <w:r>
-        <w:t>。结果说明，资源覆盖与扰动控制之间存在明显权衡，低扰动方案应结合</w:t>
-      </w:r>
-      <w:r>
-        <w:t>ODI</w:t>
-      </w:r>
-      <w:r>
-        <w:t>均值、</w:t>
-      </w:r>
-      <w:r>
-        <w:t>90%</w:t>
-      </w:r>
-      <w:r>
-        <w:t>分位数和风险综合得分共同判定。</w:t>
+        <w:t>分位数和超阈值暴露比例共同表征。上述指标能够从生产组织、资源利用和风险控制</w:t>
+      </w:r>
+      <w:r>
+        <w:t>3</w:t>
+      </w:r>
+      <w:r>
+        <w:t>个方面反映工作面布置方案差异。</w:t>
       </w:r>
     </w:p>
     <w:p>
@@ -13305,16 +17878,178 @@
         <w:ind w:firstLine="420"/>
       </w:pPr>
       <w:r>
+        <w:t>4</w:t>
+      </w:r>
+      <w:r>
+        <w:t>）敏东研究区工程应用结果表明，综合</w:t>
+      </w:r>
+      <w:r>
+        <w:t>ODI</w:t>
+      </w:r>
+      <w:r>
+        <w:t>场能够识别采区内部高扰动敏感区。研究区综合</w:t>
+      </w:r>
+      <w:r>
+        <w:t>ODI</w:t>
+      </w:r>
+      <w:r>
+        <w:t>场采用</w:t>
+      </w:r>
+      <w:r>
+        <w:t>80×56</w:t>
+      </w:r>
+      <w:r>
+        <w:t>网格，共</w:t>
+      </w:r>
+      <w:r>
+        <w:t>4480</w:t>
+      </w:r>
+      <w:r>
+        <w:t>个栅格，</w:t>
+      </w:r>
+      <w:r>
+        <w:t>ODI</w:t>
+      </w:r>
+      <w:r>
+        <w:t>均值为</w:t>
+      </w:r>
+      <w:r>
+        <w:t>0.4669</w:t>
+      </w:r>
+      <w:r>
+        <w:t>，</w:t>
+      </w:r>
+      <w:r>
+        <w:t>90%</w:t>
+      </w:r>
+      <w:r>
+        <w:t>分位数为</w:t>
+      </w:r>
+      <w:r>
+        <w:t>0.7474</w:t>
+      </w:r>
+      <w:r>
+        <w:t>，</w:t>
+      </w:r>
+      <w:r>
+        <w:t>ODI</w:t>
+      </w:r>
+      <w:r>
+        <w:t>＞</w:t>
+      </w:r>
+      <w:r>
+        <w:t>0.70</w:t>
+      </w:r>
+      <w:r>
+        <w:t>区域占</w:t>
+      </w:r>
+      <w:r>
+        <w:t>15.89%</w:t>
+      </w:r>
+      <w:r>
+        <w:t>。在相同边界、参数场和</w:t>
+      </w:r>
+      <w:r>
+        <w:t>ODI</w:t>
+      </w:r>
+      <w:r>
+        <w:t>场条件下，工程效率优先方案</w:t>
+      </w:r>
+      <w:r>
+        <w:t>A</w:t>
+      </w:r>
+      <w:r>
+        <w:t>、资源回收优先方案</w:t>
+      </w:r>
+      <w:r>
+        <w:t>B</w:t>
+      </w:r>
+      <w:r>
+        <w:t>和低扰动候选方案</w:t>
+      </w:r>
+      <w:r>
+        <w:t>C</w:t>
+      </w:r>
+      <w:r>
+        <w:t>的覆盖率分别为</w:t>
+      </w:r>
+      <w:r>
+        <w:t>89.34%</w:t>
+      </w:r>
+      <w:r>
+        <w:t>、</w:t>
+      </w:r>
+      <w:r>
+        <w:t>98.52%</w:t>
+      </w:r>
+      <w:r>
+        <w:t>和</w:t>
+      </w:r>
+      <w:r>
+        <w:t>80.67%</w:t>
+      </w:r>
+      <w:r>
+        <w:t>，</w:t>
+      </w:r>
+      <w:r>
+        <w:t>ODI</w:t>
+      </w:r>
+      <w:r>
+        <w:t>均值分别为</w:t>
+      </w:r>
+      <w:r>
+        <w:t>0.4463</w:t>
+      </w:r>
+      <w:r>
+        <w:t>、</w:t>
+      </w:r>
+      <w:r>
+        <w:t>0.4552</w:t>
+      </w:r>
+      <w:r>
+        <w:t>和</w:t>
+      </w:r>
+      <w:r>
+        <w:t>0.4416</w:t>
+      </w:r>
+      <w:r>
+        <w:t>，</w:t>
+      </w:r>
+      <w:r>
+        <w:t>90%</w:t>
+      </w:r>
+      <w:r>
+        <w:t>分位数分别为</w:t>
+      </w:r>
+      <w:r>
+        <w:t>0.6407</w:t>
+      </w:r>
+      <w:r>
+        <w:t>、</w:t>
+      </w:r>
+      <w:r>
+        <w:t>0.6462</w:t>
+      </w:r>
+      <w:r>
+        <w:t>和</w:t>
+      </w:r>
+      <w:r>
+        <w:t>0.6353</w:t>
+      </w:r>
+      <w:r>
+        <w:t>。结果说明，资源覆盖与扰动控制之间存在明显权衡。</w:t>
+      </w:r>
+    </w:p>
+    <w:p>
+      <w:pPr>
+        <w:pStyle w:val="100"/>
+        <w:ind w:firstLine="420"/>
+      </w:pPr>
+      <w:r>
         <w:t>5</w:t>
       </w:r>
       <w:r>
-        <w:t>）阈值与权重敏感性分析表明，单一阈值下的超阈值比例不能稳定代表方案扰动水平。</w:t>
-      </w:r>
-      <w:r>
-        <w:t>C</w:t>
-      </w:r>
-      <w:r>
-        <w:t>方案并非在所有阈值下均具有最低超限比例，但其</w:t>
+        <w:t>）阈值与权重敏感性分析表明，单一阈值下的超阈值比例不能稳定代表方案扰动水平，低扰动方案应结合</w:t>
       </w:r>
       <w:r>
         <w:t>ODI</w:t>
@@ -13326,7 +18061,19 @@
         <w:t>90%</w:t>
       </w:r>
       <w:r>
-        <w:t>分位数和风险综合得分整体较低，且在不同权重情景下保持较好的稳定性。后续仍需结合现场参数标定、生产系统约束耦合和多矿区案例，对方法适用性进一步验证。</w:t>
+        <w:t>分位数和风险综合得分共同判定。本文采用的</w:t>
+      </w:r>
+      <w:r>
+        <w:t>0.45/0.30/0.25</w:t>
+      </w:r>
+      <w:r>
+        <w:t>为敏东研究区基准权重，不作为跨矿区通用常量；不同矿区应用时需结合主控风险、保护对象和水文地质条件重新标定。后续还应结合断层、陷落柱等复杂构造约束以及</w:t>
+      </w:r>
+      <w:r>
+        <w:t>Kriging</w:t>
+      </w:r>
+      <w:r>
+        <w:t>或构造约束插值方法，进一步提高复杂地质条件下采区规划结果的可靠性。</w:t>
       </w:r>
     </w:p>
     <w:p>
@@ -13347,405 +18094,354 @@
       </w:r>
       <w:r>
         <w:tab/>
-        <w:t xml:space="preserve">WU </w:t>
-      </w:r>
-      <w:proofErr w:type="spellStart"/>
-      <w:r>
-        <w:t>Xuefei</w:t>
-      </w:r>
-      <w:proofErr w:type="spellEnd"/>
-      <w:r>
-        <w:t xml:space="preserve">, LI </w:t>
-      </w:r>
-      <w:proofErr w:type="spellStart"/>
-      <w:r>
-        <w:t>Hongxia</w:t>
-      </w:r>
-      <w:proofErr w:type="spellEnd"/>
-      <w:r>
-        <w:t xml:space="preserve">, WANG Baoli, et al. Review on improvements to the safety level of coal mines by applying </w:t>
-      </w:r>
+        <w:t>WU Xuefei, LI Hongxia, WANG Baoli, et al. Review on improvements to the safety level of coal mines by applying intelligent coal mining[J]. Sustainability, 2022, 14(24): 16400. DOI: 10.3390/su142416400.</w:t>
+      </w:r>
+      <w:bookmarkEnd w:id="12"/>
+    </w:p>
+    <w:p>
+      <w:pPr>
+        <w:pStyle w:val="17"/>
+      </w:pPr>
+      <w:bookmarkStart w:id="13" w:name="REF_002"/>
+      <w:r>
+        <w:t>[2]</w:t>
+      </w:r>
+      <w:r>
+        <w:tab/>
+        <w:t>WANG Guofa, REN Huaiwei, ZHAO Guorui, et al. Research and practice of intelligent coal mine technology systems in China[J]. International Journal of Coal Science &amp; Technology, 2022, 9(1). DOI: 10.1007/s40789-022-00491-3.</w:t>
+      </w:r>
+      <w:bookmarkEnd w:id="13"/>
+    </w:p>
+    <w:p>
+      <w:pPr>
+        <w:pStyle w:val="17"/>
+      </w:pPr>
+      <w:bookmarkStart w:id="14" w:name="REF_003"/>
+      <w:r>
+        <w:t>[3]</w:t>
+      </w:r>
+      <w:r>
+        <w:tab/>
+        <w:t>ZHANG Kexue, KANG Lei, CHEN Xuexi, et al. A review of intelligent unmanned mining current situation and development trend[J]. Energies, 2022, 15(2): 513. DOI: 10.3390/en15020513.</w:t>
+      </w:r>
+      <w:bookmarkEnd w:id="14"/>
+    </w:p>
+    <w:p>
+      <w:pPr>
+        <w:pStyle w:val="17"/>
+      </w:pPr>
+      <w:bookmarkStart w:id="15" w:name="REF_004"/>
+      <w:r>
+        <w:t>[4]</w:t>
+      </w:r>
+      <w:r>
+        <w:tab/>
+      </w:r>
+      <w:r>
+        <w:t>许家林</w:t>
+      </w:r>
+      <w:r>
+        <w:t xml:space="preserve">. </w:t>
+      </w:r>
+      <w:r>
+        <w:t>煤矿绿色开采</w:t>
+      </w:r>
+      <w:r>
+        <w:t>20</w:t>
+      </w:r>
+      <w:r>
+        <w:t>年研究及进展</w:t>
+      </w:r>
+      <w:r>
+        <w:t xml:space="preserve">[J]. </w:t>
+      </w:r>
+      <w:r>
+        <w:t>煤炭科学技术</w:t>
+      </w:r>
+      <w:r>
+        <w:t>, 2020, 48(9): 1-15. DOI: 10.13199/j.cnki.cst.2020.09.001.</w:t>
+      </w:r>
+      <w:bookmarkEnd w:id="15"/>
+    </w:p>
+    <w:p>
+      <w:pPr>
+        <w:pStyle w:val="17"/>
+      </w:pPr>
+      <w:bookmarkStart w:id="16" w:name="REF_005"/>
+      <w:r>
+        <w:t>[5]</w:t>
+      </w:r>
+      <w:r>
+        <w:tab/>
+      </w:r>
+      <w:r>
+        <w:t>王国法</w:t>
+      </w:r>
+      <w:r>
+        <w:t xml:space="preserve">, </w:t>
+      </w:r>
+      <w:r>
+        <w:t>杜毅博</w:t>
+      </w:r>
+      <w:r>
+        <w:t xml:space="preserve">. </w:t>
+      </w:r>
+      <w:r>
+        <w:t>煤矿智能化标准体系框架与建设思路</w:t>
+      </w:r>
+      <w:r>
+        <w:t xml:space="preserve">[J]. </w:t>
+      </w:r>
+      <w:r>
+        <w:t>煤炭科学技术</w:t>
+      </w:r>
+      <w:r>
+        <w:t>, 2020, 48(1): 1-9. DOI: 10.13199/j.cnki.cst.2020.01.001.</w:t>
+      </w:r>
+      <w:bookmarkEnd w:id="16"/>
+    </w:p>
+    <w:p>
+      <w:pPr>
+        <w:pStyle w:val="17"/>
+      </w:pPr>
+      <w:bookmarkStart w:id="17" w:name="REF_006"/>
+      <w:r>
+        <w:t>[6]</w:t>
+      </w:r>
+      <w:r>
+        <w:tab/>
+      </w:r>
+      <w:r>
+        <w:t>王国法</w:t>
+      </w:r>
+      <w:r>
+        <w:t xml:space="preserve">, </w:t>
+      </w:r>
+      <w:r>
+        <w:t>任怀伟</w:t>
+      </w:r>
+      <w:r>
+        <w:t xml:space="preserve">, </w:t>
+      </w:r>
+      <w:r>
+        <w:t>庞义辉</w:t>
+      </w:r>
+      <w:r>
+        <w:t xml:space="preserve">, </w:t>
+      </w:r>
+      <w:r>
+        <w:t>等</w:t>
+      </w:r>
+      <w:r>
+        <w:t xml:space="preserve">. </w:t>
+      </w:r>
+      <w:r>
+        <w:t>煤矿智能化</w:t>
+      </w:r>
+      <w:r>
+        <w:t>(</w:t>
+      </w:r>
+      <w:r>
+        <w:t>初级阶段</w:t>
+      </w:r>
+      <w:r>
+        <w:t>)</w:t>
+      </w:r>
+      <w:r>
+        <w:t>技术体系研究与工程进展</w:t>
+      </w:r>
+      <w:r>
+        <w:t xml:space="preserve">[J]. </w:t>
+      </w:r>
+      <w:r>
+        <w:t>煤炭科学技术</w:t>
+      </w:r>
+      <w:r>
+        <w:t>, 2020, 48(7): 1-27. DOI: 10.13199/j.cnki.cst.2020.07.001.</w:t>
+      </w:r>
+      <w:bookmarkEnd w:id="17"/>
+    </w:p>
+    <w:p>
+      <w:pPr>
+        <w:pStyle w:val="17"/>
+      </w:pPr>
+      <w:bookmarkStart w:id="18" w:name="REF_007"/>
+      <w:r>
+        <w:t>[7]</w:t>
+      </w:r>
+      <w:r>
+        <w:tab/>
+      </w:r>
+      <w:r>
+        <w:t>李首滨</w:t>
+      </w:r>
+      <w:r>
+        <w:t xml:space="preserve">. </w:t>
+      </w:r>
+      <w:r>
+        <w:t>智能化开采研究进展与发展趋势</w:t>
+      </w:r>
+      <w:r>
+        <w:t xml:space="preserve">[J]. </w:t>
+      </w:r>
+      <w:r>
+        <w:t>煤炭科学技术</w:t>
+      </w:r>
+      <w:r>
+        <w:t>, 2019, 47(10): 102-110. DOI: 10.13199/j.cnki.cst.2019.10.012.</w:t>
+      </w:r>
+      <w:bookmarkEnd w:id="18"/>
+    </w:p>
+    <w:p>
+      <w:pPr>
+        <w:pStyle w:val="17"/>
+      </w:pPr>
+      <w:bookmarkStart w:id="19" w:name="REF_008"/>
+      <w:r>
+        <w:t>[8]</w:t>
+      </w:r>
+      <w:r>
+        <w:tab/>
+      </w:r>
+      <w:r>
+        <w:t>王存飞</w:t>
+      </w:r>
+      <w:r>
+        <w:t xml:space="preserve">, </w:t>
+      </w:r>
+      <w:r>
+        <w:t>荣耀</w:t>
+      </w:r>
+      <w:r>
+        <w:t xml:space="preserve">. </w:t>
+      </w:r>
+      <w:r>
+        <w:t>透明工作面的概念、架构与关键技术</w:t>
+      </w:r>
+      <w:r>
+        <w:t xml:space="preserve">[J]. </w:t>
+      </w:r>
+      <w:r>
+        <w:t>煤炭科学技术</w:t>
+      </w:r>
+      <w:r>
+        <w:t>, 2019, 47(7): 156-163. DOI: 10.13199/j.cnki.cst.2019.07.019.</w:t>
+      </w:r>
+      <w:bookmarkEnd w:id="19"/>
+    </w:p>
+    <w:p>
+      <w:pPr>
+        <w:pStyle w:val="17"/>
+      </w:pPr>
+      <w:bookmarkStart w:id="20" w:name="REF_009"/>
+      <w:r>
+        <w:t>[9]</w:t>
+      </w:r>
+      <w:r>
+        <w:tab/>
+      </w:r>
+      <w:r>
+        <w:t>程建远</w:t>
+      </w:r>
+      <w:r>
+        <w:t xml:space="preserve">, </w:t>
+      </w:r>
+      <w:r>
+        <w:t>朱梦博</w:t>
+      </w:r>
+      <w:r>
+        <w:t xml:space="preserve">, </w:t>
+      </w:r>
+      <w:r>
+        <w:t>王云宏</w:t>
+      </w:r>
+      <w:r>
+        <w:t xml:space="preserve">, </w:t>
+      </w:r>
+      <w:r>
+        <w:t>等</w:t>
+      </w:r>
+      <w:r>
+        <w:t xml:space="preserve">. </w:t>
+      </w:r>
+      <w:r>
+        <w:t>煤炭智能精准开采工作面地质模型梯级构建及其关键技术</w:t>
+      </w:r>
+      <w:r>
+        <w:t xml:space="preserve">[J]. </w:t>
+      </w:r>
+      <w:r>
+        <w:t>煤炭学报</w:t>
+      </w:r>
+      <w:r>
+        <w:t>, 2019, 44(8): 2285-2295. DOI: 10.13225/j.cnki.jccs.KJ19.0510.</w:t>
+      </w:r>
+      <w:bookmarkEnd w:id="20"/>
+    </w:p>
+    <w:p>
+      <w:pPr>
+        <w:pStyle w:val="17"/>
+      </w:pPr>
+      <w:bookmarkStart w:id="21" w:name="REF_010"/>
+      <w:r>
+        <w:t>[10]</w:t>
+      </w:r>
+      <w:r>
+        <w:tab/>
+      </w:r>
+      <w:r>
+        <w:t>刘万里</w:t>
+      </w:r>
+      <w:r>
+        <w:t xml:space="preserve">, </w:t>
+      </w:r>
+      <w:r>
+        <w:t>张学亮</w:t>
+      </w:r>
+      <w:r>
+        <w:t xml:space="preserve">, </w:t>
+      </w:r>
+      <w:r>
+        <w:t>王世博</w:t>
+      </w:r>
+      <w:r>
+        <w:t xml:space="preserve">. </w:t>
+      </w:r>
+      <w:r>
+        <w:t>采煤工作面煤层三维模型构建及动态修正技术</w:t>
+      </w:r>
+      <w:r>
+        <w:t xml:space="preserve">[J]. </w:t>
+      </w:r>
+      <w:r>
+        <w:t>煤炭学报</w:t>
+      </w:r>
+      <w:r>
+        <w:t>, 2020, 45(6): 1973-1983. DOI: 10.13225/j.cnki.jccs.ZN20.0364.</w:t>
+      </w:r>
+      <w:bookmarkEnd w:id="21"/>
+    </w:p>
+    <w:p>
+      <w:pPr>
+        <w:pStyle w:val="17"/>
+      </w:pPr>
+      <w:bookmarkStart w:id="22" w:name="REF_011"/>
+      <w:r>
+        <w:t>[11]</w:t>
+      </w:r>
+      <w:r>
+        <w:tab/>
+        <w:t>YANG Yi, LI Yingchun, WANG Lujun, et al. On strata damage and stress disturbance induced by coal mining based on physical similarity simulation experiments[J]. Scientific Reports, 2023, 13(1). DOI: 10.1038/s41598-023-42148-4.</w:t>
+      </w:r>
+      <w:bookmarkEnd w:id="22"/>
+    </w:p>
+    <w:p>
+      <w:pPr>
+        <w:pStyle w:val="17"/>
+      </w:pPr>
+      <w:bookmarkStart w:id="23" w:name="REF_012"/>
       <w:r>
         <w:lastRenderedPageBreak/>
-        <w:t>intelligent coal mining[J]. Sustainability, 2022, 14(24): 16400. DOI: 10.3390/su142416400.</w:t>
-      </w:r>
-      <w:bookmarkEnd w:id="12"/>
-    </w:p>
-    <w:p>
-      <w:pPr>
-        <w:pStyle w:val="17"/>
-      </w:pPr>
-      <w:bookmarkStart w:id="13" w:name="REF_002"/>
-      <w:r>
-        <w:t>[2]</w:t>
-      </w:r>
-      <w:r>
-        <w:tab/>
-        <w:t xml:space="preserve">WANG </w:t>
-      </w:r>
-      <w:proofErr w:type="spellStart"/>
-      <w:r>
-        <w:t>Guofa</w:t>
-      </w:r>
-      <w:proofErr w:type="spellEnd"/>
-      <w:r>
-        <w:t xml:space="preserve">, REN </w:t>
-      </w:r>
-      <w:proofErr w:type="spellStart"/>
-      <w:r>
-        <w:t>Huaiwei</w:t>
-      </w:r>
-      <w:proofErr w:type="spellEnd"/>
-      <w:r>
-        <w:t>, ZHAO Guorui, et al. Research and practice of intelligent coal mine technology systems in China[J]. International Journal of Coal Science &amp; Technology, 2022, 9(1). DOI: 10.1007/s40789-022-00491-3.</w:t>
-      </w:r>
-      <w:bookmarkEnd w:id="13"/>
-    </w:p>
-    <w:p>
-      <w:pPr>
-        <w:pStyle w:val="17"/>
-      </w:pPr>
-      <w:bookmarkStart w:id="14" w:name="REF_003"/>
-      <w:r>
-        <w:t>[3]</w:t>
-      </w:r>
-      <w:r>
-        <w:tab/>
-        <w:t xml:space="preserve">ZHANG </w:t>
-      </w:r>
-      <w:proofErr w:type="spellStart"/>
-      <w:r>
-        <w:t>Kexue</w:t>
-      </w:r>
-      <w:proofErr w:type="spellEnd"/>
-      <w:r>
-        <w:t>, KANG Lei, CHEN Xuexi, et al. A review of intelligent unmanned mining current situation and development trend[J]. Energies, 2022, 15(2): 513. DOI: 10.3390/en15020513.</w:t>
-      </w:r>
-      <w:bookmarkEnd w:id="14"/>
-    </w:p>
-    <w:p>
-      <w:pPr>
-        <w:pStyle w:val="17"/>
-      </w:pPr>
-      <w:bookmarkStart w:id="15" w:name="REF_004"/>
-      <w:r>
-        <w:t>[4]</w:t>
-      </w:r>
-      <w:r>
-        <w:tab/>
-      </w:r>
-      <w:r>
-        <w:t>许家林</w:t>
-      </w:r>
-      <w:r>
-        <w:t xml:space="preserve">. </w:t>
-      </w:r>
-      <w:r>
-        <w:t>煤矿绿色开采</w:t>
-      </w:r>
-      <w:r>
-        <w:t>20</w:t>
-      </w:r>
-      <w:r>
-        <w:t>年研究及进展</w:t>
-      </w:r>
-      <w:r>
-        <w:t xml:space="preserve">[J]. </w:t>
-      </w:r>
-      <w:r>
-        <w:t>煤炭科学技术</w:t>
-      </w:r>
-      <w:r>
-        <w:t>, 2020, 48(9): 1-15. DOI: 10.13199/j.cnki.cst.2020.09.001.</w:t>
-      </w:r>
-      <w:bookmarkEnd w:id="15"/>
-    </w:p>
-    <w:p>
-      <w:pPr>
-        <w:pStyle w:val="17"/>
-      </w:pPr>
-      <w:bookmarkStart w:id="16" w:name="REF_005"/>
-      <w:r>
-        <w:t>[5]</w:t>
-      </w:r>
-      <w:r>
-        <w:tab/>
-      </w:r>
-      <w:r>
-        <w:t>王国法</w:t>
-      </w:r>
-      <w:r>
-        <w:t xml:space="preserve">, </w:t>
-      </w:r>
-      <w:r>
-        <w:t>杜毅博</w:t>
-      </w:r>
-      <w:r>
-        <w:t xml:space="preserve">. </w:t>
-      </w:r>
-      <w:r>
-        <w:t>煤矿智能化标准体系框架与建设思路</w:t>
-      </w:r>
-      <w:r>
-        <w:t xml:space="preserve">[J]. </w:t>
-      </w:r>
-      <w:r>
-        <w:t>煤炭科学技术</w:t>
-      </w:r>
-      <w:r>
-        <w:t>, 2020, 48(1): 1-9. DOI: 10.13199/j.cnki.cst.2020.01.001.</w:t>
-      </w:r>
-      <w:bookmarkEnd w:id="16"/>
-    </w:p>
-    <w:p>
-      <w:pPr>
-        <w:pStyle w:val="17"/>
-      </w:pPr>
-      <w:bookmarkStart w:id="17" w:name="REF_006"/>
-      <w:r>
-        <w:t>[6]</w:t>
-      </w:r>
-      <w:r>
-        <w:tab/>
-      </w:r>
-      <w:r>
-        <w:t>王国法</w:t>
-      </w:r>
-      <w:r>
-        <w:t xml:space="preserve">, </w:t>
-      </w:r>
-      <w:r>
-        <w:t>任怀伟</w:t>
-      </w:r>
-      <w:r>
-        <w:t xml:space="preserve">, </w:t>
-      </w:r>
-      <w:r>
-        <w:t>庞义辉</w:t>
-      </w:r>
-      <w:r>
-        <w:t xml:space="preserve">, </w:t>
-      </w:r>
-      <w:r>
-        <w:t>等</w:t>
-      </w:r>
-      <w:r>
-        <w:t xml:space="preserve">. </w:t>
-      </w:r>
-      <w:r>
-        <w:t>煤矿智能化</w:t>
-      </w:r>
-      <w:r>
-        <w:t>(</w:t>
-      </w:r>
-      <w:r>
-        <w:t>初级阶段</w:t>
-      </w:r>
-      <w:r>
-        <w:t>)</w:t>
-      </w:r>
-      <w:r>
-        <w:t>技术体系研究与工程进展</w:t>
-      </w:r>
-      <w:r>
-        <w:t xml:space="preserve">[J]. </w:t>
-      </w:r>
-      <w:r>
-        <w:t>煤炭科学技术</w:t>
-      </w:r>
-      <w:r>
-        <w:t>, 2020, 48(7): 1-27. DOI: 10.13199/j.cnki.cst.2020.07.001.</w:t>
-      </w:r>
-      <w:bookmarkEnd w:id="17"/>
-    </w:p>
-    <w:p>
-      <w:pPr>
-        <w:pStyle w:val="17"/>
-      </w:pPr>
-      <w:bookmarkStart w:id="18" w:name="REF_007"/>
-      <w:r>
-        <w:t>[7]</w:t>
-      </w:r>
-      <w:r>
-        <w:tab/>
-      </w:r>
-      <w:r>
-        <w:t>李首滨</w:t>
-      </w:r>
-      <w:r>
-        <w:t xml:space="preserve">. </w:t>
-      </w:r>
-      <w:r>
-        <w:t>智能化开采研究进展与发展趋势</w:t>
-      </w:r>
-      <w:r>
-        <w:t xml:space="preserve">[J]. </w:t>
-      </w:r>
-      <w:r>
-        <w:t>煤炭科学技术</w:t>
-      </w:r>
-      <w:r>
-        <w:t>, 2019, 47(10): 102-110. DOI: 10.13199/j.cnki.cst.2019.10.012.</w:t>
-      </w:r>
-      <w:bookmarkEnd w:id="18"/>
-    </w:p>
-    <w:p>
-      <w:pPr>
-        <w:pStyle w:val="17"/>
-      </w:pPr>
-      <w:bookmarkStart w:id="19" w:name="REF_008"/>
-      <w:r>
-        <w:t>[8]</w:t>
-      </w:r>
-      <w:r>
-        <w:tab/>
-      </w:r>
-      <w:r>
-        <w:t>王存飞</w:t>
-      </w:r>
-      <w:r>
-        <w:t xml:space="preserve">, </w:t>
-      </w:r>
-      <w:r>
-        <w:t>荣耀</w:t>
-      </w:r>
-      <w:r>
-        <w:t xml:space="preserve">. </w:t>
-      </w:r>
-      <w:r>
-        <w:t>透明工作面的概念、架构与关键技术</w:t>
-      </w:r>
-      <w:r>
-        <w:t xml:space="preserve">[J]. </w:t>
-      </w:r>
-      <w:r>
-        <w:t>煤炭科学技术</w:t>
-      </w:r>
-      <w:r>
-        <w:t>, 2019, 47(7): 156-163. DOI: 10.13199/j.cnki.cst.2019.07.019.</w:t>
-      </w:r>
-      <w:bookmarkEnd w:id="19"/>
-    </w:p>
-    <w:p>
-      <w:pPr>
-        <w:pStyle w:val="17"/>
-      </w:pPr>
-      <w:bookmarkStart w:id="20" w:name="REF_009"/>
-      <w:r>
-        <w:t>[9]</w:t>
-      </w:r>
-      <w:r>
-        <w:tab/>
-      </w:r>
-      <w:r>
-        <w:t>程建远</w:t>
-      </w:r>
-      <w:r>
-        <w:t xml:space="preserve">, </w:t>
-      </w:r>
-      <w:r>
-        <w:t>朱梦博</w:t>
-      </w:r>
-      <w:r>
-        <w:t xml:space="preserve">, </w:t>
-      </w:r>
-      <w:r>
-        <w:t>王云宏</w:t>
-      </w:r>
-      <w:r>
-        <w:t xml:space="preserve">, </w:t>
-      </w:r>
-      <w:r>
-        <w:t>等</w:t>
-      </w:r>
-      <w:r>
-        <w:t xml:space="preserve">. </w:t>
-      </w:r>
-      <w:r>
-        <w:t>煤炭智能精准开采工作面地质模型梯级构建及其关键技术</w:t>
-      </w:r>
-      <w:r>
-        <w:t xml:space="preserve">[J]. </w:t>
-      </w:r>
-      <w:r>
-        <w:t>煤炭学报</w:t>
-      </w:r>
-      <w:r>
-        <w:t>, 2019, 44(8): 2285-2295. DOI: 10.13225/j.cnki.jccs.KJ19.0510.</w:t>
-      </w:r>
-      <w:bookmarkEnd w:id="20"/>
-    </w:p>
-    <w:p>
-      <w:pPr>
-        <w:pStyle w:val="17"/>
-      </w:pPr>
-      <w:bookmarkStart w:id="21" w:name="REF_010"/>
-      <w:r>
-        <w:t>[10]</w:t>
-      </w:r>
-      <w:r>
-        <w:tab/>
-      </w:r>
-      <w:r>
-        <w:t>刘万里</w:t>
-      </w:r>
-      <w:r>
-        <w:t xml:space="preserve">, </w:t>
-      </w:r>
-      <w:r>
-        <w:t>张学亮</w:t>
-      </w:r>
-      <w:r>
-        <w:t xml:space="preserve">, </w:t>
-      </w:r>
-      <w:r>
-        <w:t>王世博</w:t>
-      </w:r>
-      <w:r>
-        <w:t xml:space="preserve">. </w:t>
-      </w:r>
-      <w:r>
-        <w:t>采煤工作面煤层三维模型构建及动态修正技术</w:t>
-      </w:r>
-      <w:r>
-        <w:t xml:space="preserve">[J]. </w:t>
-      </w:r>
-      <w:r>
-        <w:t>煤炭学报</w:t>
-      </w:r>
-      <w:r>
-        <w:t>, 2020, 45(6): 1973-1983. DOI: 10.13225/j.cnki.jccs.ZN20.0364.</w:t>
-      </w:r>
-      <w:bookmarkEnd w:id="21"/>
-    </w:p>
-    <w:p>
-      <w:pPr>
-        <w:pStyle w:val="17"/>
-      </w:pPr>
-      <w:bookmarkStart w:id="22" w:name="REF_011"/>
-      <w:r>
-        <w:t>[11]</w:t>
-      </w:r>
-      <w:r>
-        <w:tab/>
-        <w:t xml:space="preserve">YANG Yi, LI Yingchun, WANG </w:t>
-      </w:r>
-      <w:proofErr w:type="spellStart"/>
-      <w:r>
-        <w:t>Lujun</w:t>
-      </w:r>
-      <w:proofErr w:type="spellEnd"/>
-      <w:r>
-        <w:t>, et al. On strata damage and stress disturbance induced by coal mining based on physical similarity simulation experiments[J]. Scientific Reports, 2023, 13(1). DOI: 10.1038/s41598-023-42148-4.</w:t>
-      </w:r>
-      <w:bookmarkEnd w:id="22"/>
-    </w:p>
-    <w:p>
-      <w:pPr>
-        <w:pStyle w:val="17"/>
-      </w:pPr>
-      <w:bookmarkStart w:id="23" w:name="REF_012"/>
-      <w:r>
         <w:t>[12]</w:t>
       </w:r>
       <w:r>
@@ -13764,23 +18460,7 @@
       </w:r>
       <w:r>
         <w:tab/>
-        <w:t xml:space="preserve">YANG Xiao, SHI </w:t>
-      </w:r>
-      <w:proofErr w:type="spellStart"/>
-      <w:r>
-        <w:t>Longqing</w:t>
-      </w:r>
-      <w:proofErr w:type="spellEnd"/>
-      <w:r>
-        <w:t xml:space="preserve">, QIU Mei, et al. Spatiotemporal evolution patterns of mining-induced overburden damage based on </w:t>
-      </w:r>
-      <w:proofErr w:type="spellStart"/>
-      <w:r>
-        <w:t>microseismic</w:t>
-      </w:r>
-      <w:proofErr w:type="spellEnd"/>
-      <w:r>
-        <w:t xml:space="preserve"> event response analysis[J]. Journal of Applied Geophysics, 2025, 242: 105876. DOI: 10.1016/j.jappgeo.2025.105876.</w:t>
+        <w:t>YANG Xiao, SHI Longqing, QIU Mei, et al. Spatiotemporal evolution patterns of mining-induced overburden damage based on microseismic event response analysis[J]. Journal of Applied Geophysics, 2025, 242: 105876. DOI: 10.1016/j.jappgeo.2025.105876.</w:t>
       </w:r>
       <w:bookmarkEnd w:id="24"/>
     </w:p>
@@ -13808,23 +18488,7 @@
       </w:r>
       <w:r>
         <w:tab/>
-        <w:t xml:space="preserve">CAO Jian, HUANG </w:t>
-      </w:r>
-      <w:proofErr w:type="spellStart"/>
-      <w:r>
-        <w:t>Qingxiang</w:t>
-      </w:r>
-      <w:proofErr w:type="spellEnd"/>
-      <w:r>
-        <w:t xml:space="preserve">, GUO </w:t>
-      </w:r>
-      <w:proofErr w:type="spellStart"/>
-      <w:r>
-        <w:t>Lingfei</w:t>
-      </w:r>
-      <w:proofErr w:type="spellEnd"/>
-      <w:r>
-        <w:t>. Subsidence prediction of overburden strata and ground surface in shallow coal seam mining[J]. Scientific Reports, 2021, 11(1). DOI: 10.1038/s41598-021-98520-9.</w:t>
+        <w:t>CAO Jian, HUANG Qingxiang, GUO Lingfei. Subsidence prediction of overburden strata and ground surface in shallow coal seam mining[J]. Scientific Reports, 2021, 11(1). DOI: 10.1038/s41598-021-98520-9.</w:t>
       </w:r>
       <w:bookmarkEnd w:id="26"/>
     </w:p>
@@ -13852,15 +18516,7 @@
       </w:r>
       <w:r>
         <w:tab/>
-        <w:t xml:space="preserve">SHI Xiuchang, ZHANG </w:t>
-      </w:r>
-      <w:proofErr w:type="spellStart"/>
-      <w:r>
-        <w:t>Jixing</w:t>
-      </w:r>
-      <w:proofErr w:type="spellEnd"/>
-      <w:r>
-        <w:t>. Characteristics of overburden failure and fracture evolution in shallow buried working face with large mining height[J]. Sustainability, 2021, 13(24): 13775. DOI: 10.3390/su132413775.</w:t>
+        <w:t>SHI Xiuchang, ZHANG Jixing. Characteristics of overburden failure and fracture evolution in shallow buried working face with large mining height[J]. Sustainability, 2021, 13(24): 13775. DOI: 10.3390/su132413775.</w:t>
       </w:r>
       <w:bookmarkEnd w:id="28"/>
     </w:p>
@@ -13888,15 +18544,7 @@
       </w:r>
       <w:r>
         <w:tab/>
-        <w:t xml:space="preserve">XUE Sen, WANG </w:t>
-      </w:r>
-      <w:proofErr w:type="spellStart"/>
-      <w:r>
-        <w:t>Qiqing</w:t>
-      </w:r>
-      <w:proofErr w:type="spellEnd"/>
-      <w:r>
-        <w:t>, SONG Zhen. Analysis of water-permeable fractured zone in weakly cemented overburden considering rock strain-softening[J]. Scientific Reports, 2026, 16(1). DOI: 10.1038/s41598-026-45413-4.</w:t>
+        <w:t>XUE Sen, WANG Qiqing, SONG Zhen. Analysis of water-permeable fractured zone in weakly cemented overburden considering rock strain-softening[J]. Scientific Reports, 2026, 16(1). DOI: 10.1038/s41598-026-45413-4.</w:t>
       </w:r>
       <w:bookmarkEnd w:id="30"/>
     </w:p>
@@ -14425,7 +19073,6 @@
       </w:pPr>
       <w:bookmarkStart w:id="44" w:name="REF_033"/>
       <w:r>
-        <w:lastRenderedPageBreak/>
         <w:t>[33]</w:t>
       </w:r>
       <w:r>
@@ -14467,15 +19114,7 @@
       </w:r>
       <w:r>
         <w:tab/>
-        <w:t xml:space="preserve">FOROUGHI </w:t>
-      </w:r>
-      <w:proofErr w:type="spellStart"/>
-      <w:r>
-        <w:t>Sorayya</w:t>
-      </w:r>
-      <w:proofErr w:type="spellEnd"/>
-      <w:r>
-        <w:t>, HAMIDI Jafar Khademi, MONJEZI Masoud, et al. The integrated optimization of underground stope layout designing and production scheduling incorporating a non-dominated sorting genetic algorithm (NSGA-II)[J]. Resources Policy, 2019, 63: 101408. DOI: 10.1016/j.resourpol.2019.101408.</w:t>
+        <w:t>FOROUGHI Sorayya, HAMIDI Jafar Khademi, MONJEZI Masoud, et al. The integrated optimization of underground stope layout designing and production scheduling incorporating a non-dominated sorting genetic algorithm (NSGA-II)[J]. Resources Policy, 2019, 63: 101408. DOI: 10.1016/j.resourpol.2019.101408.</w:t>
       </w:r>
       <w:bookmarkEnd w:id="45"/>
     </w:p>
@@ -14489,15 +19128,7 @@
       </w:r>
       <w:r>
         <w:tab/>
-        <w:t xml:space="preserve">SHAN Yang, KE Li, XIANG Jun, et al. Multi-objective </w:t>
-      </w:r>
-      <w:proofErr w:type="spellStart"/>
-      <w:r>
-        <w:t>optimisation</w:t>
-      </w:r>
-      <w:proofErr w:type="spellEnd"/>
-      <w:r>
-        <w:t xml:space="preserve"> based on NSGA-II of mine cut-off grade from the perspective of resource security[J]. International Journal of Mining, Reclamation and Environment, 2025: 1-20. DOI: 10.1080/17480930.2025.2532460.</w:t>
+        <w:t>SHAN Yang, KE Li, XIANG Jun, et al. Multi-objective optimisation based on NSGA-II of mine cut-off grade from the perspective of resource security[J]. International Journal of Mining, Reclamation and Environment, 2025: 1-20. DOI: 10.1080/17480930.2025.2532460.</w:t>
       </w:r>
       <w:bookmarkEnd w:id="46"/>
     </w:p>
@@ -14511,23 +19142,7 @@
       </w:r>
       <w:r>
         <w:tab/>
-        <w:t xml:space="preserve">GU Xiaowei, WANG </w:t>
-      </w:r>
-      <w:proofErr w:type="spellStart"/>
-      <w:r>
-        <w:t>Xunhong</w:t>
-      </w:r>
-      <w:proofErr w:type="spellEnd"/>
-      <w:r>
-        <w:t xml:space="preserve">, LIU </w:t>
-      </w:r>
-      <w:proofErr w:type="spellStart"/>
-      <w:r>
-        <w:t>Zaobao</w:t>
-      </w:r>
-      <w:proofErr w:type="spellEnd"/>
-      <w:r>
-        <w:t>, et al. A multi-objective optimization model using improved NSGA-II for optimizing metal mines production process[J]. IEEE Access, 2020, 8: 28847-28858. DOI: 10.1109/access.2020.2972018.</w:t>
+        <w:t>GU Xiaowei, WANG Xunhong, LIU Zaobao, et al. A multi-objective optimization model using improved NSGA-II for optimizing metal mines production process[J]. IEEE Access, 2020, 8: 28847-28858. DOI: 10.1109/access.2020.2972018.</w:t>
       </w:r>
       <w:bookmarkEnd w:id="47"/>
     </w:p>
@@ -14616,22 +19231,12 @@
       </w:pPr>
       <w:bookmarkStart w:id="52" w:name="REF_041"/>
       <w:r>
+        <w:lastRenderedPageBreak/>
         <w:t>[41]</w:t>
       </w:r>
       <w:r>
         <w:tab/>
-        <w:t xml:space="preserve">QU </w:t>
-      </w:r>
-      <w:proofErr w:type="spellStart"/>
-      <w:r>
-        <w:t>Juncong</w:t>
-      </w:r>
-      <w:proofErr w:type="spellEnd"/>
-      <w:r>
-        <w:t xml:space="preserve">, KIZIL Mehmet S., YAHYAEI Mohsen, et al. Digital twins in the minerals industry: a comprehensive review[J]. Mining </w:t>
-      </w:r>
-      <w:r>
-        <w:t>Technology, 2023, 132(4): 267-289. DOI: 10.1080/25726668.2023.2257479.</w:t>
+        <w:t>QU Juncong, KIZIL Mehmet S., YAHYAEI Mohsen, et al. Digital twins in the minerals industry: a comprehensive review[J]. Mining Technology, 2023, 132(4): 267-289. DOI: 10.1080/25726668.2023.2257479.</w:t>
       </w:r>
       <w:bookmarkEnd w:id="52"/>
     </w:p>
@@ -14645,31 +19250,7 @@
       </w:r>
       <w:r>
         <w:tab/>
-        <w:t xml:space="preserve">PAN </w:t>
-      </w:r>
-      <w:proofErr w:type="spellStart"/>
-      <w:r>
-        <w:t>Dongdong</w:t>
-      </w:r>
-      <w:proofErr w:type="spellEnd"/>
-      <w:r>
-        <w:t xml:space="preserve">, XU </w:t>
-      </w:r>
-      <w:proofErr w:type="spellStart"/>
-      <w:r>
-        <w:t>Zhenhao</w:t>
-      </w:r>
-      <w:proofErr w:type="spellEnd"/>
-      <w:r>
-        <w:t xml:space="preserve">, LU </w:t>
-      </w:r>
-      <w:proofErr w:type="spellStart"/>
-      <w:r>
-        <w:t>Xinming</w:t>
-      </w:r>
-      <w:proofErr w:type="spellEnd"/>
-      <w:r>
-        <w:t>, et al. 3D scene and geological modeling using integrated multi-source spatial data: methodology, challenges, and suggestions[J]. Tunnelling and Underground Space Technology, 2020, 100: 103393. DOI: 10.1016/j.tust.2020.103393.</w:t>
+        <w:t>PAN Dongdong, XU Zhenhao, LU Xinming, et al. 3D scene and geological modeling using integrated multi-source spatial data: methodology, challenges, and suggestions[J]. Tunnelling and Underground Space Technology, 2020, 100: 103393. DOI: 10.1016/j.tust.2020.103393.</w:t>
       </w:r>
       <w:bookmarkEnd w:id="53"/>
     </w:p>
@@ -14683,15 +19264,7 @@
       </w:r>
       <w:r>
         <w:tab/>
-        <w:t xml:space="preserve">AHMED Haitham M., ADEWUYI </w:t>
-      </w:r>
-      <w:proofErr w:type="spellStart"/>
-      <w:r>
-        <w:t>Sefiu</w:t>
-      </w:r>
-      <w:proofErr w:type="spellEnd"/>
-      <w:r>
-        <w:t>, AHMED Hussin M. A. Continuous cash flow modeling for economic evaluation and risk analysis in mine planning using Monte Carlo simulation[J]. Journal of King Abdulaziz University: Engineering Sciences, 2024, 34(2). DOI: 10.4197/eng.34-2.6.</w:t>
+        <w:t>AHMED Haitham M., ADEWUYI Sefiu, AHMED Hussin M. A. Continuous cash flow modeling for economic evaluation and risk analysis in mine planning using Monte Carlo simulation[J]. Journal of King Abdulaziz University: Engineering Sciences, 2024, 34(2). DOI: 10.4197/eng.34-2.6.</w:t>
       </w:r>
       <w:bookmarkEnd w:id="54"/>
     </w:p>
@@ -14705,31 +19278,7 @@
       </w:r>
       <w:r>
         <w:tab/>
-        <w:t xml:space="preserve">LI </w:t>
-      </w:r>
-      <w:proofErr w:type="spellStart"/>
-      <w:r>
-        <w:t>Jiaoqun</w:t>
-      </w:r>
-      <w:proofErr w:type="spellEnd"/>
-      <w:r>
-        <w:t xml:space="preserve">, WU Tong, LU </w:t>
-      </w:r>
-      <w:proofErr w:type="spellStart"/>
-      <w:r>
-        <w:t>Zengxiang</w:t>
-      </w:r>
-      <w:proofErr w:type="spellEnd"/>
-      <w:r>
-        <w:t xml:space="preserve">, et al. Investigation into mining economic evaluation approaches based on the </w:t>
-      </w:r>
-      <w:proofErr w:type="spellStart"/>
-      <w:r>
-        <w:t>Rosenblueth</w:t>
-      </w:r>
-      <w:proofErr w:type="spellEnd"/>
-      <w:r>
-        <w:t xml:space="preserve"> point estimate method[J]. Applied Sciences, 2023, 13(15): 9011. DOI: 10.3390/app13159011.</w:t>
+        <w:t>LI Jiaoqun, WU Tong, LU Zengxiang, et al. Investigation into mining economic evaluation approaches based on the Rosenblueth point estimate method[J]. Applied Sciences, 2023, 13(15): 9011. DOI: 10.3390/app13159011.</w:t>
       </w:r>
       <w:bookmarkEnd w:id="55"/>
     </w:p>
@@ -16987,6 +21536,7 @@
   <w:style w:type="character" w:default="1" w:styleId="a1">
     <w:name w:val="Default Paragraph Font"/>
     <w:uiPriority w:val="1"/>
+    <w:semiHidden/>
     <w:unhideWhenUsed/>
   </w:style>
   <w:style w:type="table" w:default="1" w:styleId="a2">
